--- a/homework/HW2_Ecofish.docx
+++ b/homework/HW2_Ecofish.docx
@@ -81,30 +81,133 @@
         <w:spacing w:line="276" w:lineRule="auto"/>
         <w:jc w:val="center"/>
         <w:rPr>
+          <w:rFonts w:ascii="David" w:hAnsi="David" w:cs="David"/>
+          <w:sz w:val="28"/>
+          <w:szCs w:val="28"/>
+          <w:rtl/>
+          <w:lang w:val="en-US"/>
+        </w:rPr>
+      </w:pPr>
+      <w:r>
+        <w:rPr>
+          <w:rFonts w:ascii="David" w:hAnsi="David" w:cs="David"/>
+          <w:color w:val="000000"/>
+          <w:sz w:val="28"/>
+          <w:szCs w:val="28"/>
+          <w:rtl/>
+        </w:rPr>
+        <w:t xml:space="preserve">מועד הגשה: </w:t>
+      </w:r>
+      <w:r>
+        <w:rPr>
+          <w:rFonts w:ascii="David" w:hAnsi="David" w:cs="David"/>
+          <w:sz w:val="28"/>
+          <w:szCs w:val="28"/>
+        </w:rPr>
+        <w:t>28.9.2025</w:t>
+      </w:r>
+    </w:p>
+    <w:p>
+      <w:pPr>
+        <w:spacing w:line="276" w:lineRule="auto"/>
+        <w:jc w:val="center"/>
+        <w:rPr>
+          <w:rFonts w:ascii="David" w:hAnsi="David" w:cs="David"/>
+          <w:sz w:val="28"/>
+          <w:szCs w:val="28"/>
+          <w:rtl/>
+          <w:lang w:val="en-US"/>
+        </w:rPr>
+      </w:pPr>
+      <w:r>
+        <w:rPr>
+          <w:rFonts w:ascii="David" w:hAnsi="David" w:cs="David"/>
+          <w:sz w:val="28"/>
+          <w:szCs w:val="28"/>
+          <w:rtl/>
+        </w:rPr>
+        <w:t xml:space="preserve">קישור למחברת </w:t>
+      </w:r>
+      <w:r>
+        <w:rPr>
+          <w:rFonts w:ascii="David" w:hAnsi="David" w:cs="David"/>
+          <w:sz w:val="28"/>
+          <w:szCs w:val="28"/>
+        </w:rPr>
+        <w:t>COLAB</w:t>
+      </w:r>
+      <w:r>
+        <w:rPr>
+          <w:rFonts w:ascii="David" w:hAnsi="David" w:cs="David"/>
+          <w:sz w:val="28"/>
+          <w:szCs w:val="28"/>
+          <w:rtl/>
+        </w:rPr>
+        <w:t>:</w:t>
+      </w:r>
+      <w:r>
+        <w:rPr>
+          <w:rFonts w:ascii="David" w:hAnsi="David" w:cs="David"/>
+          <w:sz w:val="28"/>
+          <w:szCs w:val="28"/>
+          <w:rtl/>
+        </w:rPr>
+        <w:t xml:space="preserve"> </w:t>
+      </w:r>
+      <w:r>
+        <w:rPr>
+          <w:rFonts w:ascii="David" w:hAnsi="David" w:cs="David"/>
+          <w:sz w:val="28"/>
+          <w:szCs w:val="28"/>
+        </w:rPr>
+        <w:t>https://colab.research.google.com/drive/1y0a9WjsWuDw26pwJI1JL7rU6RFNeZosS?usp=sharing</w:t>
+      </w:r>
+    </w:p>
+    <w:p>
+      <w:pPr>
+        <w:spacing w:line="276" w:lineRule="auto"/>
+        <w:jc w:val="center"/>
+        <w:rPr>
+          <w:rFonts w:ascii="David" w:hAnsi="David" w:cs="David"/>
+          <w:sz w:val="28"/>
+          <w:szCs w:val="28"/>
+          <w:rtl/>
+        </w:rPr>
+      </w:pPr>
+      <w:r>
+        <w:rPr>
+          <w:rFonts w:ascii="David" w:hAnsi="David" w:cs="David"/>
+          <w:sz w:val="28"/>
+          <w:szCs w:val="28"/>
+          <w:rtl/>
+        </w:rPr>
+        <w:t>קישור לאתר הפרויקט:</w:t>
+      </w:r>
+      <w:r>
+        <w:rPr>
           <w:rFonts w:ascii="David" w:hAnsi="David" w:cs="David" w:hint="cs"/>
           <w:sz w:val="28"/>
           <w:szCs w:val="28"/>
           <w:rtl/>
-          <w:lang w:val="en-US"/>
-        </w:rPr>
-      </w:pPr>
-      <w:r>
-        <w:rPr>
-          <w:rFonts w:ascii="David" w:hAnsi="David" w:cs="David"/>
-          <w:color w:val="000000"/>
+        </w:rPr>
+        <w:t xml:space="preserve"> </w:t>
+      </w:r>
+      <w:r>
+        <w:rPr>
+          <w:rFonts w:ascii="David" w:hAnsi="David" w:cs="David"/>
           <w:sz w:val="28"/>
           <w:szCs w:val="28"/>
-          <w:rtl/>
-        </w:rPr>
-        <w:t xml:space="preserve">מועד הגשה: </w:t>
+        </w:rPr>
+        <w:t>https://ecofishfinall.vercel.app</w:t>
       </w:r>
       <w:r>
         <w:rPr>
           <w:rFonts w:ascii="David" w:hAnsi="David" w:cs="David"/>
           <w:sz w:val="28"/>
           <w:szCs w:val="28"/>
-        </w:rPr>
-        <w:t>28.9.2025</w:t>
+          <w:rtl/>
+        </w:rPr>
+        <w:t>/</w:t>
       </w:r>
     </w:p>
     <w:p>
@@ -117,91 +220,6 @@
           <w:szCs w:val="28"/>
         </w:rPr>
       </w:pPr>
-      <w:r>
-        <w:rPr>
-          <w:rFonts w:ascii="David" w:hAnsi="David" w:cs="David"/>
-          <w:sz w:val="28"/>
-          <w:szCs w:val="28"/>
-          <w:rtl/>
-        </w:rPr>
-        <w:t xml:space="preserve">קישור למחברת </w:t>
-      </w:r>
-      <w:r>
-        <w:rPr>
-          <w:rFonts w:ascii="David" w:hAnsi="David" w:cs="David"/>
-          <w:sz w:val="28"/>
-          <w:szCs w:val="28"/>
-        </w:rPr>
-        <w:t>COLAB</w:t>
-      </w:r>
-      <w:r>
-        <w:rPr>
-          <w:rFonts w:ascii="David" w:hAnsi="David" w:cs="David"/>
-          <w:sz w:val="28"/>
-          <w:szCs w:val="28"/>
-          <w:rtl/>
-        </w:rPr>
-        <w:t>:</w:t>
-      </w:r>
-      <w:r>
-        <w:rPr>
-          <w:rFonts w:ascii="David" w:hAnsi="David" w:cs="David"/>
-          <w:sz w:val="28"/>
-          <w:szCs w:val="28"/>
-          <w:rtl/>
-        </w:rPr>
-        <w:t xml:space="preserve"> </w:t>
-      </w:r>
-      <w:hyperlink r:id="rId8" w:history="1">
-        <w:r>
-          <w:rPr>
-            <w:rStyle w:val="Hyperlink"/>
-            <w:rFonts w:ascii="David" w:hAnsi="David" w:cs="David"/>
-            <w:sz w:val="28"/>
-            <w:szCs w:val="28"/>
-          </w:rPr>
-          <w:t>https://colab.research.google.com/drive/1y0a9WjsWuDw26pwJI1JL7rU6RFNeZosS#sc</w:t>
-        </w:r>
-        <w:r>
-          <w:rPr>
-            <w:rStyle w:val="Hyperlink"/>
-            <w:rFonts w:ascii="David" w:hAnsi="David" w:cs="David"/>
-            <w:sz w:val="28"/>
-            <w:szCs w:val="28"/>
-          </w:rPr>
-          <w:t>r</w:t>
-        </w:r>
-        <w:r>
-          <w:rPr>
-            <w:rStyle w:val="Hyperlink"/>
-            <w:rFonts w:ascii="David" w:hAnsi="David" w:cs="David"/>
-            <w:sz w:val="28"/>
-            <w:szCs w:val="28"/>
-          </w:rPr>
-          <w:t>ollTo=bbVfoxjK3WCB&amp;uniqifier=1</w:t>
-        </w:r>
-      </w:hyperlink>
-    </w:p>
-    <w:p>
-      <w:pPr>
-        <w:spacing w:line="276" w:lineRule="auto"/>
-        <w:jc w:val="center"/>
-        <w:rPr>
-          <w:rFonts w:ascii="David" w:hAnsi="David" w:cs="David"/>
-          <w:sz w:val="28"/>
-          <w:szCs w:val="28"/>
-          <w:rtl/>
-        </w:rPr>
-      </w:pPr>
-      <w:r>
-        <w:rPr>
-          <w:rFonts w:ascii="David" w:hAnsi="David" w:cs="David"/>
-          <w:sz w:val="28"/>
-          <w:szCs w:val="28"/>
-          <w:rtl/>
-        </w:rPr>
-        <w:t>קישור לאתר הפרויקט:</w:t>
-      </w:r>
       <w:r>
         <w:rPr>
           <w:rFonts w:ascii="David" w:hAnsi="David" w:cs="David" w:hint="cs"/>
@@ -209,50 +227,9 @@
           <w:szCs w:val="28"/>
           <w:rtl/>
         </w:rPr>
-        <w:t xml:space="preserve"> </w:t>
-      </w:r>
-      <w:hyperlink r:id="rId9" w:history="1">
-        <w:r>
-          <w:rPr>
-            <w:rStyle w:val="Hyperlink"/>
-            <w:rFonts w:ascii="David" w:hAnsi="David" w:cs="David"/>
-            <w:sz w:val="28"/>
-            <w:szCs w:val="28"/>
-          </w:rPr>
-          <w:t>https://waterguardapplication.vercel.app</w:t>
-        </w:r>
-        <w:r>
-          <w:rPr>
-            <w:rStyle w:val="Hyperlink"/>
-            <w:rFonts w:ascii="David" w:hAnsi="David" w:cs="David"/>
-            <w:sz w:val="28"/>
-            <w:szCs w:val="28"/>
-            <w:rtl/>
-          </w:rPr>
-          <w:t>/</w:t>
-        </w:r>
-      </w:hyperlink>
-    </w:p>
-    <w:p>
-      <w:pPr>
-        <w:spacing w:line="276" w:lineRule="auto"/>
-        <w:jc w:val="center"/>
-        <w:rPr>
-          <w:rFonts w:ascii="David" w:hAnsi="David" w:cs="David"/>
-          <w:sz w:val="28"/>
-          <w:szCs w:val="28"/>
-        </w:rPr>
-      </w:pPr>
-      <w:r>
-        <w:rPr>
-          <w:rFonts w:ascii="David" w:hAnsi="David" w:cs="David" w:hint="cs"/>
-          <w:sz w:val="28"/>
-          <w:szCs w:val="28"/>
-          <w:rtl/>
-        </w:rPr>
         <w:t xml:space="preserve">קישור לגיט: </w:t>
       </w:r>
-      <w:hyperlink r:id="rId10" w:history="1">
+      <w:hyperlink r:id="rId8" w:history="1">
         <w:r>
           <w:rPr>
             <w:rStyle w:val="Hyperlink"/>
@@ -479,7 +456,6 @@
               </w:rPr>
               <w:br/>
             </w:r>
-            <w:proofErr w:type="spellStart"/>
             <w:r>
               <w:rPr>
                 <w:rFonts w:ascii="David" w:hAnsi="David" w:cs="David"/>
@@ -487,17 +463,7 @@
                 <w:szCs w:val="24"/>
                 <w:rtl/>
               </w:rPr>
-              <w:t>ביוטיים</w:t>
-            </w:r>
-            <w:proofErr w:type="spellEnd"/>
-            <w:r>
-              <w:rPr>
-                <w:rFonts w:ascii="David" w:hAnsi="David" w:cs="David"/>
-                <w:sz w:val="24"/>
-                <w:szCs w:val="24"/>
-                <w:rtl/>
-              </w:rPr>
-              <w:t>, אביוטיים, מקורות אנרגיה</w:t>
+              <w:t>ביוטיים, אביוטיים, מקורות אנרגיה</w:t>
             </w:r>
             <w:r>
               <w:rPr>
@@ -4701,7 +4667,27 @@
           <w:rtl/>
           <w:lang w:val="en-US"/>
         </w:rPr>
-        <w:t xml:space="preserve">מקדימה גורמת לשגשוג חיידקים </w:t>
+        <w:t>מקדימה גורמת לשגשוג חיידקים</w:t>
+      </w:r>
+      <w:r>
+        <w:rPr>
+          <w:rFonts w:ascii="David" w:hAnsi="David" w:cs="David" w:hint="cs"/>
+          <w:sz w:val="24"/>
+          <w:szCs w:val="24"/>
+          <w:rtl/>
+          <w:lang w:val="en-US"/>
+        </w:rPr>
+        <w:t>.</w:t>
+      </w:r>
+      <w:r>
+        <w:rPr>
+          <w:rFonts w:ascii="David" w:hAnsi="David" w:cs="David"/>
+          <w:sz w:val="24"/>
+          <w:szCs w:val="24"/>
+          <w:rtl/>
+          <w:lang w:val="en-US"/>
+        </w:rPr>
+        <w:t xml:space="preserve"> </w:t>
       </w:r>
     </w:p>
     <w:p>
@@ -4921,12 +4907,21 @@
       </w:r>
       <w:r>
         <w:rPr>
-          <w:rFonts w:ascii="David" w:hAnsi="David" w:cs="David"/>
-          <w:sz w:val="24"/>
-          <w:szCs w:val="24"/>
-          <w:rtl/>
-        </w:rPr>
-        <w:t>בפרוייקט שלנו אנו מודדים הרבה פרמטרים סביבתיים בו- זמנית מידע על ריכוזי חיידקים</w:t>
+          <w:rFonts w:ascii="David" w:hAnsi="David" w:cs="David" w:hint="cs"/>
+          <w:sz w:val="24"/>
+          <w:szCs w:val="24"/>
+          <w:rtl/>
+        </w:rPr>
+        <w:t>בפרויקט</w:t>
+      </w:r>
+      <w:r>
+        <w:rPr>
+          <w:rFonts w:ascii="David" w:hAnsi="David" w:cs="David"/>
+          <w:sz w:val="24"/>
+          <w:szCs w:val="24"/>
+          <w:rtl/>
+        </w:rPr>
+        <w:t xml:space="preserve"> שלנו אנו מודדים הרבה פרמטרים סביבתיים בו- זמנית מידע על ריכוזי חיידקים</w:t>
       </w:r>
       <w:r>
         <w:rPr>
@@ -5250,7 +5245,7 @@
       <w:pPr>
         <w:spacing w:line="360" w:lineRule="auto"/>
         <w:rPr>
-          <w:rFonts w:ascii="David" w:hAnsi="David" w:cs="David" w:hint="cs"/>
+          <w:rFonts w:ascii="David" w:hAnsi="David" w:cs="David"/>
           <w:sz w:val="24"/>
           <w:szCs w:val="24"/>
           <w:rtl/>
@@ -5270,48 +5265,28 @@
       <w:pPr>
         <w:spacing w:line="360" w:lineRule="auto"/>
         <w:rPr>
-          <w:rFonts w:ascii="David" w:hAnsi="David" w:cs="David" w:hint="cs"/>
-          <w:sz w:val="24"/>
-          <w:szCs w:val="24"/>
-          <w:rtl/>
-          <w:lang w:val="en-US"/>
-        </w:rPr>
-      </w:pPr>
-      <w:r>
-        <w:rPr>
-          <w:rFonts w:ascii="David" w:hAnsi="David" w:cs="David"/>
-          <w:sz w:val="24"/>
-          <w:szCs w:val="24"/>
-          <w:lang w:val="en-US"/>
-        </w:rPr>
-        <w:t>Nitrate (</w:t>
-      </w:r>
-      <w:proofErr w:type="spellStart"/>
-      <w:r>
-        <w:rPr>
-          <w:rFonts w:ascii="David" w:hAnsi="David" w:cs="David"/>
-          <w:sz w:val="24"/>
-          <w:szCs w:val="24"/>
-          <w:lang w:val="en-US"/>
-        </w:rPr>
-        <w:t>avg_nitrate</w:t>
-      </w:r>
-      <w:proofErr w:type="spellEnd"/>
-      <w:r>
-        <w:rPr>
-          <w:rFonts w:ascii="David" w:hAnsi="David" w:cs="David"/>
-          <w:sz w:val="24"/>
-          <w:szCs w:val="24"/>
-          <w:lang w:val="en-US"/>
-        </w:rPr>
-        <w:t>)</w:t>
+          <w:rFonts w:ascii="David" w:hAnsi="David" w:cs="David"/>
+          <w:sz w:val="24"/>
+          <w:szCs w:val="24"/>
+          <w:rtl/>
+          <w:lang w:val="en-US"/>
+        </w:rPr>
+      </w:pPr>
+      <w:r>
+        <w:rPr>
+          <w:rFonts w:ascii="David" w:hAnsi="David" w:cs="David"/>
+          <w:sz w:val="24"/>
+          <w:szCs w:val="24"/>
+          <w:lang w:val="en-US"/>
+        </w:rPr>
+        <w:t>Nitrate (avg_nitrate)</w:t>
       </w:r>
     </w:p>
     <w:p>
       <w:pPr>
         <w:spacing w:line="360" w:lineRule="auto"/>
         <w:rPr>
-          <w:rFonts w:ascii="David" w:hAnsi="David" w:cs="David" w:hint="cs"/>
+          <w:rFonts w:ascii="David" w:hAnsi="David" w:cs="David"/>
           <w:sz w:val="24"/>
           <w:szCs w:val="24"/>
           <w:rtl/>
@@ -5363,27 +5338,7 @@
           <w:szCs w:val="24"/>
           <w:rtl/>
         </w:rPr>
-        <w:t xml:space="preserve">מתאר </w:t>
-      </w:r>
-      <w:proofErr w:type="spellStart"/>
-      <w:r>
-        <w:rPr>
-          <w:rFonts w:ascii="David" w:hAnsi="David" w:cs="David"/>
-          <w:sz w:val="24"/>
-          <w:szCs w:val="24"/>
-          <w:rtl/>
-        </w:rPr>
-        <w:t>גרדיאנט</w:t>
-      </w:r>
-      <w:proofErr w:type="spellEnd"/>
-      <w:r>
-        <w:rPr>
-          <w:rFonts w:ascii="David" w:hAnsi="David" w:cs="David"/>
-          <w:sz w:val="24"/>
-          <w:szCs w:val="24"/>
-          <w:rtl/>
-        </w:rPr>
-        <w:t xml:space="preserve"> של </w:t>
+        <w:t xml:space="preserve">מתאר גרדיאנט של </w:t>
       </w:r>
       <w:r>
         <w:rPr>
@@ -5584,13 +5539,14 @@
       <w:r>
         <w:rPr>
           <w:rFonts w:ascii="David" w:hAnsi="David" w:cs="David"/>
+          <w:noProof/>
           <w:sz w:val="24"/>
           <w:szCs w:val="24"/>
           <w:lang w:val="en-US"/>
         </w:rPr>
         <w:drawing>
-          <wp:inline distT="0" distB="0" distL="0" distR="0" wp14:anchorId="7F56302E" wp14:editId="7F78939B">
-            <wp:extent cx="4351187" cy="3489960"/>
+          <wp:inline distT="0" distB="0" distL="0" distR="0" wp14:anchorId="7F56302E" wp14:editId="2D562A75">
+            <wp:extent cx="4635038" cy="3717630"/>
             <wp:effectExtent l="0" t="0" r="0" b="0"/>
             <wp:docPr id="248798367" name="תמונה 3"/>
             <wp:cNvGraphicFramePr>
@@ -5606,7 +5562,7 @@
                     </pic:cNvPicPr>
                   </pic:nvPicPr>
                   <pic:blipFill>
-                    <a:blip r:embed="rId11" cstate="print">
+                    <a:blip r:embed="rId9" cstate="print">
                       <a:extLst>
                         <a:ext uri="{28A0092B-C50C-407E-A947-70E740481C1C}">
                           <a14:useLocalDpi xmlns:a14="http://schemas.microsoft.com/office/drawing/2010/main" val="0"/>
@@ -5621,7 +5577,7 @@
                   <pic:spPr bwMode="auto">
                     <a:xfrm>
                       <a:off x="0" y="0"/>
-                      <a:ext cx="4352741" cy="3491207"/>
+                      <a:ext cx="4642604" cy="3723699"/>
                     </a:xfrm>
                     <a:prstGeom prst="rect">
                       <a:avLst/>
@@ -5645,27 +5601,55 @@
           <w:rFonts w:ascii="David" w:hAnsi="David" w:cs="David"/>
           <w:sz w:val="24"/>
           <w:szCs w:val="24"/>
+          <w:rtl/>
         </w:rPr>
       </w:pPr>
     </w:p>
     <w:p>
       <w:pPr>
-        <w:spacing w:line="276" w:lineRule="auto"/>
-        <w:rPr>
-          <w:rFonts w:ascii="David" w:hAnsi="David" w:cs="David"/>
-          <w:sz w:val="24"/>
-          <w:szCs w:val="24"/>
-          <w:rtl/>
-        </w:rPr>
-      </w:pPr>
-      <w:r>
-        <w:rPr>
-          <w:rFonts w:ascii="David" w:hAnsi="David" w:cs="David"/>
-          <w:sz w:val="24"/>
-          <w:szCs w:val="24"/>
-          <w:rtl/>
-        </w:rPr>
-        <w:t xml:space="preserve">* </w:t>
+        <w:spacing w:line="360" w:lineRule="auto"/>
+        <w:rPr>
+          <w:rFonts w:ascii="David" w:hAnsi="David" w:cs="David"/>
+          <w:sz w:val="24"/>
+          <w:szCs w:val="24"/>
+          <w:rtl/>
+        </w:rPr>
+      </w:pPr>
+      <w:r>
+        <w:rPr>
+          <w:rFonts w:ascii="David" w:hAnsi="David" w:cs="David" w:hint="cs"/>
+          <w:sz w:val="24"/>
+          <w:szCs w:val="24"/>
+          <w:rtl/>
+        </w:rPr>
+        <w:lastRenderedPageBreak/>
+        <w:t>*</w:t>
+      </w:r>
+      <w:r>
+        <w:rPr>
+          <w:rFonts w:ascii="David" w:hAnsi="David" w:cs="David"/>
+          <w:sz w:val="24"/>
+          <w:szCs w:val="24"/>
+          <w:rtl/>
+        </w:rPr>
+        <w:t>השנים ב־</w:t>
+      </w:r>
+      <w:r>
+        <w:rPr>
+          <w:rFonts w:ascii="David" w:hAnsi="David" w:cs="David"/>
+          <w:sz w:val="24"/>
+          <w:szCs w:val="24"/>
+        </w:rPr>
+        <w:t>PCA</w:t>
+      </w:r>
+      <w:r>
+        <w:rPr>
+          <w:rFonts w:ascii="David" w:hAnsi="David" w:cs="David"/>
+          <w:sz w:val="24"/>
+          <w:szCs w:val="24"/>
+          <w:rtl/>
+        </w:rPr>
+        <w:t xml:space="preserve"> מראות מעבר מאגם נקי יחסית (2010–2012), דרך שיטפונות ועלייה חיידקית (2013–2014), תקופה יציבה בינונית (2015–2019), ועד להתחזקות מתכות בעומק (2020–2022) ושנה חריגה במיוחד ב־2023.</w:t>
       </w:r>
     </w:p>
     <w:p>
@@ -5680,39 +5664,12 @@
       </w:pPr>
       <w:r>
         <w:rPr>
-          <w:rFonts w:ascii="David" w:hAnsi="David" w:cs="David" w:hint="cs"/>
-          <w:sz w:val="24"/>
-          <w:szCs w:val="24"/>
-          <w:rtl/>
-        </w:rPr>
-        <w:lastRenderedPageBreak/>
-        <w:t>*</w:t>
-      </w:r>
-      <w:r>
-        <w:rPr>
-          <w:rFonts w:ascii="David" w:hAnsi="David" w:cs="David"/>
-          <w:sz w:val="24"/>
-          <w:szCs w:val="24"/>
-          <w:rtl/>
-        </w:rPr>
-        <w:t>השנים ב־</w:t>
-      </w:r>
-      <w:r>
-        <w:rPr>
-          <w:rFonts w:ascii="David" w:hAnsi="David" w:cs="David"/>
-          <w:sz w:val="24"/>
-          <w:szCs w:val="24"/>
-        </w:rPr>
-        <w:t>PCA</w:t>
-      </w:r>
-      <w:r>
-        <w:rPr>
-          <w:rFonts w:ascii="David" w:hAnsi="David" w:cs="David"/>
-          <w:sz w:val="24"/>
-          <w:szCs w:val="24"/>
-          <w:rtl/>
-        </w:rPr>
-        <w:t xml:space="preserve"> מראות מעבר מאגם נקי יחסית (2010–2012), דרך שיטפונות ועלייה חיידקית (2013–2014), תקופה יציבה בינונית (2015–2019), ועד להתחזקות מתכות בעומק (2020–2022) ושנה חריגה במיוחד ב־2023.</w:t>
+          <w:rFonts w:ascii="David" w:hAnsi="David" w:cs="David"/>
+          <w:sz w:val="24"/>
+          <w:szCs w:val="24"/>
+          <w:rtl/>
+        </w:rPr>
+        <w:t>כיצד נשתמש בתוצאות לצמצום ממדים והבנת יחסים בין משתנים</w:t>
       </w:r>
     </w:p>
     <w:p>
@@ -5720,19 +5677,40 @@
         <w:spacing w:line="360" w:lineRule="auto"/>
         <w:rPr>
           <w:rFonts w:ascii="David" w:hAnsi="David" w:cs="David"/>
-          <w:sz w:val="24"/>
-          <w:szCs w:val="24"/>
-          <w:rtl/>
-        </w:rPr>
-      </w:pPr>
-      <w:r>
-        <w:rPr>
-          <w:rFonts w:ascii="David" w:hAnsi="David" w:cs="David"/>
-          <w:sz w:val="24"/>
-          <w:szCs w:val="24"/>
-          <w:rtl/>
-        </w:rPr>
-        <w:t>כיצד נשתמש בתוצאות לצמצום ממדים והבנת יחסים בין משתנים</w:t>
+          <w:color w:val="171717" w:themeColor="background2" w:themeShade="1A"/>
+          <w:sz w:val="24"/>
+          <w:szCs w:val="24"/>
+          <w:rtl/>
+        </w:rPr>
+      </w:pPr>
+      <w:r>
+        <w:rPr>
+          <w:rFonts w:ascii="David" w:hAnsi="David" w:cs="David"/>
+          <w:color w:val="171717" w:themeColor="background2" w:themeShade="1A"/>
+          <w:sz w:val="24"/>
+          <w:szCs w:val="24"/>
+          <w:rtl/>
+        </w:rPr>
+        <w:t>שימוש בצמצום ממדים (</w:t>
+      </w:r>
+      <w:r>
+        <w:rPr>
+          <w:rFonts w:ascii="David" w:hAnsi="David" w:cs="David"/>
+          <w:color w:val="171717" w:themeColor="background2" w:themeShade="1A"/>
+          <w:sz w:val="24"/>
+          <w:szCs w:val="24"/>
+        </w:rPr>
+        <w:t>PCA</w:t>
+      </w:r>
+      <w:r>
+        <w:rPr>
+          <w:rFonts w:ascii="David" w:hAnsi="David" w:cs="David"/>
+          <w:color w:val="171717" w:themeColor="background2" w:themeShade="1A"/>
+          <w:sz w:val="24"/>
+          <w:szCs w:val="24"/>
+          <w:rtl/>
+        </w:rPr>
+        <w:t>)</w:t>
       </w:r>
     </w:p>
     <w:p>
@@ -5740,40 +5718,36 @@
         <w:spacing w:line="360" w:lineRule="auto"/>
         <w:rPr>
           <w:rFonts w:ascii="David" w:hAnsi="David" w:cs="David"/>
-          <w:color w:val="171717" w:themeColor="background2" w:themeShade="1A"/>
-          <w:sz w:val="24"/>
-          <w:szCs w:val="24"/>
-          <w:rtl/>
-        </w:rPr>
-      </w:pPr>
-      <w:r>
-        <w:rPr>
-          <w:rFonts w:ascii="David" w:hAnsi="David" w:cs="David"/>
-          <w:color w:val="171717" w:themeColor="background2" w:themeShade="1A"/>
-          <w:sz w:val="24"/>
-          <w:szCs w:val="24"/>
-          <w:rtl/>
-        </w:rPr>
-        <w:t>שימוש בצמצום ממדים (</w:t>
-      </w:r>
-      <w:r>
-        <w:rPr>
-          <w:rFonts w:ascii="David" w:hAnsi="David" w:cs="David"/>
-          <w:color w:val="171717" w:themeColor="background2" w:themeShade="1A"/>
-          <w:sz w:val="24"/>
-          <w:szCs w:val="24"/>
-        </w:rPr>
-        <w:t>PCA</w:t>
-      </w:r>
-      <w:r>
-        <w:rPr>
-          <w:rFonts w:ascii="David" w:hAnsi="David" w:cs="David"/>
-          <w:color w:val="171717" w:themeColor="background2" w:themeShade="1A"/>
-          <w:sz w:val="24"/>
-          <w:szCs w:val="24"/>
-          <w:rtl/>
-        </w:rPr>
-        <w:t>)</w:t>
+          <w:sz w:val="24"/>
+          <w:szCs w:val="24"/>
+          <w:rtl/>
+        </w:rPr>
+      </w:pPr>
+      <w:r>
+        <w:rPr>
+          <w:rFonts w:ascii="David" w:hAnsi="David" w:cs="David"/>
+          <w:sz w:val="24"/>
+          <w:szCs w:val="24"/>
+          <w:rtl/>
+        </w:rPr>
+        <w:t>במקום להסתכל על שבעה משתנים נפרדים צמצמנו אותם ל־2 רכיבים עיקריים (</w:t>
+      </w:r>
+      <w:r>
+        <w:rPr>
+          <w:rFonts w:ascii="David" w:hAnsi="David" w:cs="David"/>
+          <w:sz w:val="24"/>
+          <w:szCs w:val="24"/>
+        </w:rPr>
+        <w:t>PC1, PC2</w:t>
+      </w:r>
+      <w:r>
+        <w:rPr>
+          <w:rFonts w:ascii="David" w:hAnsi="David" w:cs="David"/>
+          <w:sz w:val="24"/>
+          <w:szCs w:val="24"/>
+          <w:rtl/>
+        </w:rPr>
+        <w:t>) שמסבירים את רוב השונות:</w:t>
       </w:r>
     </w:p>
     <w:p>
@@ -5791,26 +5765,53 @@
           <w:rFonts w:ascii="David" w:hAnsi="David" w:cs="David"/>
           <w:sz w:val="24"/>
           <w:szCs w:val="24"/>
-          <w:rtl/>
-        </w:rPr>
-        <w:t>במקום להסתכל על שבעה משתנים נפרדים צמצמנו אותם ל־2 רכיבים עיקריים (</w:t>
-      </w:r>
-      <w:r>
-        <w:rPr>
-          <w:rFonts w:ascii="David" w:hAnsi="David" w:cs="David"/>
-          <w:sz w:val="24"/>
-          <w:szCs w:val="24"/>
-        </w:rPr>
-        <w:t>PC1, PC2</w:t>
-      </w:r>
-      <w:r>
-        <w:rPr>
-          <w:rFonts w:ascii="David" w:hAnsi="David" w:cs="David"/>
-          <w:sz w:val="24"/>
-          <w:szCs w:val="24"/>
-          <w:rtl/>
-        </w:rPr>
-        <w:t>) שמסבירים את רוב השונות:</w:t>
+        </w:rPr>
+        <w:t>PC1</w:t>
+      </w:r>
+      <w:r>
+        <w:rPr>
+          <w:rFonts w:ascii="David" w:hAnsi="David" w:cs="David"/>
+          <w:sz w:val="24"/>
+          <w:szCs w:val="24"/>
+          <w:rtl/>
+        </w:rPr>
+        <w:t xml:space="preserve"> = ציר ביולוגי־חיידקי (שיטפונות, חיידקים, </w:t>
+      </w:r>
+      <w:r>
+        <w:rPr>
+          <w:rFonts w:ascii="David" w:hAnsi="David" w:cs="David"/>
+          <w:sz w:val="24"/>
+          <w:szCs w:val="24"/>
+          <w:rtl/>
+        </w:rPr>
+        <w:t>כלוריד</w:t>
+      </w:r>
+      <w:r>
+        <w:rPr>
+          <w:rFonts w:ascii="David" w:hAnsi="David" w:cs="David"/>
+          <w:sz w:val="24"/>
+          <w:szCs w:val="24"/>
+          <w:rtl/>
+        </w:rPr>
+        <w:t xml:space="preserve"> </w:t>
+      </w:r>
+      <w:r>
+        <w:rPr>
+          <w:rFonts w:ascii="Arial" w:hAnsi="Arial" w:cs="Arial" w:hint="cs"/>
+          <w:sz w:val="24"/>
+          <w:szCs w:val="24"/>
+          <w:rtl/>
+        </w:rPr>
+        <w:t>↔</w:t>
+      </w:r>
+      <w:r>
+        <w:rPr>
+          <w:rFonts w:ascii="David" w:hAnsi="David" w:cs="David"/>
+          <w:sz w:val="24"/>
+          <w:szCs w:val="24"/>
+          <w:rtl/>
+        </w:rPr>
+        <w:t xml:space="preserve"> מפלס מים).</w:t>
       </w:r>
     </w:p>
     <w:p>
@@ -5829,34 +5830,16 @@
           <w:sz w:val="24"/>
           <w:szCs w:val="24"/>
         </w:rPr>
-        <w:t>PC1</w:t>
-      </w:r>
-      <w:r>
-        <w:rPr>
-          <w:rFonts w:ascii="David" w:hAnsi="David" w:cs="David"/>
-          <w:sz w:val="24"/>
-          <w:szCs w:val="24"/>
-          <w:rtl/>
-        </w:rPr>
-        <w:t xml:space="preserve"> = ציר ביולוגי־חיידקי (שיטפונות, חיידקים, </w:t>
-      </w:r>
-      <w:r>
-        <w:rPr>
-          <w:rFonts w:ascii="David" w:hAnsi="David" w:cs="David"/>
-          <w:sz w:val="24"/>
-          <w:szCs w:val="24"/>
-          <w:rtl/>
-        </w:rPr>
-        <w:t>כלוריד</w:t>
-      </w:r>
-      <w:r>
-        <w:rPr>
-          <w:rFonts w:ascii="David" w:hAnsi="David" w:cs="David"/>
-          <w:sz w:val="24"/>
-          <w:szCs w:val="24"/>
-          <w:rtl/>
-        </w:rPr>
-        <w:t xml:space="preserve"> </w:t>
+        <w:t>PC2</w:t>
+      </w:r>
+      <w:r>
+        <w:rPr>
+          <w:rFonts w:ascii="David" w:hAnsi="David" w:cs="David"/>
+          <w:sz w:val="24"/>
+          <w:szCs w:val="24"/>
+          <w:rtl/>
+        </w:rPr>
+        <w:t xml:space="preserve"> = ציר פיזיקלי־כימי (עומק, אבץ </w:t>
       </w:r>
       <w:r>
         <w:rPr>
@@ -5874,7 +5857,7 @@
           <w:szCs w:val="24"/>
           <w:rtl/>
         </w:rPr>
-        <w:t xml:space="preserve"> מפלס מים).</w:t>
+        <w:t xml:space="preserve"> עופרת).</w:t>
       </w:r>
     </w:p>
     <w:p>
@@ -5892,35 +5875,9 @@
           <w:rFonts w:ascii="David" w:hAnsi="David" w:cs="David"/>
           <w:sz w:val="24"/>
           <w:szCs w:val="24"/>
-        </w:rPr>
-        <w:t>PC2</w:t>
-      </w:r>
-      <w:r>
-        <w:rPr>
-          <w:rFonts w:ascii="David" w:hAnsi="David" w:cs="David"/>
-          <w:sz w:val="24"/>
-          <w:szCs w:val="24"/>
-          <w:rtl/>
-        </w:rPr>
-        <w:t xml:space="preserve"> = ציר פיזיקלי־כימי (עומק, אבץ </w:t>
-      </w:r>
-      <w:r>
-        <w:rPr>
-          <w:rFonts w:ascii="Arial" w:hAnsi="Arial" w:cs="Arial" w:hint="cs"/>
-          <w:sz w:val="24"/>
-          <w:szCs w:val="24"/>
-          <w:rtl/>
-        </w:rPr>
-        <w:t>↔</w:t>
-      </w:r>
-      <w:r>
-        <w:rPr>
-          <w:rFonts w:ascii="David" w:hAnsi="David" w:cs="David"/>
-          <w:sz w:val="24"/>
-          <w:szCs w:val="24"/>
-          <w:rtl/>
-        </w:rPr>
-        <w:t xml:space="preserve"> עופרת).</w:t>
+          <w:rtl/>
+        </w:rPr>
+        <w:t>זה מאפשר לנו להציג מפה דו־ממדית ברורה במקום להתבלבל בין הרבה משתנים.</w:t>
       </w:r>
     </w:p>
     <w:p>
@@ -5940,7 +5897,7 @@
           <w:szCs w:val="24"/>
           <w:rtl/>
         </w:rPr>
-        <w:t>זה מאפשר לנו להציג מפה דו־ממדית ברורה במקום להתבלבל בין הרבה משתנים.</w:t>
+        <w:t>הבנת יחסים בין משתנים</w:t>
       </w:r>
     </w:p>
     <w:p>
@@ -5948,19 +5905,23 @@
         <w:spacing w:line="360" w:lineRule="auto"/>
         <w:rPr>
           <w:rFonts w:ascii="David" w:hAnsi="David" w:cs="David"/>
-          <w:sz w:val="24"/>
-          <w:szCs w:val="24"/>
-          <w:rtl/>
-        </w:rPr>
-      </w:pPr>
-      <w:r>
-        <w:rPr>
-          <w:rFonts w:ascii="David" w:hAnsi="David" w:cs="David"/>
-          <w:sz w:val="24"/>
-          <w:szCs w:val="24"/>
-          <w:rtl/>
-        </w:rPr>
-        <w:t>הבנת יחסים בין משתנים</w:t>
+          <w:bCs/>
+          <w:sz w:val="24"/>
+          <w:szCs w:val="24"/>
+          <w:u w:val="single"/>
+          <w:rtl/>
+        </w:rPr>
+      </w:pPr>
+      <w:r>
+        <w:rPr>
+          <w:rFonts w:ascii="David" w:hAnsi="David" w:cs="David"/>
+          <w:bCs/>
+          <w:sz w:val="24"/>
+          <w:szCs w:val="24"/>
+          <w:u w:val="single"/>
+          <w:rtl/>
+        </w:rPr>
+        <w:t>קשרים חיוביים (חצים קרובים באותו כיוון)</w:t>
       </w:r>
     </w:p>
     <w:p>
@@ -5968,23 +5929,55 @@
         <w:spacing w:line="360" w:lineRule="auto"/>
         <w:rPr>
           <w:rFonts w:ascii="David" w:hAnsi="David" w:cs="David"/>
-          <w:bCs/>
-          <w:sz w:val="24"/>
-          <w:szCs w:val="24"/>
-          <w:u w:val="single"/>
-          <w:rtl/>
-        </w:rPr>
-      </w:pPr>
-      <w:r>
-        <w:rPr>
-          <w:rFonts w:ascii="David" w:hAnsi="David" w:cs="David"/>
-          <w:bCs/>
-          <w:sz w:val="24"/>
-          <w:szCs w:val="24"/>
-          <w:u w:val="single"/>
-          <w:rtl/>
-        </w:rPr>
-        <w:t>קשרים חיוביים (חצים קרובים באותו כיוון)</w:t>
+          <w:sz w:val="24"/>
+          <w:szCs w:val="24"/>
+          <w:rtl/>
+          <w:lang w:val="en-US"/>
+        </w:rPr>
+      </w:pPr>
+      <w:r>
+        <w:rPr>
+          <w:rFonts w:ascii="David" w:hAnsi="David" w:cs="David"/>
+          <w:sz w:val="24"/>
+          <w:szCs w:val="24"/>
+        </w:rPr>
+        <w:t>E. coli, Flood</w:t>
+      </w:r>
+      <w:r>
+        <w:rPr>
+          <w:rFonts w:ascii="David" w:hAnsi="David" w:cs="David" w:hint="cs"/>
+          <w:sz w:val="24"/>
+          <w:szCs w:val="24"/>
+          <w:rtl/>
+        </w:rPr>
+        <w:t xml:space="preserve">, </w:t>
+      </w:r>
+      <w:r>
+        <w:rPr>
+          <w:rFonts w:ascii="David" w:hAnsi="David" w:cs="David"/>
+          <w:sz w:val="24"/>
+          <w:szCs w:val="24"/>
+          <w:lang w:val="en-US"/>
+        </w:rPr>
+        <w:t>Nitrate</w:t>
+      </w:r>
+      <w:r>
+        <w:rPr>
+          <w:rFonts w:ascii="David" w:hAnsi="David" w:cs="David"/>
+          <w:sz w:val="24"/>
+          <w:szCs w:val="24"/>
+          <w:rtl/>
+        </w:rPr>
+        <w:t xml:space="preserve"> ו־</w:t>
+      </w:r>
+      <w:r>
+        <w:rPr>
+          <w:rFonts w:ascii="David" w:hAnsi="David" w:cs="David"/>
+          <w:sz w:val="24"/>
+          <w:szCs w:val="24"/>
+          <w:lang w:val="en-US"/>
+        </w:rPr>
+        <w:t>Chloride</w:t>
       </w:r>
     </w:p>
     <w:p>
@@ -5995,52 +5988,16 @@
           <w:sz w:val="24"/>
           <w:szCs w:val="24"/>
           <w:rtl/>
-          <w:lang w:val="en-US"/>
-        </w:rPr>
-      </w:pPr>
-      <w:r>
-        <w:rPr>
-          <w:rFonts w:ascii="David" w:hAnsi="David" w:cs="David"/>
-          <w:sz w:val="24"/>
-          <w:szCs w:val="24"/>
-        </w:rPr>
-        <w:t>E. coli, Flood</w:t>
-      </w:r>
-      <w:r>
-        <w:rPr>
-          <w:rFonts w:ascii="David" w:hAnsi="David" w:cs="David" w:hint="cs"/>
-          <w:sz w:val="24"/>
-          <w:szCs w:val="24"/>
-          <w:rtl/>
-        </w:rPr>
-        <w:t xml:space="preserve">, </w:t>
-      </w:r>
-      <w:r>
-        <w:rPr>
-          <w:rFonts w:ascii="David" w:hAnsi="David" w:cs="David"/>
-          <w:sz w:val="24"/>
-          <w:szCs w:val="24"/>
-          <w:lang w:val="en-US"/>
-        </w:rPr>
-        <w:t>Nitrate</w:t>
-      </w:r>
-      <w:r>
-        <w:rPr>
-          <w:rFonts w:ascii="David" w:hAnsi="David" w:cs="David"/>
-          <w:sz w:val="24"/>
-          <w:szCs w:val="24"/>
-          <w:rtl/>
-        </w:rPr>
-        <w:t xml:space="preserve"> ו־</w:t>
-      </w:r>
-      <w:r>
-        <w:rPr>
-          <w:rFonts w:ascii="David" w:hAnsi="David" w:cs="David"/>
-          <w:sz w:val="24"/>
-          <w:szCs w:val="24"/>
-          <w:lang w:val="en-US"/>
-        </w:rPr>
-        <w:t>Chloride</w:t>
+        </w:rPr>
+      </w:pPr>
+      <w:r>
+        <w:rPr>
+          <w:rFonts w:ascii="David" w:hAnsi="David" w:cs="David"/>
+          <w:sz w:val="24"/>
+          <w:szCs w:val="24"/>
+          <w:rtl/>
+        </w:rPr>
+        <w:t>שלושתם מצביעים בערך לאותו כיוון.</w:t>
       </w:r>
     </w:p>
     <w:p>
@@ -6060,7 +6017,16 @@
           <w:szCs w:val="24"/>
           <w:rtl/>
         </w:rPr>
-        <w:t>שלושתם מצביעים בערך לאותו כיוון.</w:t>
+        <w:t xml:space="preserve">קשר חיובי: כשיש שיטפון, עולה גם עומס חיידקי וגם </w:t>
+      </w:r>
+      <w:r>
+        <w:rPr>
+          <w:rFonts w:ascii="David" w:hAnsi="David" w:cs="David"/>
+          <w:sz w:val="24"/>
+          <w:szCs w:val="24"/>
+          <w:rtl/>
+        </w:rPr>
+        <w:t>כלוריד.</w:t>
       </w:r>
     </w:p>
     <w:p>
@@ -6078,18 +6044,43 @@
           <w:rFonts w:ascii="David" w:hAnsi="David" w:cs="David"/>
           <w:sz w:val="24"/>
           <w:szCs w:val="24"/>
-          <w:rtl/>
-        </w:rPr>
-        <w:t xml:space="preserve">קשר חיובי: כשיש שיטפון, עולה גם עומס חיידקי וגם </w:t>
-      </w:r>
-      <w:r>
-        <w:rPr>
-          <w:rFonts w:ascii="David" w:hAnsi="David" w:cs="David"/>
-          <w:sz w:val="24"/>
-          <w:szCs w:val="24"/>
-          <w:rtl/>
-        </w:rPr>
-        <w:t>כלוריד.</w:t>
+        </w:rPr>
+        <w:t>Depth</w:t>
+      </w:r>
+      <w:r>
+        <w:rPr>
+          <w:rFonts w:ascii="David" w:hAnsi="David" w:cs="David"/>
+          <w:sz w:val="24"/>
+          <w:szCs w:val="24"/>
+          <w:rtl/>
+        </w:rPr>
+        <w:t xml:space="preserve"> ו־</w:t>
+      </w:r>
+      <w:r>
+        <w:rPr>
+          <w:rFonts w:ascii="David" w:hAnsi="David" w:cs="David"/>
+          <w:sz w:val="24"/>
+          <w:szCs w:val="24"/>
+        </w:rPr>
+        <w:t>Zinc</w:t>
+      </w:r>
+      <w:r>
+        <w:rPr>
+          <w:rFonts w:ascii="David" w:hAnsi="David" w:cs="David" w:hint="cs"/>
+          <w:sz w:val="24"/>
+          <w:szCs w:val="24"/>
+          <w:rtl/>
+        </w:rPr>
+        <w:t xml:space="preserve"> </w:t>
+      </w:r>
+      <w:r>
+        <w:rPr>
+          <w:rFonts w:ascii="David" w:hAnsi="David" w:cs="David"/>
+          <w:sz w:val="24"/>
+          <w:szCs w:val="24"/>
+          <w:rtl/>
+        </w:rPr>
+        <w:t>כמעט חופפים.</w:t>
       </w:r>
     </w:p>
     <w:p>
@@ -6107,25 +6098,9 @@
           <w:rFonts w:ascii="David" w:hAnsi="David" w:cs="David"/>
           <w:sz w:val="24"/>
           <w:szCs w:val="24"/>
-        </w:rPr>
-        <w:t>Depth</w:t>
-      </w:r>
-      <w:r>
-        <w:rPr>
-          <w:rFonts w:ascii="David" w:hAnsi="David" w:cs="David"/>
-          <w:sz w:val="24"/>
-          <w:szCs w:val="24"/>
-          <w:rtl/>
-        </w:rPr>
-        <w:t xml:space="preserve"> ו־</w:t>
-      </w:r>
-      <w:r>
-        <w:rPr>
-          <w:rFonts w:ascii="David" w:hAnsi="David" w:cs="David"/>
-          <w:sz w:val="24"/>
-          <w:szCs w:val="24"/>
-        </w:rPr>
-        <w:t>Zinc</w:t>
+          <w:rtl/>
+        </w:rPr>
+        <w:t>קשר חיובי חזק: ככל שהעומק גדול יותר, כך ריכוזי אבץ עולים.</w:t>
       </w:r>
     </w:p>
     <w:p>
@@ -6133,19 +6108,23 @@
         <w:spacing w:line="360" w:lineRule="auto"/>
         <w:rPr>
           <w:rFonts w:ascii="David" w:hAnsi="David" w:cs="David"/>
-          <w:sz w:val="24"/>
-          <w:szCs w:val="24"/>
-          <w:rtl/>
-        </w:rPr>
-      </w:pPr>
-      <w:r>
-        <w:rPr>
-          <w:rFonts w:ascii="David" w:hAnsi="David" w:cs="David"/>
-          <w:sz w:val="24"/>
-          <w:szCs w:val="24"/>
-          <w:rtl/>
-        </w:rPr>
-        <w:t>כמעט חופפים.</w:t>
+          <w:bCs/>
+          <w:sz w:val="24"/>
+          <w:szCs w:val="24"/>
+          <w:u w:val="single"/>
+          <w:rtl/>
+        </w:rPr>
+      </w:pPr>
+      <w:r>
+        <w:rPr>
+          <w:rFonts w:ascii="David" w:hAnsi="David" w:cs="David"/>
+          <w:bCs/>
+          <w:sz w:val="24"/>
+          <w:szCs w:val="24"/>
+          <w:u w:val="single"/>
+          <w:rtl/>
+        </w:rPr>
+        <w:t>קשרים שליליים (חצים מנוגדים ~180°)</w:t>
       </w:r>
     </w:p>
     <w:p>
@@ -6163,9 +6142,33 @@
           <w:rFonts w:ascii="David" w:hAnsi="David" w:cs="David"/>
           <w:sz w:val="24"/>
           <w:szCs w:val="24"/>
-          <w:rtl/>
-        </w:rPr>
-        <w:t>קשר חיובי חזק: ככל שהעומק גדול יותר, כך ריכוזי אבץ עולים.</w:t>
+        </w:rPr>
+        <w:t>Lake Level</w:t>
+      </w:r>
+      <w:r>
+        <w:rPr>
+          <w:rFonts w:ascii="David" w:hAnsi="David" w:cs="David"/>
+          <w:sz w:val="24"/>
+          <w:szCs w:val="24"/>
+          <w:rtl/>
+        </w:rPr>
+        <w:t xml:space="preserve"> מול </w:t>
+      </w:r>
+      <w:r>
+        <w:rPr>
+          <w:rFonts w:ascii="David" w:hAnsi="David" w:cs="David"/>
+          <w:sz w:val="24"/>
+          <w:szCs w:val="24"/>
+        </w:rPr>
+        <w:t xml:space="preserve">E. coli / Flood / </w:t>
+      </w:r>
+      <w:r>
+        <w:rPr>
+          <w:rFonts w:ascii="David" w:hAnsi="David" w:cs="David"/>
+          <w:sz w:val="24"/>
+          <w:szCs w:val="24"/>
+        </w:rPr>
+        <w:t>Chloride</w:t>
       </w:r>
     </w:p>
     <w:p>
@@ -6173,23 +6176,55 @@
         <w:spacing w:line="360" w:lineRule="auto"/>
         <w:rPr>
           <w:rFonts w:ascii="David" w:hAnsi="David" w:cs="David"/>
-          <w:bCs/>
-          <w:sz w:val="24"/>
-          <w:szCs w:val="24"/>
-          <w:u w:val="single"/>
-          <w:rtl/>
-        </w:rPr>
-      </w:pPr>
-      <w:r>
-        <w:rPr>
-          <w:rFonts w:ascii="David" w:hAnsi="David" w:cs="David"/>
-          <w:bCs/>
-          <w:sz w:val="24"/>
-          <w:szCs w:val="24"/>
-          <w:u w:val="single"/>
-          <w:rtl/>
-        </w:rPr>
-        <w:t>קשרים שליליים (חצים מנוגדים ~180°)</w:t>
+          <w:sz w:val="24"/>
+          <w:szCs w:val="24"/>
+          <w:rtl/>
+        </w:rPr>
+      </w:pPr>
+      <w:r>
+        <w:rPr>
+          <w:rFonts w:ascii="David" w:hAnsi="David" w:cs="David"/>
+          <w:sz w:val="24"/>
+          <w:szCs w:val="24"/>
+          <w:rtl/>
+        </w:rPr>
+        <w:t xml:space="preserve">קשר שלילי: מפלס מים גבוה </w:t>
+      </w:r>
+      <w:r>
+        <w:rPr>
+          <w:rFonts w:ascii="David" w:hAnsi="David" w:cs="David"/>
+          <w:sz w:val="24"/>
+          <w:szCs w:val="24"/>
+          <w:rtl/>
+        </w:rPr>
+        <w:t xml:space="preserve">- </w:t>
+      </w:r>
+      <w:r>
+        <w:rPr>
+          <w:rFonts w:ascii="David" w:hAnsi="David" w:cs="David"/>
+          <w:sz w:val="24"/>
+          <w:szCs w:val="24"/>
+          <w:rtl/>
+        </w:rPr>
+        <w:t xml:space="preserve">פחות חיידקים </w:t>
+      </w:r>
+      <w:r>
+        <w:rPr>
+          <w:rFonts w:ascii="David" w:hAnsi="David" w:cs="David"/>
+          <w:sz w:val="24"/>
+          <w:szCs w:val="24"/>
+          <w:rtl/>
+        </w:rPr>
+        <w:t>וכלוריד</w:t>
+      </w:r>
+      <w:r>
+        <w:rPr>
+          <w:rFonts w:ascii="David" w:hAnsi="David" w:cs="David"/>
+          <w:sz w:val="24"/>
+          <w:szCs w:val="24"/>
+          <w:rtl/>
+        </w:rPr>
+        <w:t>.</w:t>
       </w:r>
     </w:p>
     <w:p>
@@ -6208,7 +6243,7 @@
           <w:sz w:val="24"/>
           <w:szCs w:val="24"/>
         </w:rPr>
-        <w:t>Lake Level</w:t>
+        <w:t>Lead</w:t>
       </w:r>
       <w:r>
         <w:rPr>
@@ -6225,15 +6260,7 @@
           <w:sz w:val="24"/>
           <w:szCs w:val="24"/>
         </w:rPr>
-        <w:t xml:space="preserve">E. coli / Flood / </w:t>
-      </w:r>
-      <w:r>
-        <w:rPr>
-          <w:rFonts w:ascii="David" w:hAnsi="David" w:cs="David"/>
-          <w:sz w:val="24"/>
-          <w:szCs w:val="24"/>
-        </w:rPr>
-        <w:t>Chloride</w:t>
+        <w:t>Depth / Zinc</w:t>
       </w:r>
     </w:p>
     <w:p>
@@ -6253,43 +6280,7 @@
           <w:szCs w:val="24"/>
           <w:rtl/>
         </w:rPr>
-        <w:t xml:space="preserve">קשר שלילי: מפלס מים גבוה </w:t>
-      </w:r>
-      <w:r>
-        <w:rPr>
-          <w:rFonts w:ascii="David" w:hAnsi="David" w:cs="David"/>
-          <w:sz w:val="24"/>
-          <w:szCs w:val="24"/>
-          <w:rtl/>
-        </w:rPr>
-        <w:t xml:space="preserve">- </w:t>
-      </w:r>
-      <w:r>
-        <w:rPr>
-          <w:rFonts w:ascii="David" w:hAnsi="David" w:cs="David"/>
-          <w:sz w:val="24"/>
-          <w:szCs w:val="24"/>
-          <w:rtl/>
-        </w:rPr>
-        <w:t xml:space="preserve">פחות חיידקים </w:t>
-      </w:r>
-      <w:r>
-        <w:rPr>
-          <w:rFonts w:ascii="David" w:hAnsi="David" w:cs="David"/>
-          <w:sz w:val="24"/>
-          <w:szCs w:val="24"/>
-          <w:rtl/>
-        </w:rPr>
-        <w:t>וכלוריד</w:t>
-      </w:r>
-      <w:r>
-        <w:rPr>
-          <w:rFonts w:ascii="David" w:hAnsi="David" w:cs="David"/>
-          <w:sz w:val="24"/>
-          <w:szCs w:val="24"/>
-          <w:rtl/>
-        </w:rPr>
-        <w:t>.</w:t>
+        <w:t>קשר שלילי: כאשר יש עומק גדול עם הרבה אבץ - פחות עופרת, ולהפך.</w:t>
       </w:r>
     </w:p>
     <w:p>
@@ -6297,35 +6288,23 @@
         <w:spacing w:line="360" w:lineRule="auto"/>
         <w:rPr>
           <w:rFonts w:ascii="David" w:hAnsi="David" w:cs="David"/>
-          <w:sz w:val="24"/>
-          <w:szCs w:val="24"/>
-          <w:rtl/>
-        </w:rPr>
-      </w:pPr>
-      <w:r>
-        <w:rPr>
-          <w:rFonts w:ascii="David" w:hAnsi="David" w:cs="David"/>
-          <w:sz w:val="24"/>
-          <w:szCs w:val="24"/>
-        </w:rPr>
-        <w:t>Lead</w:t>
-      </w:r>
-      <w:r>
-        <w:rPr>
-          <w:rFonts w:ascii="David" w:hAnsi="David" w:cs="David"/>
-          <w:sz w:val="24"/>
-          <w:szCs w:val="24"/>
-          <w:rtl/>
-        </w:rPr>
-        <w:t xml:space="preserve"> מול </w:t>
-      </w:r>
-      <w:r>
-        <w:rPr>
-          <w:rFonts w:ascii="David" w:hAnsi="David" w:cs="David"/>
-          <w:sz w:val="24"/>
-          <w:szCs w:val="24"/>
-        </w:rPr>
-        <w:t>Depth / Zinc</w:t>
+          <w:bCs/>
+          <w:sz w:val="24"/>
+          <w:szCs w:val="24"/>
+          <w:u w:val="single"/>
+          <w:rtl/>
+        </w:rPr>
+      </w:pPr>
+      <w:r>
+        <w:rPr>
+          <w:rFonts w:ascii="David" w:hAnsi="David" w:cs="David"/>
+          <w:bCs/>
+          <w:sz w:val="24"/>
+          <w:szCs w:val="24"/>
+          <w:u w:val="single"/>
+          <w:rtl/>
+        </w:rPr>
+        <w:t>חוסר קשר (חצים בזווית קרובה ל־90°)</w:t>
       </w:r>
     </w:p>
     <w:p>
@@ -6343,9 +6322,25 @@
           <w:rFonts w:ascii="David" w:hAnsi="David" w:cs="David"/>
           <w:sz w:val="24"/>
           <w:szCs w:val="24"/>
-          <w:rtl/>
-        </w:rPr>
-        <w:t>קשר שלילי: כאשר יש עומק גדול עם הרבה אבץ - פחות עופרת, ולהפך.</w:t>
+        </w:rPr>
+        <w:t>Lake Level</w:t>
+      </w:r>
+      <w:r>
+        <w:rPr>
+          <w:rFonts w:ascii="David" w:hAnsi="David" w:cs="David"/>
+          <w:sz w:val="24"/>
+          <w:szCs w:val="24"/>
+          <w:rtl/>
+        </w:rPr>
+        <w:t xml:space="preserve"> מול </w:t>
+      </w:r>
+      <w:r>
+        <w:rPr>
+          <w:rFonts w:ascii="David" w:hAnsi="David" w:cs="David"/>
+          <w:sz w:val="24"/>
+          <w:szCs w:val="24"/>
+        </w:rPr>
+        <w:t>Depth/Zinc</w:t>
       </w:r>
     </w:p>
     <w:p>
@@ -6353,23 +6348,19 @@
         <w:spacing w:line="360" w:lineRule="auto"/>
         <w:rPr>
           <w:rFonts w:ascii="David" w:hAnsi="David" w:cs="David"/>
-          <w:bCs/>
-          <w:sz w:val="24"/>
-          <w:szCs w:val="24"/>
-          <w:u w:val="single"/>
-          <w:rtl/>
-        </w:rPr>
-      </w:pPr>
-      <w:r>
-        <w:rPr>
-          <w:rFonts w:ascii="David" w:hAnsi="David" w:cs="David"/>
-          <w:bCs/>
-          <w:sz w:val="24"/>
-          <w:szCs w:val="24"/>
-          <w:u w:val="single"/>
-          <w:rtl/>
-        </w:rPr>
-        <w:t>חוסר קשר (חצים בזווית קרובה ל־90°)</w:t>
+          <w:sz w:val="24"/>
+          <w:szCs w:val="24"/>
+          <w:rtl/>
+        </w:rPr>
+      </w:pPr>
+      <w:r>
+        <w:rPr>
+          <w:rFonts w:ascii="David" w:hAnsi="David" w:cs="David"/>
+          <w:sz w:val="24"/>
+          <w:szCs w:val="24"/>
+          <w:rtl/>
+        </w:rPr>
+        <w:t>כמעט ניצבים - אין קשר חזק ביניהם.</w:t>
       </w:r>
     </w:p>
     <w:p>
@@ -6388,7 +6379,7 @@
           <w:sz w:val="24"/>
           <w:szCs w:val="24"/>
         </w:rPr>
-        <w:t>Lake Level</w:t>
+        <w:t>Chloride</w:t>
       </w:r>
       <w:r>
         <w:rPr>
@@ -6405,7 +6396,7 @@
           <w:sz w:val="24"/>
           <w:szCs w:val="24"/>
         </w:rPr>
-        <w:t>Depth/Zinc</w:t>
+        <w:t>Lead</w:t>
       </w:r>
     </w:p>
     <w:p>
@@ -6425,63 +6416,6 @@
           <w:szCs w:val="24"/>
           <w:rtl/>
         </w:rPr>
-        <w:t>כמעט ניצבים - אין קשר חזק ביניהם.</w:t>
-      </w:r>
-    </w:p>
-    <w:p>
-      <w:pPr>
-        <w:spacing w:line="360" w:lineRule="auto"/>
-        <w:rPr>
-          <w:rFonts w:ascii="David" w:hAnsi="David" w:cs="David"/>
-          <w:sz w:val="24"/>
-          <w:szCs w:val="24"/>
-          <w:rtl/>
-        </w:rPr>
-      </w:pPr>
-      <w:r>
-        <w:rPr>
-          <w:rFonts w:ascii="David" w:hAnsi="David" w:cs="David"/>
-          <w:sz w:val="24"/>
-          <w:szCs w:val="24"/>
-        </w:rPr>
-        <w:t>Chloride</w:t>
-      </w:r>
-      <w:r>
-        <w:rPr>
-          <w:rFonts w:ascii="David" w:hAnsi="David" w:cs="David"/>
-          <w:sz w:val="24"/>
-          <w:szCs w:val="24"/>
-          <w:rtl/>
-        </w:rPr>
-        <w:t xml:space="preserve"> מול </w:t>
-      </w:r>
-      <w:r>
-        <w:rPr>
-          <w:rFonts w:ascii="David" w:hAnsi="David" w:cs="David"/>
-          <w:sz w:val="24"/>
-          <w:szCs w:val="24"/>
-        </w:rPr>
-        <w:t>Lead</w:t>
-      </w:r>
-    </w:p>
-    <w:p>
-      <w:pPr>
-        <w:spacing w:line="360" w:lineRule="auto"/>
-        <w:rPr>
-          <w:rFonts w:ascii="David" w:hAnsi="David" w:cs="David"/>
-          <w:sz w:val="24"/>
-          <w:szCs w:val="24"/>
-          <w:rtl/>
-        </w:rPr>
-      </w:pPr>
-      <w:r>
-        <w:rPr>
-          <w:rFonts w:ascii="David" w:hAnsi="David" w:cs="David"/>
-          <w:sz w:val="24"/>
-          <w:szCs w:val="24"/>
-          <w:rtl/>
-        </w:rPr>
-        <w:lastRenderedPageBreak/>
         <w:t>זווית קרובה ל־90° - קשר חלש או לא קיים.</w:t>
       </w:r>
       <w:bookmarkStart w:id="9" w:name="_heading=h.p086ffag1h6p" w:colFirst="0" w:colLast="0"/>
@@ -6492,6 +6426,14 @@
         <w:spacing w:line="360" w:lineRule="auto"/>
         <w:rPr>
           <w:rFonts w:ascii="David" w:hAnsi="David" w:cs="David"/>
+          <w:sz w:val="24"/>
+          <w:szCs w:val="24"/>
+          <w:rtl/>
+        </w:rPr>
+      </w:pPr>
+      <w:r>
+        <w:rPr>
+          <w:rFonts w:ascii="David" w:hAnsi="David" w:cs="David"/>
           <w:b/>
           <w:bCs/>
           <w:sz w:val="28"/>
@@ -6499,7 +6441,9 @@
           <w:u w:val="single"/>
           <w:rtl/>
         </w:rPr>
-      </w:pPr>
+        <w:lastRenderedPageBreak/>
+        <w:t xml:space="preserve">חלק ד: פיתוח מודל סטטיסטי-מרחבי </w:t>
+      </w:r>
     </w:p>
     <w:p>
       <w:pPr>
@@ -6509,19 +6453,544 @@
           <w:sz w:val="24"/>
           <w:szCs w:val="24"/>
           <w:rtl/>
-        </w:rPr>
-      </w:pPr>
-      <w:r>
-        <w:rPr>
-          <w:rFonts w:ascii="David" w:hAnsi="David" w:cs="David"/>
-          <w:b/>
-          <w:bCs/>
-          <w:sz w:val="28"/>
-          <w:szCs w:val="28"/>
-          <w:u w:val="single"/>
-          <w:rtl/>
-        </w:rPr>
-        <w:t xml:space="preserve">חלק ד: פיתוח מודל סטטיסטי-מרחבי </w:t>
+          <w:lang w:val="en-US"/>
+        </w:rPr>
+      </w:pPr>
+      <w:r>
+        <w:rPr>
+          <w:rFonts w:ascii="David" w:hAnsi="David" w:cs="David"/>
+          <w:sz w:val="24"/>
+          <w:szCs w:val="24"/>
+          <w:rtl/>
+        </w:rPr>
+        <w:t xml:space="preserve">המודל מבטא את </w:t>
+      </w:r>
+      <w:r>
+        <w:rPr>
+          <w:rFonts w:ascii="David" w:hAnsi="David" w:cs="David"/>
+          <w:bCs/>
+          <w:sz w:val="24"/>
+          <w:szCs w:val="24"/>
+          <w:rtl/>
+        </w:rPr>
+        <w:t>הדינמיקה המרחבית</w:t>
+      </w:r>
+      <w:r>
+        <w:rPr>
+          <w:rFonts w:ascii="David" w:hAnsi="David" w:cs="David"/>
+          <w:sz w:val="24"/>
+          <w:szCs w:val="24"/>
+          <w:rtl/>
+        </w:rPr>
+        <w:t xml:space="preserve"> של המערכת באמצעות גישת</w:t>
+      </w:r>
+      <w:r>
+        <w:rPr>
+          <w:rFonts w:ascii="David" w:hAnsi="David" w:cs="David" w:hint="cs"/>
+          <w:sz w:val="24"/>
+          <w:szCs w:val="24"/>
+          <w:rtl/>
+        </w:rPr>
+        <w:t xml:space="preserve"> </w:t>
+      </w:r>
+      <w:r>
+        <w:rPr>
+          <w:rFonts w:ascii="David" w:hAnsi="David" w:cs="David"/>
+          <w:sz w:val="24"/>
+          <w:szCs w:val="24"/>
+          <w:lang w:val="en-US"/>
+        </w:rPr>
+        <w:t>Game of Life</w:t>
+      </w:r>
+      <w:r>
+        <w:rPr>
+          <w:rFonts w:ascii="David" w:hAnsi="David" w:cs="David"/>
+          <w:sz w:val="24"/>
+          <w:szCs w:val="24"/>
+          <w:rtl/>
+        </w:rPr>
+        <w:t xml:space="preserve"> </w:t>
+      </w:r>
+      <w:r>
+        <w:rPr>
+          <w:rFonts w:ascii="David" w:hAnsi="David" w:cs="David" w:hint="cs"/>
+          <w:sz w:val="24"/>
+          <w:szCs w:val="24"/>
+          <w:rtl/>
+          <w:lang w:val="en-US"/>
+        </w:rPr>
+        <w:t xml:space="preserve">שמבוססת על </w:t>
+      </w:r>
+      <w:r>
+        <w:rPr>
+          <w:rFonts w:ascii="David" w:hAnsi="David" w:cs="David"/>
+          <w:sz w:val="24"/>
+          <w:szCs w:val="24"/>
+        </w:rPr>
+        <w:t>Cellular</w:t>
+      </w:r>
+      <w:r>
+        <w:rPr>
+          <w:rFonts w:ascii="David" w:hAnsi="David" w:cs="David"/>
+          <w:sz w:val="24"/>
+          <w:szCs w:val="24"/>
+        </w:rPr>
+        <w:t xml:space="preserve"> Automata</w:t>
+      </w:r>
+      <w:r>
+        <w:rPr>
+          <w:rFonts w:ascii="David" w:hAnsi="David" w:cs="David"/>
+          <w:sz w:val="24"/>
+          <w:szCs w:val="24"/>
+          <w:rtl/>
+        </w:rPr>
+        <w:t>, שבה האגם מחולק לרשת תאים</w:t>
+      </w:r>
+      <w:r>
+        <w:rPr>
+          <w:rFonts w:ascii="David" w:hAnsi="David" w:cs="David" w:hint="cs"/>
+          <w:sz w:val="24"/>
+          <w:szCs w:val="24"/>
+          <w:rtl/>
+        </w:rPr>
+        <w:t xml:space="preserve"> </w:t>
+      </w:r>
+      <w:r>
+        <w:rPr>
+          <w:rFonts w:ascii="David" w:hAnsi="David" w:cs="David"/>
+          <w:sz w:val="24"/>
+          <w:szCs w:val="24"/>
+          <w:lang w:val="en-US"/>
+        </w:rPr>
+        <w:t>,40x60</w:t>
+      </w:r>
+      <w:r>
+        <w:rPr>
+          <w:rFonts w:ascii="David" w:hAnsi="David" w:cs="David" w:hint="cs"/>
+          <w:sz w:val="24"/>
+          <w:szCs w:val="24"/>
+          <w:rtl/>
+        </w:rPr>
+        <w:t xml:space="preserve"> כך שכל </w:t>
+      </w:r>
+      <w:r>
+        <w:rPr>
+          <w:rFonts w:ascii="David" w:hAnsi="David" w:cs="David" w:hint="cs"/>
+          <w:sz w:val="24"/>
+          <w:szCs w:val="24"/>
+          <w:rtl/>
+        </w:rPr>
+        <w:t>תא עם 3</w:t>
+      </w:r>
+      <w:r>
+        <w:rPr>
+          <w:rFonts w:ascii="David" w:hAnsi="David" w:cs="David" w:hint="cs"/>
+          <w:sz w:val="24"/>
+          <w:szCs w:val="24"/>
+          <w:rtl/>
+        </w:rPr>
+        <w:t xml:space="preserve"> שכנים חיים </w:t>
+      </w:r>
+      <w:r>
+        <w:rPr>
+          <w:rFonts w:ascii="David" w:hAnsi="David" w:cs="David" w:hint="cs"/>
+          <w:sz w:val="24"/>
+          <w:szCs w:val="24"/>
+          <w:rtl/>
+        </w:rPr>
+        <w:t>נולד, תא עם 2-3 שכנים נשאר חי ותא עם יותר מ-3 שכנים מת</w:t>
+      </w:r>
+      <w:r>
+        <w:rPr>
+          <w:rFonts w:ascii="David" w:hAnsi="David" w:cs="David" w:hint="cs"/>
+          <w:sz w:val="24"/>
+          <w:szCs w:val="24"/>
+          <w:rtl/>
+        </w:rPr>
+        <w:t xml:space="preserve">. </w:t>
+      </w:r>
+      <w:r>
+        <w:rPr>
+          <w:rFonts w:ascii="David" w:hAnsi="David" w:cs="David" w:hint="cs"/>
+          <w:sz w:val="24"/>
+          <w:szCs w:val="24"/>
+          <w:rtl/>
+        </w:rPr>
+        <w:t xml:space="preserve">המודל מבטא התפשטות מתמטית. </w:t>
+      </w:r>
+      <w:r>
+        <w:rPr>
+          <w:rFonts w:ascii="David" w:hAnsi="David" w:cs="David" w:hint="cs"/>
+          <w:sz w:val="24"/>
+          <w:szCs w:val="24"/>
+          <w:rtl/>
+        </w:rPr>
+        <w:t>לכל פרמטר של זיהום הגדרנו תנאי סף שאם הוא חורג ממנו הכמות שלו מסוכנת. תא חי אם קיימים 3 פרמטרים של זיהום שחורגים מהסף</w:t>
+      </w:r>
+      <w:r>
+        <w:rPr>
+          <w:rFonts w:ascii="David" w:hAnsi="David" w:cs="David" w:hint="cs"/>
+          <w:sz w:val="24"/>
+          <w:szCs w:val="24"/>
+          <w:rtl/>
+        </w:rPr>
+        <w:t xml:space="preserve"> הנתון</w:t>
+      </w:r>
+      <w:r>
+        <w:rPr>
+          <w:rFonts w:ascii="David" w:hAnsi="David" w:cs="David" w:hint="cs"/>
+          <w:sz w:val="24"/>
+          <w:szCs w:val="24"/>
+          <w:rtl/>
+        </w:rPr>
+        <w:t xml:space="preserve">. </w:t>
+      </w:r>
+      <w:r>
+        <w:rPr>
+          <w:rFonts w:ascii="David" w:hAnsi="David" w:cs="David"/>
+          <w:sz w:val="24"/>
+          <w:szCs w:val="24"/>
+          <w:rtl/>
+        </w:rPr>
+        <w:t>שילוב ה־</w:t>
+      </w:r>
+      <w:r>
+        <w:rPr>
+          <w:rFonts w:ascii="David" w:hAnsi="David" w:cs="David"/>
+          <w:sz w:val="24"/>
+          <w:szCs w:val="24"/>
+        </w:rPr>
+        <w:t xml:space="preserve">PCA </w:t>
+      </w:r>
+      <w:r>
+        <w:rPr>
+          <w:rFonts w:ascii="David" w:hAnsi="David" w:cs="David"/>
+          <w:sz w:val="24"/>
+          <w:szCs w:val="24"/>
+          <w:rtl/>
+        </w:rPr>
+        <w:t xml:space="preserve"> מאפשר להבין אילו </w:t>
+      </w:r>
+      <w:r>
+        <w:rPr>
+          <w:rFonts w:ascii="David" w:hAnsi="David" w:cs="David"/>
+          <w:bCs/>
+          <w:sz w:val="24"/>
+          <w:szCs w:val="24"/>
+          <w:rtl/>
+        </w:rPr>
+        <w:t>רכיבים עיקריים</w:t>
+      </w:r>
+      <w:r>
+        <w:rPr>
+          <w:rFonts w:ascii="David" w:hAnsi="David" w:cs="David"/>
+          <w:sz w:val="24"/>
+          <w:szCs w:val="24"/>
+          <w:rtl/>
+        </w:rPr>
+        <w:t xml:space="preserve"> שולטים בתהליכים – מתכות כבדות</w:t>
+      </w:r>
+      <w:r>
+        <w:rPr>
+          <w:rFonts w:ascii="David" w:hAnsi="David" w:cs="David"/>
+          <w:sz w:val="24"/>
+          <w:szCs w:val="24"/>
+        </w:rPr>
+        <w:t xml:space="preserve"> (Pb, Zn) </w:t>
+      </w:r>
+      <w:r>
+        <w:rPr>
+          <w:rFonts w:ascii="David" w:hAnsi="David" w:cs="David"/>
+          <w:sz w:val="24"/>
+          <w:szCs w:val="24"/>
+          <w:rtl/>
+        </w:rPr>
+        <w:t>כציר כימי יציב וקשה לניקוי, כימיקלים (</w:t>
+      </w:r>
+      <w:r>
+        <w:rPr>
+          <w:rFonts w:ascii="David" w:hAnsi="David" w:cs="David"/>
+          <w:sz w:val="24"/>
+          <w:szCs w:val="24"/>
+        </w:rPr>
+        <w:t>E.coli</w:t>
+      </w:r>
+      <w:r>
+        <w:rPr>
+          <w:rFonts w:ascii="David" w:hAnsi="David" w:cs="David"/>
+          <w:sz w:val="24"/>
+          <w:szCs w:val="24"/>
+          <w:rtl/>
+        </w:rPr>
+        <w:t xml:space="preserve"> </w:t>
+      </w:r>
+      <w:r>
+        <w:rPr>
+          <w:rFonts w:ascii="David" w:hAnsi="David" w:cs="David" w:hint="cs"/>
+          <w:sz w:val="24"/>
+          <w:szCs w:val="24"/>
+          <w:rtl/>
+        </w:rPr>
+        <w:t xml:space="preserve">, </w:t>
+      </w:r>
+      <w:r>
+        <w:rPr>
+          <w:rFonts w:ascii="David" w:hAnsi="David" w:cs="David"/>
+          <w:sz w:val="24"/>
+          <w:szCs w:val="24"/>
+          <w:rtl/>
+        </w:rPr>
+        <w:t>כלוריד</w:t>
+      </w:r>
+      <w:r>
+        <w:rPr>
+          <w:rFonts w:ascii="David" w:hAnsi="David" w:cs="David" w:hint="cs"/>
+          <w:sz w:val="24"/>
+          <w:szCs w:val="24"/>
+          <w:rtl/>
+        </w:rPr>
+        <w:t>, ניטראט</w:t>
+      </w:r>
+      <w:r>
+        <w:rPr>
+          <w:rFonts w:ascii="David" w:hAnsi="David" w:cs="David"/>
+          <w:sz w:val="24"/>
+          <w:szCs w:val="24"/>
+          <w:rtl/>
+        </w:rPr>
+        <w:t xml:space="preserve">) כציר ביולוגי המבטא זיהום חיידקי ופריחות ועומק וגובה פני האגם כרכיב פיזיקלי המסביר את מידת הדילול או הריכוז. בכך המודל לא רק משחזר את התנהגות המערכת בעבר אלא גם מציע </w:t>
+      </w:r>
+      <w:r>
+        <w:rPr>
+          <w:rFonts w:ascii="David" w:hAnsi="David" w:cs="David"/>
+          <w:bCs/>
+          <w:sz w:val="24"/>
+          <w:szCs w:val="24"/>
+          <w:rtl/>
+        </w:rPr>
+        <w:t>יכולת חיזוי אקולוגית במרחב</w:t>
+      </w:r>
+      <w:r>
+        <w:rPr>
+          <w:rFonts w:ascii="David" w:hAnsi="David" w:cs="David"/>
+          <w:sz w:val="24"/>
+          <w:szCs w:val="24"/>
+          <w:rtl/>
+        </w:rPr>
+        <w:t>:</w:t>
+      </w:r>
+      <w:r>
+        <w:rPr>
+          <w:rFonts w:ascii="David" w:hAnsi="David" w:cs="David" w:hint="cs"/>
+          <w:sz w:val="24"/>
+          <w:szCs w:val="24"/>
+          <w:rtl/>
+        </w:rPr>
+        <w:t xml:space="preserve"> </w:t>
+      </w:r>
+      <w:r>
+        <w:rPr>
+          <w:rFonts w:ascii="David" w:hAnsi="David" w:cs="David" w:hint="cs"/>
+          <w:sz w:val="24"/>
+          <w:szCs w:val="24"/>
+          <w:rtl/>
+        </w:rPr>
+        <w:t xml:space="preserve">המודל </w:t>
+      </w:r>
+      <w:r>
+        <w:rPr>
+          <w:rFonts w:ascii="David" w:hAnsi="David" w:cs="David" w:hint="cs"/>
+          <w:sz w:val="24"/>
+          <w:szCs w:val="24"/>
+          <w:rtl/>
+        </w:rPr>
+        <w:t>מאפשר הבנה כמותית של</w:t>
+      </w:r>
+      <w:r>
+        <w:rPr>
+          <w:rFonts w:ascii="David" w:hAnsi="David" w:cs="David" w:hint="cs"/>
+          <w:sz w:val="24"/>
+          <w:szCs w:val="24"/>
+          <w:rtl/>
+        </w:rPr>
+        <w:t xml:space="preserve"> מורכבות הפרמטרים של הזיהום</w:t>
+      </w:r>
+      <w:r>
+        <w:rPr>
+          <w:rFonts w:ascii="David" w:hAnsi="David" w:cs="David" w:hint="cs"/>
+          <w:sz w:val="24"/>
+          <w:szCs w:val="24"/>
+          <w:rtl/>
+        </w:rPr>
+        <w:t xml:space="preserve"> והדמייה יצירתית של דפוסים מרחביים כך שניתן להבין איך הרשת הבינארית תראה בצעדים הבאים. ה</w:t>
+      </w:r>
+      <w:r>
+        <w:rPr>
+          <w:rFonts w:ascii="David" w:hAnsi="David" w:cs="David"/>
+          <w:sz w:val="24"/>
+          <w:szCs w:val="24"/>
+          <w:rtl/>
+        </w:rPr>
+        <w:t>מודל חוזה שהדפוסים יתפתחו לכיוון יציבות מתמטית - חלק מהתאים יישארו חיים בתצורות קבועות, וחלק ייעלמו</w:t>
+      </w:r>
+      <w:r>
+        <w:rPr>
+          <w:rFonts w:ascii="David" w:hAnsi="David" w:cs="David"/>
+          <w:sz w:val="24"/>
+          <w:szCs w:val="24"/>
+        </w:rPr>
+        <w:t>.</w:t>
+      </w:r>
+      <w:r>
+        <w:rPr>
+          <w:rFonts w:ascii="David" w:hAnsi="David" w:cs="David" w:hint="cs"/>
+          <w:sz w:val="24"/>
+          <w:szCs w:val="24"/>
+          <w:rtl/>
+        </w:rPr>
+        <w:t xml:space="preserve"> באמצעות מודל סטטיסטי כזה ניתן לחזות-</w:t>
+      </w:r>
+      <w:r>
+        <w:rPr>
+          <w:rFonts w:ascii="David" w:hAnsi="David" w:cs="David"/>
+          <w:sz w:val="24"/>
+          <w:szCs w:val="24"/>
+          <w:lang w:val="en-US"/>
+        </w:rPr>
+        <w:t xml:space="preserve">  </w:t>
+      </w:r>
+      <w:r>
+        <w:rPr>
+          <w:rFonts w:ascii="David" w:hAnsi="David" w:cs="David"/>
+          <w:sz w:val="24"/>
+          <w:szCs w:val="24"/>
+          <w:rtl/>
+        </w:rPr>
+        <w:t>איפה זיהום מתפשט מהר ואיפה לאט</w:t>
+      </w:r>
+      <w:r>
+        <w:rPr>
+          <w:rFonts w:ascii="David" w:hAnsi="David" w:cs="David" w:hint="cs"/>
+          <w:sz w:val="24"/>
+          <w:szCs w:val="24"/>
+          <w:rtl/>
+        </w:rPr>
+        <w:t xml:space="preserve">, </w:t>
+      </w:r>
+      <w:r>
+        <w:rPr>
+          <w:rFonts w:ascii="David" w:hAnsi="David" w:cs="David"/>
+          <w:sz w:val="24"/>
+          <w:szCs w:val="24"/>
+          <w:rtl/>
+        </w:rPr>
+        <w:t>איזה אזורים יתנקו מהר ואילו יישארו מזוהמים</w:t>
+      </w:r>
+      <w:r>
+        <w:rPr>
+          <w:rFonts w:ascii="David" w:hAnsi="David" w:cs="David" w:hint="cs"/>
+          <w:sz w:val="24"/>
+          <w:szCs w:val="24"/>
+          <w:rtl/>
+        </w:rPr>
+        <w:t xml:space="preserve">, </w:t>
+      </w:r>
+      <w:r>
+        <w:rPr>
+          <w:rFonts w:ascii="David" w:hAnsi="David" w:cs="David"/>
+          <w:sz w:val="24"/>
+          <w:szCs w:val="24"/>
+          <w:rtl/>
+        </w:rPr>
+        <w:t xml:space="preserve">השפעה של שינויי מפלס על ריכוז מזהמים </w:t>
+      </w:r>
+      <w:r>
+        <w:rPr>
+          <w:rFonts w:ascii="David" w:hAnsi="David" w:cs="David" w:hint="cs"/>
+          <w:sz w:val="24"/>
+          <w:szCs w:val="24"/>
+          <w:rtl/>
+          <w:lang w:val="en-US"/>
+        </w:rPr>
+        <w:t>ו</w:t>
+      </w:r>
+      <w:r>
+        <w:rPr>
+          <w:rFonts w:ascii="David" w:hAnsi="David" w:cs="David"/>
+          <w:sz w:val="24"/>
+          <w:szCs w:val="24"/>
+          <w:rtl/>
+        </w:rPr>
+        <w:t>יעילות של טיפולים באזורים שונים</w:t>
+      </w:r>
+      <w:r>
+        <w:rPr>
+          <w:rFonts w:ascii="David" w:hAnsi="David" w:cs="David" w:hint="cs"/>
+          <w:sz w:val="24"/>
+          <w:szCs w:val="24"/>
+          <w:rtl/>
+          <w:lang w:val="en-US"/>
+        </w:rPr>
+        <w:t>.</w:t>
+      </w:r>
+      <w:r>
+        <w:rPr>
+          <w:rFonts w:ascii="David" w:hAnsi="David" w:cs="David" w:hint="cs"/>
+          <w:sz w:val="24"/>
+          <w:szCs w:val="24"/>
+          <w:rtl/>
+          <w:lang w:val="en-US"/>
+        </w:rPr>
+        <w:t xml:space="preserve"> המידול הינו פחות טוב כדי להסיק מסקנות לגבי ההעשרות ולכן שילבנו באתר סימולציה שמבוססת על </w:t>
+      </w:r>
+      <w:r>
+        <w:rPr>
+          <w:rFonts w:ascii="David" w:hAnsi="David" w:cs="David"/>
+          <w:sz w:val="24"/>
+          <w:szCs w:val="24"/>
+          <w:lang w:val="en-US"/>
+        </w:rPr>
+        <w:t>CA</w:t>
+      </w:r>
+      <w:r>
+        <w:rPr>
+          <w:rFonts w:ascii="David" w:hAnsi="David" w:cs="David" w:hint="cs"/>
+          <w:sz w:val="24"/>
+          <w:szCs w:val="24"/>
+          <w:rtl/>
+          <w:lang w:val="en-US"/>
+        </w:rPr>
+        <w:t xml:space="preserve"> אשר ממדלל</w:t>
+      </w:r>
+      <w:r>
+        <w:rPr>
+          <w:rFonts w:ascii="David" w:hAnsi="David" w:cs="David" w:hint="eastAsia"/>
+          <w:sz w:val="24"/>
+          <w:szCs w:val="24"/>
+          <w:rtl/>
+          <w:lang w:val="en-US"/>
+        </w:rPr>
+        <w:t>ת</w:t>
+      </w:r>
+      <w:r>
+        <w:rPr>
+          <w:rFonts w:ascii="David" w:hAnsi="David" w:cs="David" w:hint="cs"/>
+          <w:sz w:val="24"/>
+          <w:szCs w:val="24"/>
+          <w:rtl/>
+          <w:lang w:val="en-US"/>
+        </w:rPr>
+        <w:t xml:space="preserve"> </w:t>
+      </w:r>
+      <w:r>
+        <w:rPr>
+          <w:rFonts w:ascii="David" w:hAnsi="David" w:cs="David" w:hint="cs"/>
+          <w:sz w:val="24"/>
+          <w:szCs w:val="24"/>
+          <w:rtl/>
+          <w:lang w:val="en-US"/>
+        </w:rPr>
+        <w:t>את ריכוזי הזיהום לאורך 13 שנים.</w:t>
       </w:r>
     </w:p>
     <w:p>
@@ -6529,362 +6998,24 @@
         <w:spacing w:line="360" w:lineRule="auto"/>
         <w:rPr>
           <w:rFonts w:ascii="David" w:hAnsi="David" w:cs="David"/>
-          <w:sz w:val="24"/>
-          <w:szCs w:val="24"/>
-          <w:rtl/>
-        </w:rPr>
-      </w:pPr>
-      <w:r>
-        <w:rPr>
-          <w:rFonts w:ascii="David" w:hAnsi="David" w:cs="David"/>
-          <w:sz w:val="24"/>
-          <w:szCs w:val="24"/>
-          <w:rtl/>
-        </w:rPr>
-        <w:t xml:space="preserve">המודל מבטא את </w:t>
-      </w:r>
-      <w:r>
-        <w:rPr>
-          <w:rFonts w:ascii="David" w:hAnsi="David" w:cs="David"/>
-          <w:bCs/>
-          <w:sz w:val="24"/>
-          <w:szCs w:val="24"/>
-          <w:rtl/>
-        </w:rPr>
-        <w:t>הדינמיקה המרחבית</w:t>
-      </w:r>
-      <w:r>
-        <w:rPr>
-          <w:rFonts w:ascii="David" w:hAnsi="David" w:cs="David"/>
-          <w:sz w:val="24"/>
-          <w:szCs w:val="24"/>
-          <w:rtl/>
-        </w:rPr>
-        <w:t xml:space="preserve"> של המערכת באמצעות גישת </w:t>
-      </w:r>
-      <w:r>
-        <w:rPr>
-          <w:rFonts w:ascii="David" w:hAnsi="David" w:cs="David"/>
-          <w:sz w:val="24"/>
-          <w:szCs w:val="24"/>
-        </w:rPr>
-        <w:t>Cellular Automata</w:t>
-      </w:r>
-      <w:r>
-        <w:rPr>
-          <w:rFonts w:ascii="David" w:hAnsi="David" w:cs="David"/>
-          <w:sz w:val="24"/>
-          <w:szCs w:val="24"/>
-          <w:rtl/>
-        </w:rPr>
-        <w:t>, שבה האגם מחולק לרשת תאים, וכל תא מייצג אזור מים עם מאפיינים כימיים, פיזיקליים וביולוגיים.</w:t>
-      </w:r>
-      <w:r>
-        <w:rPr>
-          <w:rFonts w:ascii="David" w:hAnsi="David" w:cs="David"/>
-          <w:sz w:val="24"/>
-          <w:szCs w:val="24"/>
-          <w:rtl/>
-        </w:rPr>
-        <w:t xml:space="preserve"> </w:t>
-      </w:r>
-      <w:r>
-        <w:rPr>
-          <w:rFonts w:ascii="David" w:hAnsi="David" w:cs="David"/>
-          <w:sz w:val="24"/>
-          <w:szCs w:val="24"/>
-          <w:rtl/>
-        </w:rPr>
-        <w:t xml:space="preserve">באתר מוצגת סימולציה המציגה את הדינמיקה ההיסטורית של האגם (2010-2023).  </w:t>
-      </w:r>
-      <w:r>
-        <w:rPr>
-          <w:rFonts w:ascii="David" w:hAnsi="David" w:cs="David"/>
-          <w:sz w:val="24"/>
-          <w:szCs w:val="24"/>
-          <w:rtl/>
-        </w:rPr>
-        <w:t>חושב מדד זיהום משולב (</w:t>
-      </w:r>
-      <w:r>
-        <w:rPr>
-          <w:rFonts w:ascii="David" w:hAnsi="David" w:cs="David"/>
-          <w:sz w:val="24"/>
-          <w:szCs w:val="24"/>
-        </w:rPr>
-        <w:t>Pollution Index</w:t>
-      </w:r>
-      <w:r>
-        <w:rPr>
-          <w:rFonts w:ascii="David" w:hAnsi="David" w:cs="David"/>
-          <w:sz w:val="24"/>
-          <w:szCs w:val="24"/>
-          <w:rtl/>
-        </w:rPr>
-        <w:t xml:space="preserve">) שבו לכל משתנה הוקצה משקל בהתאם לתרומתו: </w:t>
-      </w:r>
-      <w:r>
-        <w:rPr>
-          <w:rFonts w:ascii="David" w:hAnsi="David" w:cs="David"/>
-          <w:sz w:val="24"/>
-          <w:szCs w:val="24"/>
-        </w:rPr>
-        <w:t>E.coli</w:t>
-      </w:r>
-      <w:r>
-        <w:rPr>
-          <w:rFonts w:ascii="David" w:hAnsi="David" w:cs="David"/>
-          <w:sz w:val="24"/>
-          <w:szCs w:val="24"/>
-          <w:rtl/>
-        </w:rPr>
-        <w:t xml:space="preserve"> (30%), עופרת </w:t>
-      </w:r>
-      <w:r>
-        <w:rPr>
-          <w:rFonts w:ascii="David" w:hAnsi="David" w:cs="David"/>
-          <w:sz w:val="24"/>
-          <w:szCs w:val="24"/>
-        </w:rPr>
-        <w:t>Pb</w:t>
-      </w:r>
-      <w:r>
-        <w:rPr>
-          <w:rFonts w:ascii="David" w:hAnsi="David" w:cs="David"/>
-          <w:sz w:val="24"/>
-          <w:szCs w:val="24"/>
-          <w:rtl/>
-        </w:rPr>
-        <w:t xml:space="preserve"> (25%), אבץ </w:t>
-      </w:r>
-      <w:r>
-        <w:rPr>
-          <w:rFonts w:ascii="David" w:hAnsi="David" w:cs="David"/>
-          <w:sz w:val="24"/>
-          <w:szCs w:val="24"/>
-        </w:rPr>
-        <w:t>Zn</w:t>
-      </w:r>
-      <w:r>
-        <w:rPr>
-          <w:rFonts w:ascii="David" w:hAnsi="David" w:cs="David"/>
-          <w:sz w:val="24"/>
-          <w:szCs w:val="24"/>
-          <w:rtl/>
-        </w:rPr>
-        <w:t xml:space="preserve"> (12%), כלוריד (18%) ושיטפונות (15%). משתני רקע נוספים כמו עומק, מפלס מים וכלוריד השפיעו על עוצמת הזיהום ותפוצתו. </w:t>
-      </w:r>
-      <w:r>
-        <w:rPr>
-          <w:rFonts w:ascii="David" w:hAnsi="David" w:cs="David"/>
-          <w:sz w:val="24"/>
-          <w:szCs w:val="24"/>
-          <w:rtl/>
-        </w:rPr>
-        <w:t xml:space="preserve">כללי המעבר מגדירים כיצד מזהמים – כגון חיידקי </w:t>
-      </w:r>
-      <w:r>
-        <w:rPr>
-          <w:rFonts w:ascii="David" w:hAnsi="David" w:cs="David"/>
-          <w:sz w:val="24"/>
-          <w:szCs w:val="24"/>
-        </w:rPr>
-        <w:t>E.coli</w:t>
-      </w:r>
-      <w:r>
-        <w:rPr>
-          <w:rFonts w:ascii="David" w:hAnsi="David" w:cs="David"/>
-          <w:sz w:val="24"/>
-          <w:szCs w:val="24"/>
-          <w:rtl/>
-        </w:rPr>
-        <w:t xml:space="preserve">, מתכות כבדות או </w:t>
-      </w:r>
-      <w:r>
-        <w:rPr>
-          <w:rFonts w:ascii="David" w:hAnsi="David" w:cs="David"/>
-          <w:sz w:val="24"/>
-          <w:szCs w:val="24"/>
-          <w:rtl/>
-        </w:rPr>
-        <w:t>כלוריד</w:t>
-      </w:r>
-      <w:r>
-        <w:rPr>
-          <w:rFonts w:ascii="David" w:hAnsi="David" w:cs="David"/>
-          <w:sz w:val="24"/>
-          <w:szCs w:val="24"/>
-          <w:rtl/>
-        </w:rPr>
-        <w:t xml:space="preserve"> – מתפשטים בין תאים שכנים לאורך זמן</w:t>
-      </w:r>
-      <w:r>
-        <w:rPr>
-          <w:rFonts w:ascii="David" w:hAnsi="David" w:cs="David"/>
-          <w:sz w:val="24"/>
-          <w:szCs w:val="24"/>
-          <w:rtl/>
-        </w:rPr>
-        <w:t xml:space="preserve"> (התפשטות ל-20% מהשכנים)</w:t>
-      </w:r>
-      <w:r>
-        <w:rPr>
-          <w:rFonts w:ascii="David" w:hAnsi="David" w:cs="David"/>
-          <w:sz w:val="24"/>
-          <w:szCs w:val="24"/>
-          <w:rtl/>
-        </w:rPr>
-        <w:t xml:space="preserve">. </w:t>
-      </w:r>
-      <w:r>
-        <w:rPr>
-          <w:rFonts w:ascii="David" w:hAnsi="David" w:cs="David"/>
-          <w:sz w:val="24"/>
-          <w:szCs w:val="24"/>
-          <w:rtl/>
-        </w:rPr>
-        <w:t>שילוב ה־</w:t>
-      </w:r>
-      <w:r>
-        <w:rPr>
-          <w:rFonts w:ascii="David" w:hAnsi="David" w:cs="David"/>
-          <w:sz w:val="24"/>
-          <w:szCs w:val="24"/>
-        </w:rPr>
-        <w:t xml:space="preserve">PCA </w:t>
-      </w:r>
-      <w:r>
-        <w:rPr>
-          <w:rFonts w:ascii="David" w:hAnsi="David" w:cs="David"/>
-          <w:sz w:val="24"/>
-          <w:szCs w:val="24"/>
-          <w:rtl/>
-        </w:rPr>
-        <w:t xml:space="preserve"> מאפשר להבין אילו </w:t>
-      </w:r>
-      <w:r>
-        <w:rPr>
-          <w:rFonts w:ascii="David" w:hAnsi="David" w:cs="David"/>
-          <w:bCs/>
-          <w:sz w:val="24"/>
-          <w:szCs w:val="24"/>
-          <w:rtl/>
-        </w:rPr>
-        <w:t>רכיבים עיקריים</w:t>
-      </w:r>
-      <w:r>
-        <w:rPr>
-          <w:rFonts w:ascii="David" w:hAnsi="David" w:cs="David"/>
-          <w:sz w:val="24"/>
-          <w:szCs w:val="24"/>
-          <w:rtl/>
-        </w:rPr>
-        <w:t xml:space="preserve"> שולטים בתהליכים – מתכות כבדות</w:t>
-      </w:r>
-      <w:r>
-        <w:rPr>
-          <w:rFonts w:ascii="David" w:hAnsi="David" w:cs="David"/>
-          <w:sz w:val="24"/>
-          <w:szCs w:val="24"/>
-        </w:rPr>
-        <w:t xml:space="preserve"> (Pb, Zn) </w:t>
-      </w:r>
-      <w:r>
-        <w:rPr>
-          <w:rFonts w:ascii="David" w:hAnsi="David" w:cs="David"/>
-          <w:sz w:val="24"/>
-          <w:szCs w:val="24"/>
-          <w:rtl/>
-        </w:rPr>
-        <w:t>כציר כימי יציב וקשה לניקוי, כימיקלים (</w:t>
-      </w:r>
-      <w:r>
-        <w:rPr>
-          <w:rFonts w:ascii="David" w:hAnsi="David" w:cs="David"/>
-          <w:sz w:val="24"/>
-          <w:szCs w:val="24"/>
-        </w:rPr>
-        <w:t>E.coli</w:t>
-      </w:r>
-      <w:r>
-        <w:rPr>
-          <w:rFonts w:ascii="David" w:hAnsi="David" w:cs="David"/>
-          <w:sz w:val="24"/>
-          <w:szCs w:val="24"/>
-          <w:rtl/>
-        </w:rPr>
-        <w:t xml:space="preserve"> וכלוריד) כציר ביולוגי המבטא זיהום חיידקי ופריחות ועומק וגובה פני האגם כרכיב פיזיקלי המסביר את מידת הדילול או הריכוז. בכך המודל לא רק משחזר את התנהגות המערכת בעבר אלא גם מציע </w:t>
-      </w:r>
-      <w:r>
-        <w:rPr>
-          <w:rFonts w:ascii="David" w:hAnsi="David" w:cs="David"/>
-          <w:bCs/>
-          <w:sz w:val="24"/>
-          <w:szCs w:val="24"/>
-          <w:rtl/>
-        </w:rPr>
-        <w:t>יכולת חיזוי אקולוגית במרחב</w:t>
-      </w:r>
-      <w:r>
-        <w:rPr>
-          <w:rFonts w:ascii="David" w:hAnsi="David" w:cs="David"/>
-          <w:sz w:val="24"/>
-          <w:szCs w:val="24"/>
-          <w:rtl/>
-        </w:rPr>
-        <w:t>: זיהוי מוקדי זיהו</w:t>
-      </w:r>
-      <w:r>
-        <w:rPr>
-          <w:rFonts w:ascii="David" w:hAnsi="David" w:cs="David"/>
-          <w:sz w:val="24"/>
-          <w:szCs w:val="24"/>
-          <w:rtl/>
-        </w:rPr>
-        <w:t xml:space="preserve">ם </w:t>
-      </w:r>
-      <w:r>
-        <w:rPr>
-          <w:rFonts w:ascii="David" w:hAnsi="David" w:cs="David"/>
-          <w:sz w:val="24"/>
-          <w:szCs w:val="24"/>
-        </w:rPr>
-        <w:t>(Hotspots)</w:t>
-      </w:r>
-      <w:r>
-        <w:rPr>
-          <w:rFonts w:ascii="David" w:hAnsi="David" w:cs="David"/>
-          <w:sz w:val="24"/>
-          <w:szCs w:val="24"/>
-          <w:rtl/>
-        </w:rPr>
-        <w:t xml:space="preserve">, </w:t>
-      </w:r>
-      <w:r>
-        <w:rPr>
-          <w:rFonts w:ascii="David" w:hAnsi="David" w:cs="David"/>
-          <w:sz w:val="24"/>
-          <w:szCs w:val="24"/>
-          <w:rtl/>
-        </w:rPr>
-        <w:t>מגמות התפשטות ביולוגיות או כימיות, והערכת אזורי סיכון עתידיים לניהול ושיקום</w:t>
-      </w:r>
-      <w:r>
-        <w:rPr>
-          <w:rFonts w:ascii="David" w:hAnsi="David" w:cs="David"/>
-          <w:sz w:val="24"/>
-          <w:szCs w:val="24"/>
-        </w:rPr>
-        <w:t>.</w:t>
-      </w:r>
-      <w:r>
-        <w:rPr>
-          <w:rFonts w:ascii="David" w:hAnsi="David" w:cs="David"/>
-          <w:sz w:val="24"/>
-          <w:szCs w:val="24"/>
-          <w:rtl/>
-        </w:rPr>
-        <w:t xml:space="preserve"> </w:t>
+          <w:b/>
+          <w:bCs/>
+          <w:sz w:val="24"/>
+          <w:szCs w:val="24"/>
+          <w:u w:val="single"/>
+        </w:rPr>
+      </w:pPr>
+      <w:r>
+        <w:rPr>
+          <w:rFonts w:ascii="David" w:hAnsi="David" w:cs="David"/>
+          <w:b/>
+          <w:bCs/>
+          <w:sz w:val="24"/>
+          <w:szCs w:val="24"/>
+          <w:u w:val="single"/>
+          <w:rtl/>
+        </w:rPr>
+        <w:t xml:space="preserve">חלק ה: סימולציה והדמיה </w:t>
       </w:r>
     </w:p>
     <w:p>
@@ -6892,225 +7023,158 @@
         <w:spacing w:line="360" w:lineRule="auto"/>
         <w:rPr>
           <w:rFonts w:ascii="David" w:hAnsi="David" w:cs="David"/>
-          <w:b/>
-          <w:bCs/>
-          <w:sz w:val="24"/>
-          <w:szCs w:val="24"/>
-          <w:u w:val="single"/>
-        </w:rPr>
-      </w:pPr>
-      <w:r>
-        <w:rPr>
-          <w:rFonts w:ascii="David" w:hAnsi="David" w:cs="David"/>
-          <w:b/>
-          <w:bCs/>
-          <w:sz w:val="24"/>
-          <w:szCs w:val="24"/>
-          <w:u w:val="single"/>
-          <w:rtl/>
-        </w:rPr>
-        <w:t xml:space="preserve">חלק ה: סימולציה והדמיה </w:t>
+          <w:bCs/>
+          <w:sz w:val="24"/>
+          <w:szCs w:val="24"/>
+          <w:lang w:val="en-US"/>
+        </w:rPr>
+      </w:pPr>
+      <w:r>
+        <w:rPr>
+          <w:rFonts w:ascii="David" w:hAnsi="David" w:cs="David"/>
+          <w:bCs/>
+          <w:sz w:val="24"/>
+          <w:szCs w:val="24"/>
+          <w:rtl/>
+          <w:lang w:val="en-US"/>
+        </w:rPr>
+        <w:t xml:space="preserve">בדיקת השערות </w:t>
       </w:r>
     </w:p>
     <w:p>
       <w:pPr>
+        <w:pStyle w:val="a6"/>
+        <w:numPr>
+          <w:ilvl w:val="0"/>
+          <w:numId w:val="47"/>
+        </w:numPr>
         <w:spacing w:line="360" w:lineRule="auto"/>
         <w:rPr>
           <w:rFonts w:ascii="David" w:hAnsi="David" w:cs="David"/>
-          <w:bCs/>
-          <w:sz w:val="24"/>
-          <w:szCs w:val="24"/>
-          <w:lang w:val="en-US"/>
-        </w:rPr>
-      </w:pPr>
-      <w:r>
-        <w:rPr>
-          <w:rFonts w:ascii="David" w:hAnsi="David" w:cs="David"/>
-          <w:bCs/>
-          <w:sz w:val="24"/>
-          <w:szCs w:val="24"/>
-          <w:rtl/>
-          <w:lang w:val="en-US"/>
-        </w:rPr>
-        <w:t xml:space="preserve">בדיקת השערות </w:t>
+          <w:sz w:val="24"/>
+          <w:szCs w:val="24"/>
+        </w:rPr>
+      </w:pPr>
+      <w:r>
+        <w:rPr>
+          <w:rFonts w:ascii="David" w:hAnsi="David" w:cs="David"/>
+          <w:bCs/>
+          <w:sz w:val="24"/>
+          <w:szCs w:val="24"/>
+          <w:rtl/>
+        </w:rPr>
+        <w:t>גרדיאנט עומק במתכות כבדות</w:t>
       </w:r>
     </w:p>
     <w:p>
       <w:pPr>
+        <w:pStyle w:val="a6"/>
+        <w:numPr>
+          <w:ilvl w:val="0"/>
+          <w:numId w:val="45"/>
+        </w:numPr>
         <w:spacing w:line="360" w:lineRule="auto"/>
         <w:rPr>
           <w:rFonts w:ascii="David" w:hAnsi="David" w:cs="David"/>
           <w:sz w:val="24"/>
           <w:szCs w:val="24"/>
-          <w:rtl/>
-        </w:rPr>
-      </w:pPr>
-      <w:r>
-        <w:rPr>
-          <w:rFonts w:ascii="David" w:hAnsi="David" w:cs="David"/>
-          <w:bCs/>
-          <w:sz w:val="24"/>
-          <w:szCs w:val="24"/>
-          <w:rtl/>
-        </w:rPr>
-        <w:t>1) גרדיאנט עומק במתכות כבדות</w:t>
-      </w:r>
-      <w:r>
-        <w:rPr>
-          <w:rFonts w:ascii="David" w:hAnsi="David" w:cs="David"/>
-          <w:sz w:val="24"/>
-          <w:szCs w:val="24"/>
-          <w:rtl/>
-        </w:rPr>
-        <w:br/>
-      </w:r>
-      <w:r>
-        <w:rPr>
-          <w:rFonts w:ascii="David" w:hAnsi="David" w:cs="David"/>
-          <w:sz w:val="24"/>
-          <w:szCs w:val="24"/>
-          <w:rtl/>
-        </w:rPr>
-        <w:t xml:space="preserve">בתרחישי </w:t>
-      </w:r>
-      <w:r>
-        <w:rPr>
-          <w:rFonts w:ascii="David" w:hAnsi="David" w:cs="David"/>
-          <w:sz w:val="24"/>
-          <w:szCs w:val="24"/>
-        </w:rPr>
-        <w:t>Stress</w:t>
-      </w:r>
-      <w:r>
-        <w:rPr>
-          <w:rFonts w:ascii="David" w:hAnsi="David" w:cs="David"/>
-          <w:sz w:val="24"/>
-          <w:szCs w:val="24"/>
-          <w:rtl/>
-        </w:rPr>
-        <w:t xml:space="preserve"> ו-</w:t>
-      </w:r>
-      <w:r>
-        <w:rPr>
-          <w:rFonts w:ascii="David" w:hAnsi="David" w:cs="David"/>
-          <w:sz w:val="24"/>
-          <w:szCs w:val="24"/>
-        </w:rPr>
-        <w:t>Baseline Final</w:t>
-      </w:r>
-      <w:r>
-        <w:rPr>
-          <w:rFonts w:ascii="David" w:hAnsi="David" w:cs="David"/>
-          <w:sz w:val="24"/>
-          <w:szCs w:val="24"/>
-          <w:rtl/>
-        </w:rPr>
-        <w:t xml:space="preserve"> יש דפוס כך שהערכים החזקים יותר במרכז האגם (האזור העמוק יותר), דועכים לשוליים.</w:t>
-      </w:r>
-      <w:r>
-        <w:rPr>
-          <w:rFonts w:ascii="David" w:hAnsi="David" w:cs="David"/>
-          <w:sz w:val="24"/>
-          <w:szCs w:val="24"/>
-          <w:rtl/>
-        </w:rPr>
-        <w:br/>
-      </w:r>
-      <w:r>
-        <w:rPr>
-          <w:rFonts w:ascii="David" w:hAnsi="David" w:cs="David"/>
-          <w:sz w:val="24"/>
-          <w:szCs w:val="24"/>
-          <w:rtl/>
-        </w:rPr>
-        <w:t>זה נובע גם מהמודל</w:t>
-      </w:r>
-      <w:r>
-        <w:rPr>
-          <w:rFonts w:ascii="David" w:hAnsi="David" w:cs="David"/>
-          <w:sz w:val="24"/>
-          <w:szCs w:val="24"/>
-          <w:rtl/>
-        </w:rPr>
-        <w:t>-</w:t>
-      </w:r>
-      <w:r>
-        <w:rPr>
-          <w:rFonts w:ascii="David" w:hAnsi="David" w:cs="David"/>
-          <w:sz w:val="24"/>
-          <w:szCs w:val="24"/>
-          <w:rtl/>
-        </w:rPr>
-        <w:t xml:space="preserve"> תרומת מתכות מוכפלת ב-</w:t>
-      </w:r>
-      <w:r>
-        <w:rPr>
-          <w:rFonts w:ascii="David" w:hAnsi="David" w:cs="David"/>
-          <w:sz w:val="24"/>
-          <w:szCs w:val="24"/>
-        </w:rPr>
-        <w:t>depth_effect</w:t>
-      </w:r>
-      <w:r>
-        <w:rPr>
-          <w:rFonts w:ascii="David" w:hAnsi="David" w:cs="David"/>
-          <w:sz w:val="24"/>
-          <w:szCs w:val="24"/>
-          <w:rtl/>
-        </w:rPr>
-        <w:t xml:space="preserve"> (גבוה יותר בעומק).</w:t>
-      </w:r>
-      <w:r>
-        <w:rPr>
-          <w:rFonts w:ascii="David" w:hAnsi="David" w:cs="David"/>
-          <w:sz w:val="24"/>
-          <w:szCs w:val="24"/>
-          <w:rtl/>
-        </w:rPr>
-        <w:br/>
-      </w:r>
-      <w:r>
-        <w:rPr>
-          <w:rFonts w:ascii="David" w:hAnsi="David" w:cs="David"/>
-          <w:sz w:val="24"/>
-          <w:szCs w:val="24"/>
-          <w:rtl/>
-        </w:rPr>
-        <w:t>במפת השנים-</w:t>
-      </w:r>
-      <w:r>
-        <w:rPr>
-          <w:rFonts w:ascii="David" w:hAnsi="David" w:cs="David"/>
-          <w:sz w:val="24"/>
-          <w:szCs w:val="24"/>
-          <w:rtl/>
-        </w:rPr>
-        <w:t xml:space="preserve"> מוקדי המתכות מופיעים בעומקים (האזור המרכזי) ונשארים יציבים.</w:t>
+        </w:rPr>
+      </w:pPr>
+      <w:r>
+        <w:rPr>
+          <w:rFonts w:ascii="David" w:hAnsi="David" w:cs="David" w:hint="cs"/>
+          <w:sz w:val="24"/>
+          <w:szCs w:val="24"/>
+          <w:rtl/>
+        </w:rPr>
+        <w:t>גרפים</w:t>
+      </w:r>
+      <w:r>
+        <w:rPr>
+          <w:rFonts w:ascii="David" w:hAnsi="David" w:cs="David" w:hint="cs"/>
+          <w:sz w:val="24"/>
+          <w:szCs w:val="24"/>
+          <w:rtl/>
+        </w:rPr>
+        <w:t xml:space="preserve"> (</w:t>
+      </w:r>
+      <w:r>
+        <w:rPr>
+          <w:rFonts w:ascii="David" w:hAnsi="David" w:cs="David"/>
+          <w:sz w:val="24"/>
+          <w:szCs w:val="24"/>
+          <w:lang w:val="en-US"/>
+        </w:rPr>
+        <w:t>(statistics</w:t>
+      </w:r>
+      <w:r>
+        <w:rPr>
+          <w:rFonts w:ascii="David" w:hAnsi="David" w:cs="David" w:hint="cs"/>
+          <w:sz w:val="24"/>
+          <w:szCs w:val="24"/>
+          <w:rtl/>
+        </w:rPr>
+        <w:t>- יצרנו גרפים שבהם ניתן לבחון את הממוצע של הריכוזים של המתכות הכבדות לפי עומק נתון (0-35 מ'). יצא שככל שהמתכות נמצאות בעומק עמוק יותר הריכוז שלהן יותר גבוה מה שמעיד על קשר ישיר בגדילה בריכוז המתכות.</w:t>
       </w:r>
     </w:p>
     <w:p>
       <w:pPr>
+        <w:pStyle w:val="a6"/>
+        <w:numPr>
+          <w:ilvl w:val="0"/>
+          <w:numId w:val="45"/>
+        </w:numPr>
         <w:spacing w:line="360" w:lineRule="auto"/>
         <w:rPr>
           <w:rFonts w:ascii="David" w:hAnsi="David" w:cs="David"/>
           <w:sz w:val="24"/>
           <w:szCs w:val="24"/>
-          <w:rtl/>
-        </w:rPr>
-      </w:pPr>
-      <w:r>
-        <w:rPr>
-          <w:rFonts w:ascii="David" w:hAnsi="David" w:cs="David"/>
-          <w:sz w:val="24"/>
-          <w:szCs w:val="24"/>
-          <w:highlight w:val="green"/>
-          <w:rtl/>
-        </w:rPr>
-        <w:t>ההשערה נתמכת.</w:t>
+        </w:rPr>
+      </w:pPr>
+      <w:r>
+        <w:rPr>
+          <w:rFonts w:ascii="David" w:hAnsi="David" w:cs="David" w:hint="cs"/>
+          <w:sz w:val="24"/>
+          <w:szCs w:val="24"/>
+          <w:rtl/>
+        </w:rPr>
+        <w:t>סימולציית סביבה (</w:t>
+      </w:r>
+      <w:r>
+        <w:rPr>
+          <w:rFonts w:ascii="David" w:hAnsi="David" w:cs="David"/>
+          <w:sz w:val="24"/>
+          <w:szCs w:val="24"/>
+          <w:lang w:val="en-US"/>
+        </w:rPr>
+        <w:t>Enviormental Game of Life</w:t>
+      </w:r>
+      <w:r>
+        <w:rPr>
+          <w:rFonts w:ascii="David" w:hAnsi="David" w:cs="David" w:hint="cs"/>
+          <w:sz w:val="24"/>
+          <w:szCs w:val="24"/>
+          <w:rtl/>
+        </w:rPr>
+        <w:t xml:space="preserve">)- </w:t>
+      </w:r>
+      <w:r>
+        <w:rPr>
+          <w:rFonts w:ascii="David" w:hAnsi="David" w:cs="David"/>
+          <w:sz w:val="24"/>
+          <w:szCs w:val="24"/>
+          <w:rtl/>
+        </w:rPr>
+        <w:t>מוקדי המתכות מופיעים בעומקים (האזור המרכזי) ונשארים יציבים.</w:t>
       </w:r>
     </w:p>
     <w:p>
       <w:pPr>
+        <w:pStyle w:val="a6"/>
+        <w:numPr>
+          <w:ilvl w:val="0"/>
+          <w:numId w:val="45"/>
+        </w:numPr>
         <w:spacing w:line="360" w:lineRule="auto"/>
         <w:rPr>
           <w:rFonts w:ascii="David" w:hAnsi="David" w:cs="David"/>
@@ -7121,40 +7185,109 @@
       </w:pPr>
       <w:r>
         <w:rPr>
-          <w:rFonts w:ascii="David" w:hAnsi="David" w:cs="David"/>
-          <w:sz w:val="24"/>
-          <w:szCs w:val="24"/>
-          <w:rtl/>
-        </w:rPr>
-        <w:t>2</w:t>
-      </w:r>
-      <w:r>
-        <w:rPr>
-          <w:rFonts w:ascii="David" w:hAnsi="David" w:cs="David"/>
-          <w:bCs/>
-          <w:sz w:val="24"/>
-          <w:szCs w:val="24"/>
-          <w:rtl/>
-        </w:rPr>
-        <w:t>) השפעת שטפונות על התפשטות מזהמים</w:t>
-      </w:r>
-      <w:r>
-        <w:rPr>
-          <w:rFonts w:ascii="David" w:hAnsi="David" w:cs="David"/>
-          <w:sz w:val="24"/>
-          <w:szCs w:val="24"/>
-          <w:rtl/>
-        </w:rPr>
-        <w:br/>
-      </w:r>
-      <w:r>
-        <w:rPr>
-          <w:rFonts w:ascii="David" w:hAnsi="David" w:cs="David"/>
-          <w:sz w:val="24"/>
-          <w:szCs w:val="24"/>
-          <w:rtl/>
-        </w:rPr>
-        <w:t>ב</w:t>
+          <w:rFonts w:ascii="David" w:hAnsi="David" w:cs="David" w:hint="cs"/>
+          <w:sz w:val="24"/>
+          <w:szCs w:val="24"/>
+          <w:rtl/>
+        </w:rPr>
+        <w:t>סימולציות</w:t>
+      </w:r>
+      <w:r>
+        <w:rPr>
+          <w:rFonts w:ascii="David" w:hAnsi="David" w:cs="David" w:hint="cs"/>
+          <w:sz w:val="24"/>
+          <w:szCs w:val="24"/>
+          <w:rtl/>
+        </w:rPr>
+        <w:t xml:space="preserve"> תרחישים</w:t>
+      </w:r>
+      <w:r>
+        <w:rPr>
+          <w:rFonts w:ascii="David" w:hAnsi="David" w:cs="David" w:hint="cs"/>
+          <w:sz w:val="24"/>
+          <w:szCs w:val="24"/>
+          <w:rtl/>
+        </w:rPr>
+        <w:t xml:space="preserve"> (</w:t>
+      </w:r>
+      <w:r>
+        <w:rPr>
+          <w:rFonts w:ascii="David" w:hAnsi="David" w:cs="David"/>
+          <w:sz w:val="24"/>
+          <w:szCs w:val="24"/>
+          <w:lang w:val="en-US"/>
+        </w:rPr>
+        <w:t>(scenarios</w:t>
+      </w:r>
+      <w:r>
+        <w:rPr>
+          <w:rFonts w:ascii="David" w:hAnsi="David" w:cs="David" w:hint="cs"/>
+          <w:sz w:val="24"/>
+          <w:szCs w:val="24"/>
+          <w:rtl/>
+        </w:rPr>
+        <w:t xml:space="preserve">- </w:t>
+      </w:r>
+      <w:r>
+        <w:rPr>
+          <w:rFonts w:ascii="David" w:hAnsi="David" w:cs="David"/>
+          <w:sz w:val="24"/>
+          <w:szCs w:val="24"/>
+          <w:rtl/>
+        </w:rPr>
+        <w:t xml:space="preserve">בתרחישי </w:t>
+      </w:r>
+      <w:r>
+        <w:rPr>
+          <w:rFonts w:ascii="David" w:hAnsi="David" w:cs="David"/>
+          <w:sz w:val="24"/>
+          <w:szCs w:val="24"/>
+        </w:rPr>
+        <w:t>Stress</w:t>
+      </w:r>
+      <w:r>
+        <w:rPr>
+          <w:rFonts w:ascii="David" w:hAnsi="David" w:cs="David"/>
+          <w:sz w:val="24"/>
+          <w:szCs w:val="24"/>
+          <w:rtl/>
+        </w:rPr>
+        <w:t xml:space="preserve"> ו-</w:t>
+      </w:r>
+      <w:r>
+        <w:rPr>
+          <w:rFonts w:ascii="David" w:hAnsi="David" w:cs="David"/>
+          <w:sz w:val="24"/>
+          <w:szCs w:val="24"/>
+        </w:rPr>
+        <w:t>Baseline Final</w:t>
+      </w:r>
+      <w:r>
+        <w:rPr>
+          <w:rFonts w:ascii="David" w:hAnsi="David" w:cs="David"/>
+          <w:sz w:val="24"/>
+          <w:szCs w:val="24"/>
+          <w:rtl/>
+        </w:rPr>
+        <w:t xml:space="preserve"> יש דפוס כך שהערכים החזקים יותר במרכז האגם (האזור העמוק יותר), דועכים לשוליים.</w:t>
+      </w:r>
+      <w:r>
+        <w:rPr>
+          <w:rFonts w:ascii="David" w:hAnsi="David" w:cs="David" w:hint="cs"/>
+          <w:sz w:val="24"/>
+          <w:szCs w:val="24"/>
+          <w:rtl/>
+        </w:rPr>
+        <w:t xml:space="preserve"> </w:t>
+      </w:r>
+      <w:r>
+        <w:rPr>
+          <w:rFonts w:ascii="David" w:hAnsi="David" w:cs="David"/>
+          <w:sz w:val="24"/>
+          <w:szCs w:val="24"/>
+          <w:rtl/>
+        </w:rPr>
+        <w:t>זה נובע גם מהמודל</w:t>
       </w:r>
       <w:r>
         <w:rPr>
@@ -7170,147 +7303,35 @@
           <w:rFonts w:ascii="David" w:hAnsi="David" w:cs="David"/>
           <w:sz w:val="24"/>
           <w:szCs w:val="24"/>
-        </w:rPr>
-        <w:t xml:space="preserve"> Stress</w:t>
-      </w:r>
-      <w:r>
-        <w:rPr>
-          <w:rFonts w:ascii="David" w:hAnsi="David" w:cs="David"/>
-          <w:sz w:val="24"/>
-          <w:szCs w:val="24"/>
-          <w:rtl/>
-        </w:rPr>
-        <w:t xml:space="preserve"> </w:t>
-      </w:r>
-      <w:r>
-        <w:rPr>
-          <w:rFonts w:ascii="David" w:hAnsi="David" w:cs="David"/>
-          <w:sz w:val="24"/>
-          <w:szCs w:val="24"/>
-        </w:rPr>
-        <w:t xml:space="preserve"> t=5 </w:t>
-      </w:r>
-      <w:r>
-        <w:rPr>
-          <w:rFonts w:ascii="Arial" w:hAnsi="Arial" w:cs="Arial"/>
-          <w:sz w:val="24"/>
-          <w:szCs w:val="24"/>
-        </w:rPr>
-        <w:t>→</w:t>
-      </w:r>
-      <w:r>
-        <w:rPr>
-          <w:rFonts w:ascii="David" w:hAnsi="David" w:cs="David"/>
-          <w:sz w:val="24"/>
-          <w:szCs w:val="24"/>
-        </w:rPr>
-        <w:t xml:space="preserve"> t=10</w:t>
-      </w:r>
-      <w:r>
-        <w:rPr>
-          <w:rFonts w:ascii="David" w:hAnsi="David" w:cs="David"/>
-          <w:sz w:val="24"/>
-          <w:szCs w:val="24"/>
-          <w:rtl/>
-        </w:rPr>
-        <w:t xml:space="preserve"> יש התפשטות מרחבית ניכרת (יותר אדום, כיסוי גדול יותר).</w:t>
-      </w:r>
-      <w:r>
-        <w:rPr>
-          <w:rFonts w:ascii="David" w:hAnsi="David" w:cs="David"/>
-          <w:sz w:val="24"/>
-          <w:szCs w:val="24"/>
-          <w:rtl/>
-        </w:rPr>
-        <w:br/>
-      </w:r>
-      <w:r>
-        <w:rPr>
-          <w:rFonts w:ascii="David" w:hAnsi="David" w:cs="David"/>
-          <w:sz w:val="24"/>
-          <w:szCs w:val="24"/>
-          <w:rtl/>
-        </w:rPr>
-        <w:t>בפאנל “</w:t>
-      </w:r>
-      <w:r>
-        <w:rPr>
-          <w:rFonts w:ascii="David" w:hAnsi="David" w:cs="David"/>
-          <w:sz w:val="24"/>
-          <w:szCs w:val="24"/>
-        </w:rPr>
-        <w:t>Stress – Pollution Increase</w:t>
-      </w:r>
-      <w:r>
-        <w:rPr>
-          <w:rFonts w:ascii="David" w:hAnsi="David" w:cs="David"/>
-          <w:sz w:val="24"/>
-          <w:szCs w:val="24"/>
-          <w:rtl/>
-        </w:rPr>
-        <w:t>” כל האזור מקבל אדום – עלייה נטו.</w:t>
-      </w:r>
-      <w:r>
-        <w:rPr>
-          <w:rFonts w:ascii="David" w:hAnsi="David" w:cs="David"/>
-          <w:sz w:val="24"/>
-          <w:szCs w:val="24"/>
-          <w:rtl/>
-        </w:rPr>
-        <w:br/>
-      </w:r>
-      <w:r>
-        <w:rPr>
-          <w:rFonts w:ascii="David" w:hAnsi="David" w:cs="David"/>
-          <w:sz w:val="24"/>
-          <w:szCs w:val="24"/>
-          <w:rtl/>
-        </w:rPr>
-        <w:t>במפת השנים-</w:t>
-      </w:r>
-      <w:r>
-        <w:rPr>
-          <w:rFonts w:ascii="David" w:hAnsi="David" w:cs="David"/>
-          <w:sz w:val="24"/>
-          <w:szCs w:val="24"/>
-          <w:rtl/>
-        </w:rPr>
-        <w:t xml:space="preserve"> 2013 ו-2020 (שנות שטפון) נראים </w:t>
-      </w:r>
-      <w:r>
-        <w:rPr>
-          <w:rFonts w:ascii="David" w:hAnsi="David" w:cs="David"/>
-          <w:sz w:val="24"/>
-          <w:szCs w:val="24"/>
-        </w:rPr>
-        <w:t>Hotspots</w:t>
-      </w:r>
-      <w:r>
-        <w:rPr>
-          <w:rFonts w:ascii="David" w:hAnsi="David" w:cs="David"/>
-          <w:sz w:val="24"/>
-          <w:szCs w:val="24"/>
-          <w:rtl/>
-        </w:rPr>
-        <w:t xml:space="preserve"> חופיים עבים שמתחברים בהדרגה לכתמים סמוכים (“חיבור מוקדים”).</w:t>
-      </w:r>
-      <w:r>
-        <w:rPr>
-          <w:rFonts w:ascii="David" w:hAnsi="David" w:cs="David"/>
-          <w:sz w:val="24"/>
-          <w:szCs w:val="24"/>
-          <w:rtl/>
-        </w:rPr>
-        <w:t xml:space="preserve"> </w:t>
-      </w:r>
-      <w:r>
-        <w:rPr>
-          <w:rFonts w:ascii="David" w:hAnsi="David" w:cs="David"/>
-          <w:sz w:val="24"/>
-          <w:szCs w:val="24"/>
-          <w:rtl/>
-        </w:rPr>
-        <w:t>הכתמים לאורך החוף מתרחבים ונוגעים זה בזה, עד לכתם רציף יותר.</w:t>
+          <w:rtl/>
+        </w:rPr>
+        <w:t xml:space="preserve"> תרומת מתכות מוכפלת ב-</w:t>
+      </w:r>
+      <w:r>
+        <w:rPr>
+          <w:rFonts w:ascii="David" w:hAnsi="David" w:cs="David"/>
+          <w:sz w:val="24"/>
+          <w:szCs w:val="24"/>
+        </w:rPr>
+        <w:t>depth_effect</w:t>
+      </w:r>
+      <w:r>
+        <w:rPr>
+          <w:rFonts w:ascii="David" w:hAnsi="David" w:cs="David"/>
+          <w:sz w:val="24"/>
+          <w:szCs w:val="24"/>
+          <w:rtl/>
+        </w:rPr>
+        <w:t xml:space="preserve"> (גבוה יותר בעומק)</w:t>
+      </w:r>
+      <w:r>
+        <w:rPr>
+          <w:rFonts w:ascii="David" w:hAnsi="David" w:cs="David" w:hint="cs"/>
+          <w:sz w:val="24"/>
+          <w:szCs w:val="24"/>
+          <w:rtl/>
+        </w:rPr>
+        <w:t xml:space="preserve"> כדי לדמות את העומק במרכז.</w:t>
       </w:r>
     </w:p>
     <w:p>
@@ -7336,23 +7357,442 @@
     </w:p>
     <w:p>
       <w:pPr>
+        <w:pStyle w:val="a6"/>
+        <w:numPr>
+          <w:ilvl w:val="0"/>
+          <w:numId w:val="47"/>
+        </w:numPr>
         <w:spacing w:line="360" w:lineRule="auto"/>
         <w:rPr>
           <w:rFonts w:ascii="David" w:hAnsi="David" w:cs="David"/>
           <w:sz w:val="24"/>
           <w:szCs w:val="24"/>
-          <w:rtl/>
-        </w:rPr>
-      </w:pPr>
-      <w:r>
-        <w:rPr>
-          <w:rFonts w:ascii="David" w:hAnsi="David" w:cs="David"/>
-          <w:bCs/>
-          <w:sz w:val="24"/>
-          <w:szCs w:val="24"/>
-          <w:rtl/>
-        </w:rPr>
-        <w:t>3) גובה פני המי</w:t>
+        </w:rPr>
+      </w:pPr>
+      <w:r>
+        <w:rPr>
+          <w:rFonts w:ascii="David" w:hAnsi="David" w:cs="David"/>
+          <w:bCs/>
+          <w:sz w:val="24"/>
+          <w:szCs w:val="24"/>
+          <w:rtl/>
+        </w:rPr>
+        <w:t>השפעת שטפונות על התפשטות מזהמים</w:t>
+      </w:r>
+    </w:p>
+    <w:p>
+      <w:pPr>
+        <w:pStyle w:val="a6"/>
+        <w:numPr>
+          <w:ilvl w:val="0"/>
+          <w:numId w:val="49"/>
+        </w:numPr>
+        <w:spacing w:line="360" w:lineRule="auto"/>
+        <w:rPr>
+          <w:rFonts w:ascii="David" w:hAnsi="David" w:cs="David"/>
+          <w:sz w:val="24"/>
+          <w:szCs w:val="24"/>
+        </w:rPr>
+      </w:pPr>
+      <w:r>
+        <w:rPr>
+          <w:rFonts w:ascii="David" w:hAnsi="David" w:cs="David" w:hint="cs"/>
+          <w:sz w:val="24"/>
+          <w:szCs w:val="24"/>
+          <w:rtl/>
+        </w:rPr>
+        <w:t>גרפים (</w:t>
+      </w:r>
+      <w:r>
+        <w:rPr>
+          <w:rFonts w:ascii="David" w:hAnsi="David" w:cs="David"/>
+          <w:sz w:val="24"/>
+          <w:szCs w:val="24"/>
+          <w:lang w:val="en-US"/>
+        </w:rPr>
+        <w:t>(statistics</w:t>
+      </w:r>
+      <w:r>
+        <w:rPr>
+          <w:rFonts w:ascii="David" w:hAnsi="David" w:cs="David" w:hint="cs"/>
+          <w:sz w:val="24"/>
+          <w:szCs w:val="24"/>
+          <w:rtl/>
+        </w:rPr>
+        <w:t xml:space="preserve">- </w:t>
+      </w:r>
+      <w:r>
+        <w:rPr>
+          <w:rFonts w:ascii="David" w:hAnsi="David" w:cs="David" w:hint="cs"/>
+          <w:sz w:val="24"/>
+          <w:szCs w:val="24"/>
+          <w:rtl/>
+        </w:rPr>
+        <w:t xml:space="preserve"> הפקנו גרף של שטפונות לפי השנים בו נראה כי בשנים שבהם היו שטפונות כבדים בכנרת כמות ה-</w:t>
+      </w:r>
+      <w:r>
+        <w:rPr>
+          <w:rFonts w:ascii="David" w:hAnsi="David" w:cs="David"/>
+          <w:sz w:val="24"/>
+          <w:szCs w:val="24"/>
+          <w:lang w:val="en-US"/>
+        </w:rPr>
+        <w:t>E</w:t>
+      </w:r>
+      <w:r>
+        <w:rPr>
+          <w:rFonts w:ascii="David" w:hAnsi="David" w:cs="David"/>
+          <w:sz w:val="24"/>
+          <w:szCs w:val="24"/>
+          <w:lang w:val="en-US"/>
+        </w:rPr>
+        <w:t>.</w:t>
+      </w:r>
+      <w:r>
+        <w:rPr>
+          <w:rFonts w:ascii="David" w:hAnsi="David" w:cs="David"/>
+          <w:sz w:val="24"/>
+          <w:szCs w:val="24"/>
+          <w:lang w:val="en-US"/>
+        </w:rPr>
+        <w:t>coli</w:t>
+      </w:r>
+      <w:r>
+        <w:rPr>
+          <w:rFonts w:ascii="David" w:hAnsi="David" w:cs="David" w:hint="cs"/>
+          <w:sz w:val="24"/>
+          <w:szCs w:val="24"/>
+          <w:rtl/>
+        </w:rPr>
+        <w:t xml:space="preserve"> עולה </w:t>
+      </w:r>
+      <w:r>
+        <w:rPr>
+          <w:rFonts w:ascii="David" w:hAnsi="David" w:cs="David" w:hint="cs"/>
+          <w:sz w:val="24"/>
+          <w:szCs w:val="24"/>
+          <w:rtl/>
+          <w:lang w:val="en-US"/>
+        </w:rPr>
+        <w:t xml:space="preserve">בצורה משמעותית על הכמויות בשנים שאין </w:t>
+      </w:r>
+      <w:r>
+        <w:rPr>
+          <w:rFonts w:ascii="David" w:hAnsi="David" w:cs="David" w:hint="cs"/>
+          <w:sz w:val="24"/>
+          <w:szCs w:val="24"/>
+          <w:rtl/>
+          <w:lang w:val="en-US"/>
+        </w:rPr>
+        <w:t>בהם</w:t>
+      </w:r>
+      <w:r>
+        <w:rPr>
+          <w:rFonts w:ascii="David" w:hAnsi="David" w:cs="David" w:hint="cs"/>
+          <w:sz w:val="24"/>
+          <w:szCs w:val="24"/>
+          <w:rtl/>
+          <w:lang w:val="en-US"/>
+        </w:rPr>
+        <w:t xml:space="preserve"> שטפונות</w:t>
+      </w:r>
+      <w:r>
+        <w:rPr>
+          <w:rFonts w:ascii="David" w:hAnsi="David" w:cs="David" w:hint="cs"/>
+          <w:sz w:val="24"/>
+          <w:szCs w:val="24"/>
+          <w:rtl/>
+          <w:lang w:val="en-US"/>
+        </w:rPr>
+        <w:t>.</w:t>
+      </w:r>
+    </w:p>
+    <w:p>
+      <w:pPr>
+        <w:pStyle w:val="a6"/>
+        <w:numPr>
+          <w:ilvl w:val="0"/>
+          <w:numId w:val="49"/>
+        </w:numPr>
+        <w:spacing w:line="360" w:lineRule="auto"/>
+        <w:rPr>
+          <w:rFonts w:ascii="David" w:hAnsi="David" w:cs="David"/>
+          <w:sz w:val="24"/>
+          <w:szCs w:val="24"/>
+        </w:rPr>
+      </w:pPr>
+      <w:r>
+        <w:rPr>
+          <w:rFonts w:ascii="David" w:hAnsi="David" w:cs="David" w:hint="cs"/>
+          <w:sz w:val="24"/>
+          <w:szCs w:val="24"/>
+          <w:rtl/>
+        </w:rPr>
+        <w:lastRenderedPageBreak/>
+        <w:t>סימולציית סביבה (</w:t>
+      </w:r>
+      <w:r>
+        <w:rPr>
+          <w:rFonts w:ascii="David" w:hAnsi="David" w:cs="David"/>
+          <w:sz w:val="24"/>
+          <w:szCs w:val="24"/>
+          <w:lang w:val="en-US"/>
+        </w:rPr>
+        <w:t>Enviormental Game of Life</w:t>
+      </w:r>
+      <w:r>
+        <w:rPr>
+          <w:rFonts w:ascii="David" w:hAnsi="David" w:cs="David" w:hint="cs"/>
+          <w:sz w:val="24"/>
+          <w:szCs w:val="24"/>
+          <w:rtl/>
+        </w:rPr>
+        <w:t>)-</w:t>
+      </w:r>
+      <w:r>
+        <w:rPr>
+          <w:rFonts w:ascii="David" w:hAnsi="David" w:cs="David" w:hint="cs"/>
+          <w:sz w:val="24"/>
+          <w:szCs w:val="24"/>
+          <w:rtl/>
+        </w:rPr>
+        <w:t xml:space="preserve"> בשנים</w:t>
+      </w:r>
+      <w:r>
+        <w:rPr>
+          <w:rFonts w:ascii="David" w:hAnsi="David" w:cs="David"/>
+          <w:sz w:val="24"/>
+          <w:szCs w:val="24"/>
+          <w:rtl/>
+        </w:rPr>
+        <w:t xml:space="preserve"> 2013 ו-2020 (שנות שטפון) נראים </w:t>
+      </w:r>
+      <w:r>
+        <w:rPr>
+          <w:rFonts w:ascii="David" w:hAnsi="David" w:cs="David"/>
+          <w:sz w:val="24"/>
+          <w:szCs w:val="24"/>
+        </w:rPr>
+        <w:t>Hotspots</w:t>
+      </w:r>
+      <w:r>
+        <w:rPr>
+          <w:rFonts w:ascii="David" w:hAnsi="David" w:cs="David"/>
+          <w:sz w:val="24"/>
+          <w:szCs w:val="24"/>
+          <w:rtl/>
+        </w:rPr>
+        <w:t xml:space="preserve"> חופיים עבים שמתחברים בהדרגה לכתמים סמוכים (“חיבור מוקדים”). הכתמים לאורך החוף מתרחבים ונוגעים זה בזה, עד לכתם רציף יותר.</w:t>
+      </w:r>
+    </w:p>
+    <w:p>
+      <w:pPr>
+        <w:pStyle w:val="a6"/>
+        <w:numPr>
+          <w:ilvl w:val="0"/>
+          <w:numId w:val="49"/>
+        </w:numPr>
+        <w:spacing w:line="360" w:lineRule="auto"/>
+        <w:rPr>
+          <w:rFonts w:ascii="David" w:hAnsi="David" w:cs="David"/>
+          <w:sz w:val="24"/>
+          <w:szCs w:val="24"/>
+          <w:rtl/>
+        </w:rPr>
+      </w:pPr>
+      <w:r>
+        <w:rPr>
+          <w:rFonts w:ascii="David" w:hAnsi="David" w:cs="David" w:hint="cs"/>
+          <w:sz w:val="24"/>
+          <w:szCs w:val="24"/>
+          <w:rtl/>
+        </w:rPr>
+        <w:t>סימולציות</w:t>
+      </w:r>
+      <w:r>
+        <w:rPr>
+          <w:rFonts w:ascii="David" w:hAnsi="David" w:cs="David" w:hint="cs"/>
+          <w:sz w:val="24"/>
+          <w:szCs w:val="24"/>
+          <w:rtl/>
+        </w:rPr>
+        <w:t xml:space="preserve"> תרחישים</w:t>
+      </w:r>
+      <w:r>
+        <w:rPr>
+          <w:rFonts w:ascii="David" w:hAnsi="David" w:cs="David" w:hint="cs"/>
+          <w:sz w:val="24"/>
+          <w:szCs w:val="24"/>
+          <w:rtl/>
+        </w:rPr>
+        <w:t xml:space="preserve"> (</w:t>
+      </w:r>
+      <w:r>
+        <w:rPr>
+          <w:rFonts w:ascii="David" w:hAnsi="David" w:cs="David"/>
+          <w:sz w:val="24"/>
+          <w:szCs w:val="24"/>
+          <w:lang w:val="en-US"/>
+        </w:rPr>
+        <w:t>(scenarios</w:t>
+      </w:r>
+      <w:r>
+        <w:rPr>
+          <w:rFonts w:ascii="David" w:hAnsi="David" w:cs="David" w:hint="cs"/>
+          <w:sz w:val="24"/>
+          <w:szCs w:val="24"/>
+          <w:rtl/>
+        </w:rPr>
+        <w:t xml:space="preserve">- </w:t>
+      </w:r>
+      <w:r>
+        <w:rPr>
+          <w:rFonts w:ascii="David" w:hAnsi="David" w:cs="David"/>
+          <w:sz w:val="24"/>
+          <w:szCs w:val="24"/>
+          <w:rtl/>
+        </w:rPr>
+        <w:t>ב</w:t>
+      </w:r>
+      <w:r>
+        <w:rPr>
+          <w:rFonts w:ascii="David" w:hAnsi="David" w:cs="David"/>
+          <w:sz w:val="24"/>
+          <w:szCs w:val="24"/>
+          <w:rtl/>
+        </w:rPr>
+        <w:t>-</w:t>
+      </w:r>
+      <w:r>
+        <w:rPr>
+          <w:rFonts w:ascii="David" w:hAnsi="David" w:cs="David"/>
+          <w:sz w:val="24"/>
+          <w:szCs w:val="24"/>
+        </w:rPr>
+        <w:t xml:space="preserve"> Stress</w:t>
+      </w:r>
+      <w:r>
+        <w:rPr>
+          <w:rFonts w:ascii="David" w:hAnsi="David" w:cs="David"/>
+          <w:sz w:val="24"/>
+          <w:szCs w:val="24"/>
+          <w:rtl/>
+        </w:rPr>
+        <w:t xml:space="preserve"> </w:t>
+      </w:r>
+      <w:r>
+        <w:rPr>
+          <w:rFonts w:ascii="David" w:hAnsi="David" w:cs="David"/>
+          <w:sz w:val="24"/>
+          <w:szCs w:val="24"/>
+        </w:rPr>
+        <w:t xml:space="preserve"> t=5 </w:t>
+      </w:r>
+      <w:r>
+        <w:rPr>
+          <w:rFonts w:ascii="Arial" w:hAnsi="Arial" w:cs="Arial"/>
+          <w:sz w:val="24"/>
+          <w:szCs w:val="24"/>
+        </w:rPr>
+        <w:t>→</w:t>
+      </w:r>
+      <w:r>
+        <w:rPr>
+          <w:rFonts w:ascii="David" w:hAnsi="David" w:cs="David"/>
+          <w:sz w:val="24"/>
+          <w:szCs w:val="24"/>
+        </w:rPr>
+        <w:t xml:space="preserve"> t=10</w:t>
+      </w:r>
+      <w:r>
+        <w:rPr>
+          <w:rFonts w:ascii="David" w:hAnsi="David" w:cs="David"/>
+          <w:sz w:val="24"/>
+          <w:szCs w:val="24"/>
+          <w:rtl/>
+        </w:rPr>
+        <w:t xml:space="preserve"> יש התפשטות מרחבית ניכרת (יותר אדום, כיסוי גדול יותר).</w:t>
+      </w:r>
+      <w:r>
+        <w:rPr>
+          <w:rFonts w:ascii="David" w:hAnsi="David" w:cs="David"/>
+          <w:sz w:val="24"/>
+          <w:szCs w:val="24"/>
+          <w:rtl/>
+        </w:rPr>
+        <w:br/>
+      </w:r>
+      <w:r>
+        <w:rPr>
+          <w:rFonts w:ascii="David" w:hAnsi="David" w:cs="David"/>
+          <w:sz w:val="24"/>
+          <w:szCs w:val="24"/>
+          <w:rtl/>
+        </w:rPr>
+        <w:t>בפאנל “</w:t>
+      </w:r>
+      <w:r>
+        <w:rPr>
+          <w:rFonts w:ascii="David" w:hAnsi="David" w:cs="David"/>
+          <w:sz w:val="24"/>
+          <w:szCs w:val="24"/>
+        </w:rPr>
+        <w:t>Stress – Pollution Increase</w:t>
+      </w:r>
+      <w:r>
+        <w:rPr>
+          <w:rFonts w:ascii="David" w:hAnsi="David" w:cs="David"/>
+          <w:sz w:val="24"/>
+          <w:szCs w:val="24"/>
+          <w:rtl/>
+        </w:rPr>
+        <w:t>” כל האזור מקבל אדום – עלייה נטו.</w:t>
+      </w:r>
+    </w:p>
+    <w:p>
+      <w:pPr>
+        <w:spacing w:line="360" w:lineRule="auto"/>
+        <w:rPr>
+          <w:rFonts w:ascii="David" w:hAnsi="David" w:cs="David"/>
+          <w:sz w:val="24"/>
+          <w:szCs w:val="24"/>
+          <w:rtl/>
+        </w:rPr>
+      </w:pPr>
+      <w:r>
+        <w:rPr>
+          <w:rFonts w:ascii="David" w:hAnsi="David" w:cs="David"/>
+          <w:sz w:val="24"/>
+          <w:szCs w:val="24"/>
+          <w:highlight w:val="green"/>
+          <w:rtl/>
+        </w:rPr>
+        <w:t>ההשערה נתמכת.</w:t>
+      </w:r>
+    </w:p>
+    <w:p>
+      <w:pPr>
+        <w:pStyle w:val="a6"/>
+        <w:numPr>
+          <w:ilvl w:val="0"/>
+          <w:numId w:val="47"/>
+        </w:numPr>
+        <w:spacing w:line="360" w:lineRule="auto"/>
+        <w:rPr>
+          <w:rFonts w:ascii="David" w:hAnsi="David" w:cs="David"/>
+          <w:sz w:val="24"/>
+          <w:szCs w:val="24"/>
+        </w:rPr>
+      </w:pPr>
+      <w:r>
+        <w:rPr>
+          <w:rFonts w:ascii="David" w:hAnsi="David" w:cs="David"/>
+          <w:bCs/>
+          <w:sz w:val="24"/>
+          <w:szCs w:val="24"/>
+          <w:rtl/>
+        </w:rPr>
+        <w:t>גובה פני המי</w:t>
       </w:r>
       <w:r>
         <w:rPr>
@@ -7403,14 +7843,159 @@
         </w:rPr>
         <w:t xml:space="preserve"> </w:t>
       </w:r>
-      <w:r>
-        <w:rPr>
-          <w:rFonts w:ascii="David" w:hAnsi="David" w:cs="David"/>
-          <w:sz w:val="24"/>
-          <w:szCs w:val="24"/>
-          <w:rtl/>
-        </w:rPr>
-        <w:br/>
+    </w:p>
+    <w:p>
+      <w:pPr>
+        <w:pStyle w:val="a6"/>
+        <w:numPr>
+          <w:ilvl w:val="0"/>
+          <w:numId w:val="50"/>
+        </w:numPr>
+        <w:spacing w:line="360" w:lineRule="auto"/>
+        <w:rPr>
+          <w:rFonts w:ascii="David" w:hAnsi="David" w:cs="David"/>
+          <w:sz w:val="24"/>
+          <w:szCs w:val="24"/>
+        </w:rPr>
+      </w:pPr>
+      <w:r>
+        <w:rPr>
+          <w:rFonts w:ascii="David" w:hAnsi="David" w:cs="David" w:hint="cs"/>
+          <w:sz w:val="24"/>
+          <w:szCs w:val="24"/>
+          <w:rtl/>
+        </w:rPr>
+        <w:t>גרפים (</w:t>
+      </w:r>
+      <w:r>
+        <w:rPr>
+          <w:rFonts w:ascii="David" w:hAnsi="David" w:cs="David"/>
+          <w:sz w:val="24"/>
+          <w:szCs w:val="24"/>
+          <w:lang w:val="en-US"/>
+        </w:rPr>
+        <w:t>(statistics</w:t>
+      </w:r>
+      <w:r>
+        <w:rPr>
+          <w:rFonts w:ascii="David" w:hAnsi="David" w:cs="David" w:hint="cs"/>
+          <w:sz w:val="24"/>
+          <w:szCs w:val="24"/>
+          <w:rtl/>
+        </w:rPr>
+        <w:t xml:space="preserve">-  </w:t>
+      </w:r>
+      <w:r>
+        <w:rPr>
+          <w:rFonts w:ascii="David" w:hAnsi="David" w:cs="David" w:hint="cs"/>
+          <w:sz w:val="24"/>
+          <w:szCs w:val="24"/>
+          <w:rtl/>
+        </w:rPr>
+        <w:t xml:space="preserve"> ניתן לראות כי הריכוז יותר גבוה במפלס נמוך (יש יותר נקודות- כלומר יותר מדידות).</w:t>
+      </w:r>
+    </w:p>
+    <w:p>
+      <w:pPr>
+        <w:pStyle w:val="a6"/>
+        <w:numPr>
+          <w:ilvl w:val="0"/>
+          <w:numId w:val="50"/>
+        </w:numPr>
+        <w:spacing w:line="360" w:lineRule="auto"/>
+        <w:rPr>
+          <w:rFonts w:ascii="David" w:hAnsi="David" w:cs="David"/>
+          <w:sz w:val="24"/>
+          <w:szCs w:val="24"/>
+        </w:rPr>
+      </w:pPr>
+      <w:r>
+        <w:rPr>
+          <w:rFonts w:ascii="David" w:hAnsi="David" w:cs="David" w:hint="cs"/>
+          <w:sz w:val="24"/>
+          <w:szCs w:val="24"/>
+          <w:rtl/>
+        </w:rPr>
+        <w:t>סימולציית סביבה (</w:t>
+      </w:r>
+      <w:r>
+        <w:rPr>
+          <w:rFonts w:ascii="David" w:hAnsi="David" w:cs="David"/>
+          <w:sz w:val="24"/>
+          <w:szCs w:val="24"/>
+          <w:lang w:val="en-US"/>
+        </w:rPr>
+        <w:t>Enviormental Game of Life</w:t>
+      </w:r>
+      <w:r>
+        <w:rPr>
+          <w:rFonts w:ascii="David" w:hAnsi="David" w:cs="David" w:hint="cs"/>
+          <w:sz w:val="24"/>
+          <w:szCs w:val="24"/>
+          <w:rtl/>
+        </w:rPr>
+        <w:t xml:space="preserve">)- </w:t>
+      </w:r>
+      <w:r>
+        <w:rPr>
+          <w:rFonts w:ascii="David" w:hAnsi="David" w:cs="David"/>
+          <w:sz w:val="24"/>
+          <w:szCs w:val="24"/>
+          <w:rtl/>
+        </w:rPr>
+        <w:t>שנים “גרועות” מציגות יותר כיסוי חם, “שקטות” – פחות.</w:t>
+      </w:r>
+    </w:p>
+    <w:p>
+      <w:pPr>
+        <w:pStyle w:val="a6"/>
+        <w:numPr>
+          <w:ilvl w:val="0"/>
+          <w:numId w:val="50"/>
+        </w:numPr>
+        <w:spacing w:line="360" w:lineRule="auto"/>
+        <w:rPr>
+          <w:rFonts w:ascii="David" w:hAnsi="David" w:cs="David"/>
+          <w:sz w:val="24"/>
+          <w:szCs w:val="24"/>
+          <w:rtl/>
+        </w:rPr>
+      </w:pPr>
+      <w:r>
+        <w:rPr>
+          <w:rFonts w:ascii="David" w:hAnsi="David" w:cs="David" w:hint="cs"/>
+          <w:sz w:val="24"/>
+          <w:szCs w:val="24"/>
+          <w:rtl/>
+        </w:rPr>
+        <w:t>סימולציות תרחישים (</w:t>
+      </w:r>
+      <w:r>
+        <w:rPr>
+          <w:rFonts w:ascii="David" w:hAnsi="David" w:cs="David"/>
+          <w:sz w:val="24"/>
+          <w:szCs w:val="24"/>
+          <w:lang w:val="en-US"/>
+        </w:rPr>
+        <w:t>(scenarios</w:t>
+      </w:r>
+      <w:r>
+        <w:rPr>
+          <w:rFonts w:ascii="David" w:hAnsi="David" w:cs="David" w:hint="cs"/>
+          <w:sz w:val="24"/>
+          <w:szCs w:val="24"/>
+          <w:rtl/>
+        </w:rPr>
+        <w:t xml:space="preserve">- </w:t>
+      </w:r>
+      <w:r>
+        <w:rPr>
+          <w:rFonts w:ascii="David" w:hAnsi="David" w:cs="David" w:hint="cs"/>
+          <w:sz w:val="24"/>
+          <w:szCs w:val="24"/>
+          <w:rtl/>
+        </w:rPr>
+        <w:t xml:space="preserve"> </w:t>
       </w:r>
       <w:r>
         <w:rPr>
@@ -7472,17 +8057,7 @@
           <w:szCs w:val="24"/>
           <w:rtl/>
         </w:rPr>
-        <w:t xml:space="preserve">כשמפלס הכנרת נמוך יש </w:t>
-      </w:r>
-      <w:r>
-        <w:rPr>
-          <w:rFonts w:ascii="David" w:hAnsi="David" w:cs="David"/>
-          <w:sz w:val="24"/>
-          <w:szCs w:val="24"/>
-          <w:rtl/>
-        </w:rPr>
-        <w:lastRenderedPageBreak/>
-        <w:t xml:space="preserve">פחות מים, ולכן </w:t>
+        <w:t xml:space="preserve">כשמפלס הכנרת נמוך יש פחות מים, ולכן </w:t>
       </w:r>
       <w:r>
         <w:rPr>
@@ -7582,43 +8157,6 @@
         </w:rPr>
         <w:t xml:space="preserve">). </w:t>
       </w:r>
-      <w:r>
-        <w:rPr>
-          <w:rFonts w:ascii="David" w:hAnsi="David" w:cs="David"/>
-          <w:sz w:val="24"/>
-          <w:szCs w:val="24"/>
-          <w:rtl/>
-          <w:lang w:val="en-US"/>
-        </w:rPr>
-        <w:t>במפת השנים,</w:t>
-      </w:r>
-      <w:r>
-        <w:rPr>
-          <w:rFonts w:ascii="David" w:hAnsi="David" w:cs="David"/>
-          <w:sz w:val="24"/>
-          <w:szCs w:val="24"/>
-          <w:rtl/>
-        </w:rPr>
-        <w:t xml:space="preserve"> שנים “גרועות” מציגות יותר כיסוי חם</w:t>
-      </w:r>
-      <w:r>
-        <w:rPr>
-          <w:rFonts w:ascii="David" w:hAnsi="David" w:cs="David"/>
-          <w:sz w:val="24"/>
-          <w:szCs w:val="24"/>
-          <w:rtl/>
-        </w:rPr>
-        <w:t>,</w:t>
-      </w:r>
-      <w:r>
-        <w:rPr>
-          <w:rFonts w:ascii="David" w:hAnsi="David" w:cs="David"/>
-          <w:sz w:val="24"/>
-          <w:szCs w:val="24"/>
-          <w:rtl/>
-        </w:rPr>
-        <w:t xml:space="preserve"> “שקטות” – פחות.</w:t>
-      </w:r>
     </w:p>
     <w:p>
       <w:pPr>
@@ -7704,203 +8242,62 @@
     </w:p>
     <w:p>
       <w:pPr>
+        <w:pStyle w:val="a6"/>
+        <w:numPr>
+          <w:ilvl w:val="0"/>
+          <w:numId w:val="51"/>
+        </w:numPr>
         <w:spacing w:line="360" w:lineRule="auto"/>
         <w:rPr>
           <w:rFonts w:ascii="David" w:hAnsi="David" w:cs="David"/>
           <w:sz w:val="24"/>
           <w:szCs w:val="24"/>
-          <w:rtl/>
-        </w:rPr>
-      </w:pPr>
-      <w:r>
-        <w:rPr>
-          <w:rFonts w:ascii="David" w:hAnsi="David" w:cs="David"/>
-          <w:sz w:val="24"/>
-          <w:szCs w:val="24"/>
-          <w:rtl/>
-        </w:rPr>
-        <w:t>במשק</w:t>
-      </w:r>
-      <w:r>
-        <w:rPr>
-          <w:rFonts w:ascii="David" w:hAnsi="David" w:cs="David"/>
-          <w:sz w:val="24"/>
-          <w:szCs w:val="24"/>
-          <w:rtl/>
-        </w:rPr>
-        <w:t>לי</w:t>
-      </w:r>
-      <w:r>
-        <w:rPr>
-          <w:rFonts w:ascii="David" w:hAnsi="David" w:cs="David"/>
-          <w:sz w:val="24"/>
-          <w:szCs w:val="24"/>
-          <w:rtl/>
-        </w:rPr>
-        <w:t xml:space="preserve"> המודל</w:t>
-      </w:r>
-      <w:r>
-        <w:rPr>
-          <w:rFonts w:ascii="David" w:hAnsi="David" w:cs="David"/>
-          <w:sz w:val="24"/>
-          <w:szCs w:val="24"/>
-          <w:rtl/>
-        </w:rPr>
-        <w:t>-</w:t>
-      </w:r>
-      <w:r>
-        <w:rPr>
-          <w:rFonts w:ascii="David" w:hAnsi="David" w:cs="David"/>
-          <w:sz w:val="24"/>
-          <w:szCs w:val="24"/>
-          <w:rtl/>
-        </w:rPr>
-        <w:t xml:space="preserve"> כלוריד 25% + </w:t>
-      </w:r>
-      <w:r>
-        <w:rPr>
-          <w:rFonts w:ascii="David" w:hAnsi="David" w:cs="David"/>
-          <w:sz w:val="24"/>
-          <w:szCs w:val="24"/>
-        </w:rPr>
-        <w:t>E.coli 15%</w:t>
-      </w:r>
-      <w:r>
-        <w:rPr>
-          <w:rFonts w:ascii="David" w:hAnsi="David" w:cs="David"/>
-          <w:sz w:val="24"/>
-          <w:szCs w:val="24"/>
-          <w:rtl/>
-        </w:rPr>
-        <w:t xml:space="preserve"> – יחד 40% מהאינדקס</w:t>
-      </w:r>
-      <w:r>
-        <w:rPr>
-          <w:rFonts w:ascii="David" w:hAnsi="David" w:cs="David"/>
-          <w:sz w:val="24"/>
-          <w:szCs w:val="24"/>
-          <w:rtl/>
-        </w:rPr>
-        <w:t>.</w:t>
-      </w:r>
-      <w:r>
-        <w:rPr>
-          <w:rFonts w:ascii="David" w:hAnsi="David" w:cs="David"/>
-          <w:sz w:val="24"/>
-          <w:szCs w:val="24"/>
-          <w:rtl/>
-        </w:rPr>
-        <w:t xml:space="preserve"> בתרחיש </w:t>
-      </w:r>
-      <w:r>
-        <w:rPr>
-          <w:rFonts w:ascii="David" w:hAnsi="David" w:cs="David"/>
-          <w:sz w:val="24"/>
-          <w:szCs w:val="24"/>
-        </w:rPr>
-        <w:t>Stress</w:t>
-      </w:r>
-      <w:r>
-        <w:rPr>
-          <w:rFonts w:ascii="David" w:hAnsi="David" w:cs="David"/>
-          <w:sz w:val="24"/>
-          <w:szCs w:val="24"/>
-          <w:rtl/>
-        </w:rPr>
-        <w:t xml:space="preserve"> שניהם מוגברים </w:t>
-      </w:r>
-      <w:r>
-        <w:rPr>
-          <w:rFonts w:ascii="David" w:hAnsi="David" w:cs="David"/>
-          <w:sz w:val="24"/>
-          <w:szCs w:val="24"/>
-          <w:rtl/>
-        </w:rPr>
-        <w:t>-</w:t>
-      </w:r>
-      <w:r>
-        <w:rPr>
-          <w:rFonts w:ascii="David" w:hAnsi="David" w:cs="David"/>
-          <w:sz w:val="24"/>
-          <w:szCs w:val="24"/>
-          <w:rtl/>
-        </w:rPr>
-        <w:t xml:space="preserve"> המפה כולה אדומה יותר</w:t>
-      </w:r>
-      <w:r>
-        <w:rPr>
-          <w:rFonts w:ascii="David" w:hAnsi="David" w:cs="David"/>
-          <w:sz w:val="24"/>
-          <w:szCs w:val="24"/>
-          <w:rtl/>
-        </w:rPr>
-        <w:t>.</w:t>
-      </w:r>
-      <w:r>
-        <w:rPr>
-          <w:rFonts w:ascii="David" w:hAnsi="David" w:cs="David"/>
-          <w:sz w:val="24"/>
-          <w:szCs w:val="24"/>
-          <w:rtl/>
-        </w:rPr>
-        <w:t xml:space="preserve"> ב-</w:t>
-      </w:r>
-      <w:r>
-        <w:rPr>
-          <w:rFonts w:ascii="David" w:hAnsi="David" w:cs="David"/>
-          <w:sz w:val="24"/>
-          <w:szCs w:val="24"/>
-        </w:rPr>
-        <w:t>Recovery</w:t>
-      </w:r>
-      <w:r>
-        <w:rPr>
-          <w:rFonts w:ascii="David" w:hAnsi="David" w:cs="David"/>
-          <w:sz w:val="24"/>
-          <w:szCs w:val="24"/>
-          <w:rtl/>
-        </w:rPr>
-        <w:t xml:space="preserve"> שניהם יורדים.</w:t>
-      </w:r>
-      <w:r>
-        <w:rPr>
-          <w:rFonts w:ascii="David" w:hAnsi="David" w:cs="David"/>
-          <w:sz w:val="24"/>
-          <w:szCs w:val="24"/>
-          <w:rtl/>
-        </w:rPr>
-        <w:br/>
-      </w:r>
-      <w:r>
-        <w:rPr>
-          <w:rFonts w:ascii="David" w:hAnsi="David" w:cs="David"/>
-          <w:sz w:val="24"/>
-          <w:szCs w:val="24"/>
-          <w:rtl/>
-        </w:rPr>
-        <w:t>במפת השנים-</w:t>
-      </w:r>
-      <w:r>
-        <w:rPr>
-          <w:rFonts w:ascii="David" w:hAnsi="David" w:cs="David"/>
-          <w:sz w:val="24"/>
-          <w:szCs w:val="24"/>
-          <w:rtl/>
-        </w:rPr>
-        <w:t xml:space="preserve"> לא נראית </w:t>
-      </w:r>
-      <w:r>
-        <w:rPr>
-          <w:rFonts w:ascii="David" w:hAnsi="David" w:cs="David"/>
-          <w:sz w:val="24"/>
-          <w:szCs w:val="24"/>
-          <w:rtl/>
-        </w:rPr>
-        <w:t>התפלגות אחידה של כתמים.</w:t>
+        </w:rPr>
+      </w:pPr>
+      <w:r>
+        <w:rPr>
+          <w:rFonts w:ascii="David" w:hAnsi="David" w:cs="David" w:hint="cs"/>
+          <w:sz w:val="24"/>
+          <w:szCs w:val="24"/>
+          <w:rtl/>
+        </w:rPr>
+        <w:t>גרפים (</w:t>
+      </w:r>
+      <w:r>
+        <w:rPr>
+          <w:rFonts w:ascii="David" w:hAnsi="David" w:cs="David"/>
+          <w:sz w:val="24"/>
+          <w:szCs w:val="24"/>
+          <w:lang w:val="en-US"/>
+        </w:rPr>
+        <w:t>(statistics</w:t>
+      </w:r>
+      <w:r>
+        <w:rPr>
+          <w:rFonts w:ascii="David" w:hAnsi="David" w:cs="David" w:hint="cs"/>
+          <w:sz w:val="24"/>
+          <w:szCs w:val="24"/>
+          <w:rtl/>
+        </w:rPr>
+        <w:t xml:space="preserve">-  </w:t>
+      </w:r>
+      <w:r>
+        <w:rPr>
+          <w:rFonts w:ascii="David" w:hAnsi="David" w:cs="David" w:hint="cs"/>
+          <w:sz w:val="24"/>
+          <w:szCs w:val="24"/>
+          <w:rtl/>
+        </w:rPr>
+        <w:t>חישבנו את מקדם פירסון וקיבלנו מקדם פירסון של 0.184. כלומר, יש קורולציה חלשה בין החיידקים לבין הכלוריד.</w:t>
       </w:r>
     </w:p>
     <w:p>
       <w:pPr>
+        <w:pStyle w:val="a6"/>
+        <w:numPr>
+          <w:ilvl w:val="0"/>
+          <w:numId w:val="51"/>
+        </w:numPr>
         <w:spacing w:line="360" w:lineRule="auto"/>
         <w:rPr>
           <w:rFonts w:ascii="David" w:hAnsi="David" w:cs="David"/>
@@ -7910,47 +8307,268 @@
       </w:pPr>
       <w:r>
         <w:rPr>
-          <w:rFonts w:ascii="David" w:hAnsi="David" w:cs="David"/>
-          <w:sz w:val="24"/>
-          <w:szCs w:val="24"/>
-          <w:highlight w:val="red"/>
-          <w:rtl/>
-        </w:rPr>
-        <w:t>ההשערה לא נתמכת- נזדקק לנתוני זמן אמת.</w:t>
+          <w:rFonts w:ascii="David" w:hAnsi="David" w:cs="David" w:hint="cs"/>
+          <w:sz w:val="24"/>
+          <w:szCs w:val="24"/>
+          <w:rtl/>
+        </w:rPr>
+        <w:t>סימולציית סביבה (</w:t>
+      </w:r>
+      <w:r>
+        <w:rPr>
+          <w:rFonts w:ascii="David" w:hAnsi="David" w:cs="David"/>
+          <w:sz w:val="24"/>
+          <w:szCs w:val="24"/>
+          <w:lang w:val="en-US"/>
+        </w:rPr>
+        <w:t>Enviormental Game of Life</w:t>
+      </w:r>
+      <w:r>
+        <w:rPr>
+          <w:rFonts w:ascii="David" w:hAnsi="David" w:cs="David" w:hint="cs"/>
+          <w:sz w:val="24"/>
+          <w:szCs w:val="24"/>
+          <w:rtl/>
+        </w:rPr>
+        <w:t>)-</w:t>
+      </w:r>
+      <w:r>
+        <w:rPr>
+          <w:rFonts w:ascii="David" w:hAnsi="David" w:cs="David" w:hint="cs"/>
+          <w:sz w:val="24"/>
+          <w:szCs w:val="24"/>
+          <w:rtl/>
+        </w:rPr>
+        <w:t xml:space="preserve"> </w:t>
+      </w:r>
+      <w:r>
+        <w:rPr>
+          <w:rFonts w:ascii="David" w:hAnsi="David" w:cs="David"/>
+          <w:sz w:val="24"/>
+          <w:szCs w:val="24"/>
+          <w:rtl/>
+        </w:rPr>
+        <w:t>לא נראית התפלגות אחידה של כתמים</w:t>
+      </w:r>
+      <w:r>
+        <w:rPr>
+          <w:rFonts w:ascii="David" w:hAnsi="David" w:cs="David" w:hint="cs"/>
+          <w:sz w:val="24"/>
+          <w:szCs w:val="24"/>
+          <w:rtl/>
+        </w:rPr>
+        <w:t>, ולכן לא ניתן להסיק מכך מסקנות.</w:t>
       </w:r>
     </w:p>
     <w:p>
       <w:pPr>
+        <w:pStyle w:val="a6"/>
+        <w:numPr>
+          <w:ilvl w:val="0"/>
+          <w:numId w:val="51"/>
+        </w:numPr>
         <w:spacing w:line="360" w:lineRule="auto"/>
         <w:rPr>
           <w:rFonts w:ascii="David" w:hAnsi="David" w:cs="David"/>
-          <w:bCs/>
-          <w:sz w:val="24"/>
-          <w:szCs w:val="24"/>
-          <w:rtl/>
-          <w:lang w:val="en-US"/>
-        </w:rPr>
-      </w:pPr>
-      <w:r>
-        <w:rPr>
-          <w:rFonts w:ascii="David" w:hAnsi="David" w:cs="David"/>
-          <w:bCs/>
-          <w:sz w:val="24"/>
-          <w:szCs w:val="24"/>
-          <w:rtl/>
-          <w:lang w:val="en-US"/>
-        </w:rPr>
-        <w:t>המשמעות האקולוגית של הרכיבים שזוהו ב</w:t>
-      </w:r>
-      <w:r>
-        <w:rPr>
-          <w:rFonts w:ascii="David" w:hAnsi="David" w:cs="David"/>
-          <w:bCs/>
-          <w:sz w:val="24"/>
-          <w:szCs w:val="24"/>
-          <w:lang w:val="en-US"/>
-        </w:rPr>
-        <w:t>PCA</w:t>
+          <w:sz w:val="24"/>
+          <w:szCs w:val="24"/>
+          <w:rtl/>
+        </w:rPr>
+      </w:pPr>
+      <w:r>
+        <w:rPr>
+          <w:rFonts w:ascii="David" w:hAnsi="David" w:cs="David" w:hint="cs"/>
+          <w:sz w:val="24"/>
+          <w:szCs w:val="24"/>
+          <w:rtl/>
+        </w:rPr>
+        <w:t>סימולציות תרחישים (</w:t>
+      </w:r>
+      <w:r>
+        <w:rPr>
+          <w:rFonts w:ascii="David" w:hAnsi="David" w:cs="David"/>
+          <w:sz w:val="24"/>
+          <w:szCs w:val="24"/>
+          <w:lang w:val="en-US"/>
+        </w:rPr>
+        <w:t>(scenarios</w:t>
+      </w:r>
+      <w:r>
+        <w:rPr>
+          <w:rFonts w:ascii="David" w:hAnsi="David" w:cs="David" w:hint="cs"/>
+          <w:sz w:val="24"/>
+          <w:szCs w:val="24"/>
+          <w:rtl/>
+        </w:rPr>
+        <w:t xml:space="preserve">-  </w:t>
+      </w:r>
+      <w:r>
+        <w:rPr>
+          <w:rFonts w:ascii="David" w:hAnsi="David" w:cs="David"/>
+          <w:sz w:val="24"/>
+          <w:szCs w:val="24"/>
+          <w:rtl/>
+        </w:rPr>
+        <w:t>במשק</w:t>
+      </w:r>
+      <w:r>
+        <w:rPr>
+          <w:rFonts w:ascii="David" w:hAnsi="David" w:cs="David"/>
+          <w:sz w:val="24"/>
+          <w:szCs w:val="24"/>
+          <w:rtl/>
+        </w:rPr>
+        <w:t>לי</w:t>
+      </w:r>
+      <w:r>
+        <w:rPr>
+          <w:rFonts w:ascii="David" w:hAnsi="David" w:cs="David"/>
+          <w:sz w:val="24"/>
+          <w:szCs w:val="24"/>
+          <w:rtl/>
+        </w:rPr>
+        <w:t xml:space="preserve"> המודל</w:t>
+      </w:r>
+      <w:r>
+        <w:rPr>
+          <w:rFonts w:ascii="David" w:hAnsi="David" w:cs="David"/>
+          <w:sz w:val="24"/>
+          <w:szCs w:val="24"/>
+          <w:rtl/>
+        </w:rPr>
+        <w:t>-</w:t>
+      </w:r>
+      <w:r>
+        <w:rPr>
+          <w:rFonts w:ascii="David" w:hAnsi="David" w:cs="David"/>
+          <w:sz w:val="24"/>
+          <w:szCs w:val="24"/>
+          <w:rtl/>
+        </w:rPr>
+        <w:t xml:space="preserve"> כלוריד 25% + </w:t>
+      </w:r>
+      <w:r>
+        <w:rPr>
+          <w:rFonts w:ascii="David" w:hAnsi="David" w:cs="David"/>
+          <w:sz w:val="24"/>
+          <w:szCs w:val="24"/>
+        </w:rPr>
+        <w:t>E.coli 15%</w:t>
+      </w:r>
+      <w:r>
+        <w:rPr>
+          <w:rFonts w:ascii="David" w:hAnsi="David" w:cs="David"/>
+          <w:sz w:val="24"/>
+          <w:szCs w:val="24"/>
+          <w:rtl/>
+        </w:rPr>
+        <w:t xml:space="preserve"> – יחד 40% מהאינדקס</w:t>
+      </w:r>
+      <w:r>
+        <w:rPr>
+          <w:rFonts w:ascii="David" w:hAnsi="David" w:cs="David"/>
+          <w:sz w:val="24"/>
+          <w:szCs w:val="24"/>
+          <w:rtl/>
+        </w:rPr>
+        <w:t>.</w:t>
+      </w:r>
+      <w:r>
+        <w:rPr>
+          <w:rFonts w:ascii="David" w:hAnsi="David" w:cs="David"/>
+          <w:sz w:val="24"/>
+          <w:szCs w:val="24"/>
+          <w:rtl/>
+        </w:rPr>
+        <w:t xml:space="preserve"> בתרחיש </w:t>
+      </w:r>
+      <w:r>
+        <w:rPr>
+          <w:rFonts w:ascii="David" w:hAnsi="David" w:cs="David"/>
+          <w:sz w:val="24"/>
+          <w:szCs w:val="24"/>
+        </w:rPr>
+        <w:t>Stress</w:t>
+      </w:r>
+      <w:r>
+        <w:rPr>
+          <w:rFonts w:ascii="David" w:hAnsi="David" w:cs="David"/>
+          <w:sz w:val="24"/>
+          <w:szCs w:val="24"/>
+          <w:rtl/>
+        </w:rPr>
+        <w:t xml:space="preserve"> שניהם מוגברים </w:t>
+      </w:r>
+      <w:r>
+        <w:rPr>
+          <w:rFonts w:ascii="David" w:hAnsi="David" w:cs="David"/>
+          <w:sz w:val="24"/>
+          <w:szCs w:val="24"/>
+          <w:rtl/>
+        </w:rPr>
+        <w:t>-</w:t>
+      </w:r>
+      <w:r>
+        <w:rPr>
+          <w:rFonts w:ascii="David" w:hAnsi="David" w:cs="David"/>
+          <w:sz w:val="24"/>
+          <w:szCs w:val="24"/>
+          <w:rtl/>
+        </w:rPr>
+        <w:t xml:space="preserve"> המפה כולה אדומה יותר</w:t>
+      </w:r>
+      <w:r>
+        <w:rPr>
+          <w:rFonts w:ascii="David" w:hAnsi="David" w:cs="David"/>
+          <w:sz w:val="24"/>
+          <w:szCs w:val="24"/>
+          <w:rtl/>
+        </w:rPr>
+        <w:t>.</w:t>
+      </w:r>
+      <w:r>
+        <w:rPr>
+          <w:rFonts w:ascii="David" w:hAnsi="David" w:cs="David"/>
+          <w:sz w:val="24"/>
+          <w:szCs w:val="24"/>
+          <w:rtl/>
+        </w:rPr>
+        <w:t xml:space="preserve"> </w:t>
+      </w:r>
+      <w:r>
+        <w:rPr>
+          <w:rFonts w:ascii="David" w:hAnsi="David" w:cs="David"/>
+          <w:sz w:val="24"/>
+          <w:szCs w:val="24"/>
+          <w:rtl/>
+        </w:rPr>
+        <w:br/>
+      </w:r>
+      <w:r>
+        <w:rPr>
+          <w:rFonts w:ascii="David" w:hAnsi="David" w:cs="David"/>
+          <w:sz w:val="24"/>
+          <w:szCs w:val="24"/>
+          <w:rtl/>
+        </w:rPr>
+        <w:t>ב-</w:t>
+      </w:r>
+      <w:r>
+        <w:rPr>
+          <w:rFonts w:ascii="David" w:hAnsi="David" w:cs="David"/>
+          <w:sz w:val="24"/>
+          <w:szCs w:val="24"/>
+        </w:rPr>
+        <w:t>Recovery</w:t>
+      </w:r>
+      <w:r>
+        <w:rPr>
+          <w:rFonts w:ascii="David" w:hAnsi="David" w:cs="David"/>
+          <w:sz w:val="24"/>
+          <w:szCs w:val="24"/>
+          <w:rtl/>
+        </w:rPr>
+        <w:t xml:space="preserve"> שניהם יורדים.</w:t>
       </w:r>
     </w:p>
     <w:p>
@@ -7960,147 +8578,17 @@
           <w:rFonts w:ascii="David" w:hAnsi="David" w:cs="David"/>
           <w:sz w:val="24"/>
           <w:szCs w:val="24"/>
-          <w:rtl/>
-          <w:lang w:val="en-US"/>
-        </w:rPr>
-      </w:pPr>
-      <w:r>
-        <w:rPr>
-          <w:rFonts w:ascii="David" w:hAnsi="David" w:cs="David"/>
-          <w:sz w:val="24"/>
-          <w:szCs w:val="24"/>
-          <w:rtl/>
-          <w:lang w:val="en-US"/>
-        </w:rPr>
-        <w:t xml:space="preserve">על נתוני הכנרת זוהו כמה רכיבים עיקריים שמסבירים את עיקר הדינמיקה של הזיהום. המתכות הכבדות (בעיקר עופרת ואבץ) הופיעו כרכיב דומיננטי, והראו נטייה ברורה להצטבר בעומק האגם ובסמוך למשקעים – מה שמעיד על סיכון מתמשך לשחרור מזהמים מהמשקע בעת ערבול. כלוריד שיקף את רמת המליחות במים, ובתרחישי לחץ נצפה כי ריכוזיו עולים במקביל לעלייה בזיהום חיידקי, מה שמצביע על אפשרות לקשר בין מקורות זיהום שונים (חקלאות, נגר עילי). חיידקי </w:t>
-      </w:r>
-      <w:r>
-        <w:rPr>
-          <w:rFonts w:ascii="David" w:hAnsi="David" w:cs="David"/>
-          <w:sz w:val="24"/>
-          <w:szCs w:val="24"/>
-          <w:lang w:val="en-US"/>
-        </w:rPr>
-        <w:t>E.coli</w:t>
-      </w:r>
-      <w:r>
-        <w:rPr>
-          <w:rFonts w:ascii="David" w:hAnsi="David" w:cs="David"/>
-          <w:sz w:val="24"/>
-          <w:szCs w:val="24"/>
-          <w:rtl/>
-          <w:lang w:val="en-US"/>
-        </w:rPr>
-        <w:t xml:space="preserve"> שימשו כמדד לזיהום צואתי, והופיעו בעיקר באזורים חופיים ובשנים שבהן נרשמו אירועי שטפון – מה שמחזק את ההשערה לגבי חדירה נקודתית של מזהמים מהיבשה. בנוסף, גובה פני המים נמצא כרכיב חשוב: כאשר המפלס ירד נצפתה עלייה בריכוזי </w:t>
-      </w:r>
-      <w:r>
-        <w:rPr>
-          <w:rFonts w:ascii="David" w:hAnsi="David" w:cs="David"/>
-          <w:sz w:val="24"/>
-          <w:szCs w:val="24"/>
-          <w:rtl/>
-          <w:lang w:val="en-US"/>
-        </w:rPr>
-        <w:t>ניטראט</w:t>
-      </w:r>
-      <w:r>
-        <w:rPr>
-          <w:rFonts w:ascii="David" w:hAnsi="David" w:cs="David"/>
-          <w:sz w:val="24"/>
-          <w:szCs w:val="24"/>
-          <w:rtl/>
-          <w:lang w:val="en-US"/>
-        </w:rPr>
-        <w:t xml:space="preserve"> בשל ירידה ביכולת הדילול של האגם, ולעומת זאת מפלס גבוה סייע בהפחתת הריכוזים. רכיב נוסף היה השפעת השיטפונות עצמם – שנראו בסימולציה כגורם המחבר בין מוקדי זיהום שונים וגורם להתפשטות פנימה, ולא רק להישארות באזורי חוף.</w:t>
-      </w:r>
-      <w:r>
-        <w:rPr>
-          <w:rFonts w:ascii="David" w:hAnsi="David" w:cs="David" w:hint="cs"/>
-          <w:sz w:val="24"/>
-          <w:szCs w:val="24"/>
-          <w:rtl/>
-          <w:lang w:val="en-US"/>
-        </w:rPr>
-        <w:t xml:space="preserve"> </w:t>
-      </w:r>
-      <w:r>
-        <w:rPr>
-          <w:rFonts w:ascii="David" w:hAnsi="David" w:cs="David"/>
-          <w:sz w:val="24"/>
-          <w:szCs w:val="24"/>
-          <w:rtl/>
-          <w:lang w:val="en-US"/>
-        </w:rPr>
-        <w:t xml:space="preserve">המשמעות האקולוגית היא שהמערכת האקולוגית של הכנרת רגישה מאוד לשילוב של שלושה גורמים מרכזיים: עומק (המכתיב הצטברות מתכות), מפלס מים (המכתיב דילול או ריכוז), ואירועי שטפון (המכתיבים התפשטות מרחבית). בתרחישי </w:t>
-      </w:r>
-      <w:r>
-        <w:rPr>
-          <w:rFonts w:ascii="David" w:hAnsi="David" w:cs="David"/>
-          <w:sz w:val="24"/>
-          <w:szCs w:val="24"/>
-          <w:lang w:val="en-US"/>
-        </w:rPr>
-        <w:t>Stress</w:t>
-      </w:r>
-      <w:r>
-        <w:rPr>
-          <w:rFonts w:ascii="David" w:hAnsi="David" w:cs="David"/>
-          <w:sz w:val="24"/>
-          <w:szCs w:val="24"/>
-          <w:rtl/>
-          <w:lang w:val="en-US"/>
-        </w:rPr>
-        <w:t xml:space="preserve"> נראתה עלייה חדה בכל רכיבי הזיהום והתחברות בין מוקדים, בעוד שבתהליך </w:t>
-      </w:r>
-      <w:r>
-        <w:rPr>
-          <w:rFonts w:ascii="David" w:hAnsi="David" w:cs="David"/>
-          <w:sz w:val="24"/>
-          <w:szCs w:val="24"/>
-          <w:lang w:val="en-US"/>
-        </w:rPr>
-        <w:t>Recovery</w:t>
-      </w:r>
-      <w:r>
-        <w:rPr>
-          <w:rFonts w:ascii="David" w:hAnsi="David" w:cs="David"/>
-          <w:sz w:val="24"/>
-          <w:szCs w:val="24"/>
-          <w:rtl/>
-          <w:lang w:val="en-US"/>
-        </w:rPr>
-        <w:t xml:space="preserve"> הוצגה יכולת התאוששות – ירידה הדרגתית בזיהום תוך שמירה על אזורים נקיים. ממצאים אלה מדגישים את הצורך במעקב רב־שנתי ובניהול אקטיבי של מקורות זיהום חיצוניים לצד ניטור מתמשך של מפלס המים והעומקים.</w:t>
-      </w:r>
-      <w:r>
-        <w:rPr>
-          <w:rFonts w:ascii="David" w:hAnsi="David" w:cs="David"/>
-          <w:sz w:val="24"/>
-          <w:szCs w:val="24"/>
-          <w:rtl/>
-          <w:lang w:val="en-US"/>
-        </w:rPr>
-        <w:br/>
-      </w:r>
-      <w:r>
-        <w:rPr>
-          <w:rFonts w:ascii="David" w:hAnsi="David" w:cs="David"/>
-          <w:bCs/>
-          <w:sz w:val="24"/>
-          <w:szCs w:val="24"/>
-          <w:rtl/>
-          <w:lang w:val="en-US"/>
-        </w:rPr>
-        <w:t>המשמעות האקולוגית של הרכיבים שזוהו ב</w:t>
-      </w:r>
-      <w:r>
-        <w:rPr>
-          <w:rFonts w:ascii="David" w:hAnsi="David" w:cs="David"/>
-          <w:bCs/>
-          <w:sz w:val="24"/>
-          <w:szCs w:val="24"/>
-          <w:lang w:val="en-US"/>
-        </w:rPr>
-        <w:t>PCA</w:t>
+        </w:rPr>
+      </w:pPr>
+      <w:r>
+        <w:rPr>
+          <w:rFonts w:ascii="David" w:hAnsi="David" w:cs="David"/>
+          <w:sz w:val="24"/>
+          <w:szCs w:val="24"/>
+          <w:highlight w:val="red"/>
+          <w:rtl/>
+        </w:rPr>
+        <w:t>ההשערה לא נתמכת- נזדקק לנתוני זמן אמת.</w:t>
       </w:r>
     </w:p>
     <w:p>
@@ -8108,21 +8596,33 @@
         <w:spacing w:line="360" w:lineRule="auto"/>
         <w:rPr>
           <w:rFonts w:ascii="David" w:hAnsi="David" w:cs="David"/>
-          <w:sz w:val="24"/>
-          <w:szCs w:val="24"/>
-          <w:rtl/>
-          <w:lang w:val="en-US"/>
-        </w:rPr>
-      </w:pPr>
-      <w:r>
-        <w:rPr>
-          <w:rFonts w:ascii="David" w:hAnsi="David" w:cs="David"/>
-          <w:sz w:val="24"/>
-          <w:szCs w:val="24"/>
-          <w:rtl/>
-          <w:lang w:val="en-US"/>
-        </w:rPr>
-        <w:t>1. גרדיאנט עומק (אנכי)- במרכז העמוק של הכנרת נראים ריכוזים גבוהים יותר של מתכות כבדות, לעומת פני המים והאזורים הרדודים. זה דפוס מרחבי ברור שמייצג הבדל אנכי – מהחוף/פני השטח לעומק.</w:t>
+          <w:bCs/>
+          <w:sz w:val="24"/>
+          <w:szCs w:val="24"/>
+          <w:rtl/>
+          <w:lang w:val="en-US"/>
+        </w:rPr>
+      </w:pPr>
+      <w:r>
+        <w:rPr>
+          <w:rFonts w:ascii="David" w:hAnsi="David" w:cs="David"/>
+          <w:bCs/>
+          <w:sz w:val="24"/>
+          <w:szCs w:val="24"/>
+          <w:rtl/>
+          <w:lang w:val="en-US"/>
+        </w:rPr>
+        <w:t>המשמעות האקולוגית של הרכיבים שזוהו ב</w:t>
+      </w:r>
+      <w:r>
+        <w:rPr>
+          <w:rFonts w:ascii="David" w:hAnsi="David" w:cs="David"/>
+          <w:bCs/>
+          <w:sz w:val="24"/>
+          <w:szCs w:val="24"/>
+          <w:lang w:val="en-US"/>
+        </w:rPr>
+        <w:t>PCA</w:t>
       </w:r>
     </w:p>
     <w:p>
@@ -8144,7 +8644,136 @@
           <w:rtl/>
           <w:lang w:val="en-US"/>
         </w:rPr>
-        <w:t>2. מוקדי חוף ושיטפונות (אופקי־חופי)- באירועי לחץ/שטפון נראים מוקדי זיהום חדשים בחופים ושפכי הנחלים. עם הזמן המוקדים האלה מתפשטים פנימה ויוצרים אזורים מחוברים יותר של זיהום. זה דפוס מרחבי של התרחבות אופקית מהחוף פנימה.</w:t>
+        <w:t xml:space="preserve">על נתוני הכנרת זוהו כמה רכיבים עיקריים שמסבירים את עיקר הדינמיקה של הזיהום. המתכות הכבדות (בעיקר עופרת ואבץ) הופיעו כרכיב דומיננטי, והראו נטייה ברורה להצטבר בעומק האגם ובסמוך למשקעים – מה שמעיד על סיכון מתמשך לשחרור מזהמים מהמשקע בעת ערבול. כלוריד שיקף את רמת המליחות במים, ובתרחישי לחץ נצפה כי ריכוזיו עולים במקביל לעלייה בזיהום חיידקי, מה שמצביע על אפשרות לקשר בין מקורות זיהום שונים (חקלאות, נגר עילי). חיידקי </w:t>
+      </w:r>
+      <w:r>
+        <w:rPr>
+          <w:rFonts w:ascii="David" w:hAnsi="David" w:cs="David"/>
+          <w:sz w:val="24"/>
+          <w:szCs w:val="24"/>
+          <w:lang w:val="en-US"/>
+        </w:rPr>
+        <w:lastRenderedPageBreak/>
+        <w:t>E.coli</w:t>
+      </w:r>
+      <w:r>
+        <w:rPr>
+          <w:rFonts w:ascii="David" w:hAnsi="David" w:cs="David"/>
+          <w:sz w:val="24"/>
+          <w:szCs w:val="24"/>
+          <w:rtl/>
+          <w:lang w:val="en-US"/>
+        </w:rPr>
+        <w:t xml:space="preserve"> שימשו כמדד לזיהום צואתי, והופיעו בעיקר באזורים חופיים ובשנים שבהן נרשמו אירועי שטפון – מה שמחזק את ההשערה לגבי חדירה נקודתית של מזהמים מהיבשה. בנוסף, גובה פני המים נמצא כרכיב חשוב: כאשר המפלס ירד נצפתה עלייה בריכוזי </w:t>
+      </w:r>
+      <w:r>
+        <w:rPr>
+          <w:rFonts w:ascii="David" w:hAnsi="David" w:cs="David"/>
+          <w:sz w:val="24"/>
+          <w:szCs w:val="24"/>
+          <w:rtl/>
+          <w:lang w:val="en-US"/>
+        </w:rPr>
+        <w:t>ניטראט</w:t>
+      </w:r>
+      <w:r>
+        <w:rPr>
+          <w:rFonts w:ascii="David" w:hAnsi="David" w:cs="David"/>
+          <w:sz w:val="24"/>
+          <w:szCs w:val="24"/>
+          <w:rtl/>
+          <w:lang w:val="en-US"/>
+        </w:rPr>
+        <w:t xml:space="preserve"> בשל ירידה ביכולת הדילול של האגם, ולעומת זאת מפלס גבוה סייע בהפחתת הריכוזים. רכיב נוסף היה השפעת השיטפונות עצמם – שנראו בסימולציה כגורם המחבר בין מוקדי זיהום שונים וגורם להתפשטות פנימה, ולא רק להישארות באזורי חוף.</w:t>
+      </w:r>
+      <w:r>
+        <w:rPr>
+          <w:rFonts w:ascii="David" w:hAnsi="David" w:cs="David" w:hint="cs"/>
+          <w:sz w:val="24"/>
+          <w:szCs w:val="24"/>
+          <w:rtl/>
+          <w:lang w:val="en-US"/>
+        </w:rPr>
+        <w:t xml:space="preserve"> </w:t>
+      </w:r>
+      <w:r>
+        <w:rPr>
+          <w:rFonts w:ascii="David" w:hAnsi="David" w:cs="David"/>
+          <w:sz w:val="24"/>
+          <w:szCs w:val="24"/>
+          <w:rtl/>
+          <w:lang w:val="en-US"/>
+        </w:rPr>
+        <w:t xml:space="preserve">המשמעות האקולוגית היא שהמערכת האקולוגית של הכנרת רגישה מאוד לשילוב של שלושה גורמים מרכזיים: עומק (המכתיב הצטברות מתכות), מפלס מים (המכתיב דילול או ריכוז), ואירועי שטפון (המכתיבים התפשטות מרחבית). בתרחישי </w:t>
+      </w:r>
+      <w:r>
+        <w:rPr>
+          <w:rFonts w:ascii="David" w:hAnsi="David" w:cs="David"/>
+          <w:sz w:val="24"/>
+          <w:szCs w:val="24"/>
+          <w:lang w:val="en-US"/>
+        </w:rPr>
+        <w:t>Stress</w:t>
+      </w:r>
+      <w:r>
+        <w:rPr>
+          <w:rFonts w:ascii="David" w:hAnsi="David" w:cs="David"/>
+          <w:sz w:val="24"/>
+          <w:szCs w:val="24"/>
+          <w:rtl/>
+          <w:lang w:val="en-US"/>
+        </w:rPr>
+        <w:t xml:space="preserve"> נראתה עלייה חדה בכל רכיבי הזיהום והתחברות בין מוקדים, בעוד שבתהליך </w:t>
+      </w:r>
+      <w:r>
+        <w:rPr>
+          <w:rFonts w:ascii="David" w:hAnsi="David" w:cs="David"/>
+          <w:sz w:val="24"/>
+          <w:szCs w:val="24"/>
+          <w:lang w:val="en-US"/>
+        </w:rPr>
+        <w:t>Recovery</w:t>
+      </w:r>
+      <w:r>
+        <w:rPr>
+          <w:rFonts w:ascii="David" w:hAnsi="David" w:cs="David"/>
+          <w:sz w:val="24"/>
+          <w:szCs w:val="24"/>
+          <w:rtl/>
+          <w:lang w:val="en-US"/>
+        </w:rPr>
+        <w:t xml:space="preserve"> הוצגה יכולת התאוששות – ירידה הדרגתית בזיהום תוך שמירה על אזורים נקיים. ממצאים אלה מדגישים את הצורך במעקב רב־שנתי ובניהול אקטיבי של מקורות זיהום חיצוניים לצד ניטור מתמשך של מפלס המים והעומקים.</w:t>
+      </w:r>
+      <w:r>
+        <w:rPr>
+          <w:rFonts w:ascii="David" w:hAnsi="David" w:cs="David"/>
+          <w:sz w:val="24"/>
+          <w:szCs w:val="24"/>
+          <w:rtl/>
+          <w:lang w:val="en-US"/>
+        </w:rPr>
+        <w:br/>
+      </w:r>
+      <w:r>
+        <w:rPr>
+          <w:rFonts w:ascii="David" w:hAnsi="David" w:cs="David"/>
+          <w:bCs/>
+          <w:sz w:val="24"/>
+          <w:szCs w:val="24"/>
+          <w:rtl/>
+          <w:lang w:val="en-US"/>
+        </w:rPr>
+        <w:t>המשמעות האקולוגית של הרכיבים שזוהו ב</w:t>
+      </w:r>
+      <w:r>
+        <w:rPr>
+          <w:rFonts w:ascii="David" w:hAnsi="David" w:cs="David"/>
+          <w:bCs/>
+          <w:sz w:val="24"/>
+          <w:szCs w:val="24"/>
+          <w:lang w:val="en-US"/>
+        </w:rPr>
+        <w:t>PCA</w:t>
       </w:r>
     </w:p>
     <w:p>
@@ -8166,7 +8795,50 @@
           <w:rtl/>
           <w:lang w:val="en-US"/>
         </w:rPr>
-        <w:lastRenderedPageBreak/>
+        <w:t>1. גרדיאנט עומק (אנכי)- במרכז העמוק של הכנרת נראים ריכוזים גבוהים יותר של מתכות כבדות, לעומת פני המים והאזורים הרדודים. זה דפוס מרחבי ברור שמייצג הבדל אנכי – מהחוף/פני השטח לעומק.</w:t>
+      </w:r>
+    </w:p>
+    <w:p>
+      <w:pPr>
+        <w:spacing w:line="360" w:lineRule="auto"/>
+        <w:rPr>
+          <w:rFonts w:ascii="David" w:hAnsi="David" w:cs="David"/>
+          <w:sz w:val="24"/>
+          <w:szCs w:val="24"/>
+          <w:rtl/>
+          <w:lang w:val="en-US"/>
+        </w:rPr>
+      </w:pPr>
+      <w:r>
+        <w:rPr>
+          <w:rFonts w:ascii="David" w:hAnsi="David" w:cs="David"/>
+          <w:sz w:val="24"/>
+          <w:szCs w:val="24"/>
+          <w:rtl/>
+          <w:lang w:val="en-US"/>
+        </w:rPr>
+        <w:t>2. מוקדי חוף ושיטפונות (אופקי־חופי)- באירועי לחץ/שטפון נראים מוקדי זיהום חדשים בחופים ושפכי הנחלים. עם הזמן המוקדים האלה מתפשטים פנימה ויוצרים אזורים מחוברים יותר של זיהום. זה דפוס מרחבי של התרחבות אופקית מהחוף פנימה.</w:t>
+      </w:r>
+    </w:p>
+    <w:p>
+      <w:pPr>
+        <w:spacing w:line="360" w:lineRule="auto"/>
+        <w:rPr>
+          <w:rFonts w:ascii="David" w:hAnsi="David" w:cs="David"/>
+          <w:sz w:val="24"/>
+          <w:szCs w:val="24"/>
+          <w:rtl/>
+          <w:lang w:val="en-US"/>
+        </w:rPr>
+      </w:pPr>
+      <w:r>
+        <w:rPr>
+          <w:rFonts w:ascii="David" w:hAnsi="David" w:cs="David"/>
+          <w:sz w:val="24"/>
+          <w:szCs w:val="24"/>
+          <w:rtl/>
+          <w:lang w:val="en-US"/>
+        </w:rPr>
         <w:t xml:space="preserve">3. השפעת מפלס המים (פיזור כללי)- כאשר מפלס המים נמוך – רואים עלייה כוללת בריכוזי </w:t>
       </w:r>
       <w:r>
@@ -8188,16 +8860,6 @@
           <w:lang w:val="en-US"/>
         </w:rPr>
         <w:t xml:space="preserve"> בכל המרחב, בלי קשר רק לנקודות ספציפיות. כשהמפלס גבוה – יש דילול מרחבי. זה דפוס פיזור מערכתי בכל האגם שמשקף את מצב המים הכולל.</w:t>
-      </w:r>
-      <w:r>
-        <w:rPr>
-          <w:rFonts w:ascii="David" w:hAnsi="David" w:cs="David"/>
-          <w:sz w:val="24"/>
-          <w:szCs w:val="24"/>
-          <w:rtl/>
-          <w:lang w:val="en-US"/>
-        </w:rPr>
-        <w:br/>
       </w:r>
       <w:r>
         <w:rPr>
@@ -8251,7 +8913,7 @@
         </w:rPr>
         <w:br/>
       </w:r>
-      <w:hyperlink r:id="rId12" w:history="1">
+      <w:hyperlink r:id="rId10" w:history="1">
         <w:r>
           <w:rPr>
             <w:rStyle w:val="Hyperlink"/>
@@ -8259,8 +8921,29 @@
             <w:sz w:val="24"/>
             <w:szCs w:val="24"/>
           </w:rPr>
-          <w:t>https://www.ocean.org.il/wp-content/uploads/2025/03/T12-2023-%D7%93%D7%95%D7%97-%D7%A0%D7%99%D7%98%D7%95%D7%A8-%D7%95%D7%9E%D7%97%D7%A7%</w:t>
+          <w:t>https://www.ocean.org.il/wp-content/uploads/2025/03/T12-2023-%D7%93%D7%95%D7%97-%D7%A0%D7%99%D7%98%D7%95%D7%A8-%D7%95%D7%9E%D7%97%D7%A7%D7%A8%D7%99-%D7%9B%D7%A0%D7%A8%D7%AA-%D7%9C%D7%A9%D7%A0%D7%AA-2022.pdf?utm_source=chatgpt.com</w:t>
         </w:r>
+      </w:hyperlink>
+      <w:r>
+        <w:rPr>
+          <w:rFonts w:ascii="David" w:hAnsi="David" w:cs="David"/>
+          <w:sz w:val="24"/>
+          <w:szCs w:val="24"/>
+          <w:rtl/>
+        </w:rPr>
+        <w:br/>
+        <w:t>2. ניטור ומחקרי כנרת דו״ח שנתי 2023</w:t>
+      </w:r>
+      <w:r>
+        <w:rPr>
+          <w:rFonts w:ascii="David" w:hAnsi="David" w:cs="David"/>
+          <w:sz w:val="24"/>
+          <w:szCs w:val="24"/>
+          <w:rtl/>
+        </w:rPr>
+        <w:br/>
+      </w:r>
+      <w:hyperlink r:id="rId11" w:history="1">
         <w:r>
           <w:rPr>
             <w:rStyle w:val="Hyperlink"/>
@@ -8268,16 +8951,7 @@
             <w:sz w:val="24"/>
             <w:szCs w:val="24"/>
           </w:rPr>
-          <w:t>D</w:t>
-        </w:r>
-        <w:r>
-          <w:rPr>
-            <w:rStyle w:val="Hyperlink"/>
-            <w:rFonts w:ascii="David" w:eastAsia="Arial" w:hAnsi="David" w:cs="David"/>
-            <w:sz w:val="24"/>
-            <w:szCs w:val="24"/>
-          </w:rPr>
-          <w:t>7%A8%D7%99-%D7%9B%D7%A0%D7%A8%D7%AA-%D7%9C%D7%A9%D7%A0%D7%AA-2022.pdf?utm_source=chatgpt.com</w:t>
+          <w:t>https://www.gov.il/BlobFolder/reports/sharabi-et-al -2024/he/report_2024_GSI-05-2024.pdf</w:t>
         </w:r>
       </w:hyperlink>
       <w:r>
@@ -8287,54 +8961,6 @@
           <w:szCs w:val="24"/>
           <w:rtl/>
         </w:rPr>
-        <w:br/>
-        <w:t>2. ניטור ומחקרי כנרת דו״ח שנתי 2023</w:t>
-      </w:r>
-      <w:r>
-        <w:rPr>
-          <w:rFonts w:ascii="David" w:hAnsi="David" w:cs="David"/>
-          <w:sz w:val="24"/>
-          <w:szCs w:val="24"/>
-          <w:rtl/>
-        </w:rPr>
-        <w:br/>
-      </w:r>
-      <w:hyperlink r:id="rId13" w:history="1">
-        <w:r>
-          <w:rPr>
-            <w:rStyle w:val="Hyperlink"/>
-            <w:rFonts w:ascii="David" w:eastAsia="Arial" w:hAnsi="David" w:cs="David"/>
-            <w:sz w:val="24"/>
-            <w:szCs w:val="24"/>
-          </w:rPr>
-          <w:t>https://www.gov.il/BlobFolder/reports/sharabi-et-al -2024/he/report_202</w:t>
-        </w:r>
-        <w:r>
-          <w:rPr>
-            <w:rStyle w:val="Hyperlink"/>
-            <w:rFonts w:ascii="David" w:eastAsia="Arial" w:hAnsi="David" w:cs="David"/>
-            <w:sz w:val="24"/>
-            <w:szCs w:val="24"/>
-          </w:rPr>
-          <w:t>4</w:t>
-        </w:r>
-        <w:r>
-          <w:rPr>
-            <w:rStyle w:val="Hyperlink"/>
-            <w:rFonts w:ascii="David" w:eastAsia="Arial" w:hAnsi="David" w:cs="David"/>
-            <w:sz w:val="24"/>
-            <w:szCs w:val="24"/>
-          </w:rPr>
-          <w:t>_GSI-05-2024.pdf</w:t>
-        </w:r>
-      </w:hyperlink>
-      <w:r>
-        <w:rPr>
-          <w:rFonts w:ascii="David" w:hAnsi="David" w:cs="David"/>
-          <w:sz w:val="24"/>
-          <w:szCs w:val="24"/>
-          <w:rtl/>
-        </w:rPr>
         <w:t xml:space="preserve"> </w:t>
       </w:r>
       <w:r>
@@ -8356,7 +8982,7 @@
         </w:rPr>
         <w:br/>
       </w:r>
-      <w:hyperlink r:id="rId14" w:history="1">
+      <w:hyperlink r:id="rId12" w:history="1">
         <w:r>
           <w:rPr>
             <w:rStyle w:val="Hyperlink"/>
@@ -8364,25 +8990,7 @@
             <w:sz w:val="24"/>
             <w:szCs w:val="24"/>
           </w:rPr>
-          <w:t>https://pmc.ncbi.nl</w:t>
-        </w:r>
-        <w:r>
-          <w:rPr>
-            <w:rStyle w:val="Hyperlink"/>
-            <w:rFonts w:ascii="David" w:hAnsi="David" w:cs="David"/>
-            <w:sz w:val="24"/>
-            <w:szCs w:val="24"/>
-          </w:rPr>
-          <w:t>m</w:t>
-        </w:r>
-        <w:r>
-          <w:rPr>
-            <w:rStyle w:val="Hyperlink"/>
-            <w:rFonts w:ascii="David" w:hAnsi="David" w:cs="David"/>
-            <w:sz w:val="24"/>
-            <w:szCs w:val="24"/>
-          </w:rPr>
-          <w:t>.nih.gov/articles/PMC4390860</w:t>
+          <w:t>https://pmc.ncbi.nlm.nih.gov/articles/PMC4390860</w:t>
         </w:r>
       </w:hyperlink>
       <w:r>
@@ -8404,7 +9012,7 @@
         </w:rPr>
         <w:br/>
       </w:r>
-      <w:hyperlink r:id="rId15" w:history="1">
+      <w:hyperlink r:id="rId13" w:history="1">
         <w:r>
           <w:rPr>
             <w:rStyle w:val="Hyperlink"/>
@@ -8423,6 +9031,15 @@
           <w:rtl/>
         </w:rPr>
         <w:br/>
+      </w:r>
+      <w:r>
+        <w:rPr>
+          <w:rFonts w:ascii="David" w:hAnsi="David" w:cs="David"/>
+          <w:sz w:val="24"/>
+          <w:szCs w:val="24"/>
+          <w:rtl/>
+        </w:rPr>
+        <w:lastRenderedPageBreak/>
         <w:t xml:space="preserve">5. ריכוז של סדימנטים בכנרת </w:t>
       </w:r>
       <w:r>
@@ -8434,7 +9051,7 @@
         </w:rPr>
         <w:br/>
       </w:r>
-      <w:hyperlink r:id="rId16" w:history="1">
+      <w:hyperlink r:id="rId14" w:history="1">
         <w:r>
           <w:rPr>
             <w:rStyle w:val="Hyperlink"/>
@@ -8636,21 +9253,11 @@
           <w:szCs w:val="24"/>
           <w:lang w:val="en-US"/>
         </w:rPr>
-        <w:t xml:space="preserve">"Create three scenarios for the model: baseline (normal), stress (floods and high pollution), and recovery (restoration). Show maps for t=0, t=5, </w:t>
-      </w:r>
-      <w:r>
-        <w:rPr>
-          <w:rFonts w:ascii="David" w:hAnsi="David" w:cs="David"/>
-          <w:sz w:val="24"/>
-          <w:szCs w:val="24"/>
-          <w:lang w:val="en-US"/>
-        </w:rPr>
-        <w:lastRenderedPageBreak/>
-        <w:t>t=10. Then explain what patterns you see, if the hypotheses are supported, and what it means for ecology."</w:t>
+        <w:t>"Create three scenarios for the model: baseline (normal), stress (floods and high pollution), and recovery (restoration). Show maps for t=0, t=5, t=10. Then explain what patterns you see, if the hypotheses are supported, and what it means for ecology."</w:t>
       </w:r>
     </w:p>
     <w:sectPr>
-      <w:headerReference w:type="default" r:id="rId17"/>
+      <w:headerReference w:type="default" r:id="rId15"/>
       <w:pgSz w:w="11906" w:h="16838"/>
       <w:pgMar w:top="1440" w:right="1800" w:bottom="1440" w:left="1800" w:header="708" w:footer="708" w:gutter="0"/>
       <w:pgNumType w:start="1"/>
@@ -10250,6 +10857,119 @@
     </w:lvl>
   </w:abstractNum>
   <w:abstractNum w:abstractNumId="12" w15:restartNumberingAfterBreak="0">
+    <w:nsid w:val="21B2614F"/>
+    <w:multiLevelType w:val="hybridMultilevel"/>
+    <w:tmpl w:val="B0FE6BFE"/>
+    <w:lvl w:ilvl="0" w:tplc="620241A2">
+      <w:start w:val="1"/>
+      <w:numFmt w:val="bullet"/>
+      <w:lvlText w:val=""/>
+      <w:lvlJc w:val="right"/>
+      <w:pPr>
+        <w:ind w:left="720" w:hanging="360"/>
+      </w:pPr>
+      <w:rPr>
+        <w:rFonts w:ascii="Symbol" w:hAnsi="Symbol" w:hint="default"/>
+      </w:rPr>
+    </w:lvl>
+    <w:lvl w:ilvl="1" w:tplc="04090003" w:tentative="1">
+      <w:start w:val="1"/>
+      <w:numFmt w:val="bullet"/>
+      <w:lvlText w:val="o"/>
+      <w:lvlJc w:val="left"/>
+      <w:pPr>
+        <w:ind w:left="1440" w:hanging="360"/>
+      </w:pPr>
+      <w:rPr>
+        <w:rFonts w:ascii="Courier New" w:hAnsi="Courier New" w:cs="Courier New" w:hint="default"/>
+      </w:rPr>
+    </w:lvl>
+    <w:lvl w:ilvl="2" w:tplc="04090005" w:tentative="1">
+      <w:start w:val="1"/>
+      <w:numFmt w:val="bullet"/>
+      <w:lvlText w:val=""/>
+      <w:lvlJc w:val="left"/>
+      <w:pPr>
+        <w:ind w:left="2160" w:hanging="360"/>
+      </w:pPr>
+      <w:rPr>
+        <w:rFonts w:ascii="Wingdings" w:hAnsi="Wingdings" w:hint="default"/>
+      </w:rPr>
+    </w:lvl>
+    <w:lvl w:ilvl="3" w:tplc="04090001" w:tentative="1">
+      <w:start w:val="1"/>
+      <w:numFmt w:val="bullet"/>
+      <w:lvlText w:val=""/>
+      <w:lvlJc w:val="left"/>
+      <w:pPr>
+        <w:ind w:left="2880" w:hanging="360"/>
+      </w:pPr>
+      <w:rPr>
+        <w:rFonts w:ascii="Symbol" w:hAnsi="Symbol" w:hint="default"/>
+      </w:rPr>
+    </w:lvl>
+    <w:lvl w:ilvl="4" w:tplc="04090003" w:tentative="1">
+      <w:start w:val="1"/>
+      <w:numFmt w:val="bullet"/>
+      <w:lvlText w:val="o"/>
+      <w:lvlJc w:val="left"/>
+      <w:pPr>
+        <w:ind w:left="3600" w:hanging="360"/>
+      </w:pPr>
+      <w:rPr>
+        <w:rFonts w:ascii="Courier New" w:hAnsi="Courier New" w:cs="Courier New" w:hint="default"/>
+      </w:rPr>
+    </w:lvl>
+    <w:lvl w:ilvl="5" w:tplc="04090005" w:tentative="1">
+      <w:start w:val="1"/>
+      <w:numFmt w:val="bullet"/>
+      <w:lvlText w:val=""/>
+      <w:lvlJc w:val="left"/>
+      <w:pPr>
+        <w:ind w:left="4320" w:hanging="360"/>
+      </w:pPr>
+      <w:rPr>
+        <w:rFonts w:ascii="Wingdings" w:hAnsi="Wingdings" w:hint="default"/>
+      </w:rPr>
+    </w:lvl>
+    <w:lvl w:ilvl="6" w:tplc="04090001" w:tentative="1">
+      <w:start w:val="1"/>
+      <w:numFmt w:val="bullet"/>
+      <w:lvlText w:val=""/>
+      <w:lvlJc w:val="left"/>
+      <w:pPr>
+        <w:ind w:left="5040" w:hanging="360"/>
+      </w:pPr>
+      <w:rPr>
+        <w:rFonts w:ascii="Symbol" w:hAnsi="Symbol" w:hint="default"/>
+      </w:rPr>
+    </w:lvl>
+    <w:lvl w:ilvl="7" w:tplc="04090003" w:tentative="1">
+      <w:start w:val="1"/>
+      <w:numFmt w:val="bullet"/>
+      <w:lvlText w:val="o"/>
+      <w:lvlJc w:val="left"/>
+      <w:pPr>
+        <w:ind w:left="5760" w:hanging="360"/>
+      </w:pPr>
+      <w:rPr>
+        <w:rFonts w:ascii="Courier New" w:hAnsi="Courier New" w:cs="Courier New" w:hint="default"/>
+      </w:rPr>
+    </w:lvl>
+    <w:lvl w:ilvl="8" w:tplc="04090005" w:tentative="1">
+      <w:start w:val="1"/>
+      <w:numFmt w:val="bullet"/>
+      <w:lvlText w:val=""/>
+      <w:lvlJc w:val="left"/>
+      <w:pPr>
+        <w:ind w:left="6480" w:hanging="360"/>
+      </w:pPr>
+      <w:rPr>
+        <w:rFonts w:ascii="Wingdings" w:hAnsi="Wingdings" w:hint="default"/>
+      </w:rPr>
+    </w:lvl>
+  </w:abstractNum>
+  <w:abstractNum w:abstractNumId="13" w15:restartNumberingAfterBreak="0">
     <w:nsid w:val="23081653"/>
     <w:multiLevelType w:val="hybridMultilevel"/>
     <w:tmpl w:val="3A5C6CBA"/>
@@ -10362,7 +11082,120 @@
       </w:rPr>
     </w:lvl>
   </w:abstractNum>
-  <w:abstractNum w:abstractNumId="13" w15:restartNumberingAfterBreak="0">
+  <w:abstractNum w:abstractNumId="14" w15:restartNumberingAfterBreak="0">
+    <w:nsid w:val="2C794E25"/>
+    <w:multiLevelType w:val="hybridMultilevel"/>
+    <w:tmpl w:val="D5C0B576"/>
+    <w:lvl w:ilvl="0" w:tplc="620241A2">
+      <w:start w:val="1"/>
+      <w:numFmt w:val="bullet"/>
+      <w:lvlText w:val=""/>
+      <w:lvlJc w:val="right"/>
+      <w:pPr>
+        <w:ind w:left="720" w:hanging="360"/>
+      </w:pPr>
+      <w:rPr>
+        <w:rFonts w:ascii="Symbol" w:hAnsi="Symbol" w:hint="default"/>
+      </w:rPr>
+    </w:lvl>
+    <w:lvl w:ilvl="1" w:tplc="FFFFFFFF" w:tentative="1">
+      <w:start w:val="1"/>
+      <w:numFmt w:val="bullet"/>
+      <w:lvlText w:val="o"/>
+      <w:lvlJc w:val="left"/>
+      <w:pPr>
+        <w:ind w:left="1440" w:hanging="360"/>
+      </w:pPr>
+      <w:rPr>
+        <w:rFonts w:ascii="Courier New" w:hAnsi="Courier New" w:cs="Courier New" w:hint="default"/>
+      </w:rPr>
+    </w:lvl>
+    <w:lvl w:ilvl="2" w:tplc="FFFFFFFF" w:tentative="1">
+      <w:start w:val="1"/>
+      <w:numFmt w:val="bullet"/>
+      <w:lvlText w:val=""/>
+      <w:lvlJc w:val="left"/>
+      <w:pPr>
+        <w:ind w:left="2160" w:hanging="360"/>
+      </w:pPr>
+      <w:rPr>
+        <w:rFonts w:ascii="Wingdings" w:hAnsi="Wingdings" w:hint="default"/>
+      </w:rPr>
+    </w:lvl>
+    <w:lvl w:ilvl="3" w:tplc="FFFFFFFF" w:tentative="1">
+      <w:start w:val="1"/>
+      <w:numFmt w:val="bullet"/>
+      <w:lvlText w:val=""/>
+      <w:lvlJc w:val="left"/>
+      <w:pPr>
+        <w:ind w:left="2880" w:hanging="360"/>
+      </w:pPr>
+      <w:rPr>
+        <w:rFonts w:ascii="Symbol" w:hAnsi="Symbol" w:hint="default"/>
+      </w:rPr>
+    </w:lvl>
+    <w:lvl w:ilvl="4" w:tplc="FFFFFFFF" w:tentative="1">
+      <w:start w:val="1"/>
+      <w:numFmt w:val="bullet"/>
+      <w:lvlText w:val="o"/>
+      <w:lvlJc w:val="left"/>
+      <w:pPr>
+        <w:ind w:left="3600" w:hanging="360"/>
+      </w:pPr>
+      <w:rPr>
+        <w:rFonts w:ascii="Courier New" w:hAnsi="Courier New" w:cs="Courier New" w:hint="default"/>
+      </w:rPr>
+    </w:lvl>
+    <w:lvl w:ilvl="5" w:tplc="FFFFFFFF" w:tentative="1">
+      <w:start w:val="1"/>
+      <w:numFmt w:val="bullet"/>
+      <w:lvlText w:val=""/>
+      <w:lvlJc w:val="left"/>
+      <w:pPr>
+        <w:ind w:left="4320" w:hanging="360"/>
+      </w:pPr>
+      <w:rPr>
+        <w:rFonts w:ascii="Wingdings" w:hAnsi="Wingdings" w:hint="default"/>
+      </w:rPr>
+    </w:lvl>
+    <w:lvl w:ilvl="6" w:tplc="FFFFFFFF" w:tentative="1">
+      <w:start w:val="1"/>
+      <w:numFmt w:val="bullet"/>
+      <w:lvlText w:val=""/>
+      <w:lvlJc w:val="left"/>
+      <w:pPr>
+        <w:ind w:left="5040" w:hanging="360"/>
+      </w:pPr>
+      <w:rPr>
+        <w:rFonts w:ascii="Symbol" w:hAnsi="Symbol" w:hint="default"/>
+      </w:rPr>
+    </w:lvl>
+    <w:lvl w:ilvl="7" w:tplc="FFFFFFFF" w:tentative="1">
+      <w:start w:val="1"/>
+      <w:numFmt w:val="bullet"/>
+      <w:lvlText w:val="o"/>
+      <w:lvlJc w:val="left"/>
+      <w:pPr>
+        <w:ind w:left="5760" w:hanging="360"/>
+      </w:pPr>
+      <w:rPr>
+        <w:rFonts w:ascii="Courier New" w:hAnsi="Courier New" w:cs="Courier New" w:hint="default"/>
+      </w:rPr>
+    </w:lvl>
+    <w:lvl w:ilvl="8" w:tplc="FFFFFFFF" w:tentative="1">
+      <w:start w:val="1"/>
+      <w:numFmt w:val="bullet"/>
+      <w:lvlText w:val=""/>
+      <w:lvlJc w:val="left"/>
+      <w:pPr>
+        <w:ind w:left="6480" w:hanging="360"/>
+      </w:pPr>
+      <w:rPr>
+        <w:rFonts w:ascii="Wingdings" w:hAnsi="Wingdings" w:hint="default"/>
+      </w:rPr>
+    </w:lvl>
+  </w:abstractNum>
+  <w:abstractNum w:abstractNumId="15" w15:restartNumberingAfterBreak="0">
     <w:nsid w:val="308B0461"/>
     <w:multiLevelType w:val="hybridMultilevel"/>
     <w:tmpl w:val="6330B032"/>
@@ -10475,7 +11308,7 @@
       </w:rPr>
     </w:lvl>
   </w:abstractNum>
-  <w:abstractNum w:abstractNumId="14" w15:restartNumberingAfterBreak="0">
+  <w:abstractNum w:abstractNumId="16" w15:restartNumberingAfterBreak="0">
     <w:nsid w:val="3351617A"/>
     <w:multiLevelType w:val="hybridMultilevel"/>
     <w:tmpl w:val="A2BEF098"/>
@@ -10588,7 +11421,7 @@
       </w:rPr>
     </w:lvl>
   </w:abstractNum>
-  <w:abstractNum w:abstractNumId="15" w15:restartNumberingAfterBreak="0">
+  <w:abstractNum w:abstractNumId="17" w15:restartNumberingAfterBreak="0">
     <w:nsid w:val="33CC4C8A"/>
     <w:multiLevelType w:val="hybridMultilevel"/>
     <w:tmpl w:val="7A8851B8"/>
@@ -10677,7 +11510,7 @@
       </w:pPr>
     </w:lvl>
   </w:abstractNum>
-  <w:abstractNum w:abstractNumId="16" w15:restartNumberingAfterBreak="0">
+  <w:abstractNum w:abstractNumId="18" w15:restartNumberingAfterBreak="0">
     <w:nsid w:val="365B7E3B"/>
     <w:multiLevelType w:val="multilevel"/>
     <w:tmpl w:val="F32EB750"/>
@@ -10790,7 +11623,7 @@
       </w:rPr>
     </w:lvl>
   </w:abstractNum>
-  <w:abstractNum w:abstractNumId="17" w15:restartNumberingAfterBreak="0">
+  <w:abstractNum w:abstractNumId="19" w15:restartNumberingAfterBreak="0">
     <w:nsid w:val="38821092"/>
     <w:multiLevelType w:val="hybridMultilevel"/>
     <w:tmpl w:val="77DCCA4C"/>
@@ -10882,7 +11715,7 @@
       </w:pPr>
     </w:lvl>
   </w:abstractNum>
-  <w:abstractNum w:abstractNumId="18" w15:restartNumberingAfterBreak="0">
+  <w:abstractNum w:abstractNumId="20" w15:restartNumberingAfterBreak="0">
     <w:nsid w:val="39AE0EAE"/>
     <w:multiLevelType w:val="multilevel"/>
     <w:tmpl w:val="A2729608"/>
@@ -10995,7 +11828,7 @@
       </w:rPr>
     </w:lvl>
   </w:abstractNum>
-  <w:abstractNum w:abstractNumId="19" w15:restartNumberingAfterBreak="0">
+  <w:abstractNum w:abstractNumId="21" w15:restartNumberingAfterBreak="0">
     <w:nsid w:val="3A3E1E13"/>
     <w:multiLevelType w:val="hybridMultilevel"/>
     <w:tmpl w:val="F6BE72BA"/>
@@ -11108,7 +11941,7 @@
       </w:rPr>
     </w:lvl>
   </w:abstractNum>
-  <w:abstractNum w:abstractNumId="20" w15:restartNumberingAfterBreak="0">
+  <w:abstractNum w:abstractNumId="22" w15:restartNumberingAfterBreak="0">
     <w:nsid w:val="3A602D3F"/>
     <w:multiLevelType w:val="hybridMultilevel"/>
     <w:tmpl w:val="BA48E930"/>
@@ -11197,7 +12030,7 @@
       </w:pPr>
     </w:lvl>
   </w:abstractNum>
-  <w:abstractNum w:abstractNumId="21" w15:restartNumberingAfterBreak="0">
+  <w:abstractNum w:abstractNumId="23" w15:restartNumberingAfterBreak="0">
     <w:nsid w:val="3F667A73"/>
     <w:multiLevelType w:val="multilevel"/>
     <w:tmpl w:val="A8705796"/>
@@ -11314,7 +12147,7 @@
       </w:pPr>
     </w:lvl>
   </w:abstractNum>
-  <w:abstractNum w:abstractNumId="22" w15:restartNumberingAfterBreak="0">
+  <w:abstractNum w:abstractNumId="24" w15:restartNumberingAfterBreak="0">
     <w:nsid w:val="42322B5B"/>
     <w:multiLevelType w:val="hybridMultilevel"/>
     <w:tmpl w:val="FA009D16"/>
@@ -11403,7 +12236,7 @@
       </w:pPr>
     </w:lvl>
   </w:abstractNum>
-  <w:abstractNum w:abstractNumId="23" w15:restartNumberingAfterBreak="0">
+  <w:abstractNum w:abstractNumId="25" w15:restartNumberingAfterBreak="0">
     <w:nsid w:val="432479F3"/>
     <w:multiLevelType w:val="hybridMultilevel"/>
     <w:tmpl w:val="C3BEC70A"/>
@@ -11492,7 +12325,7 @@
       </w:pPr>
     </w:lvl>
   </w:abstractNum>
-  <w:abstractNum w:abstractNumId="24" w15:restartNumberingAfterBreak="0">
+  <w:abstractNum w:abstractNumId="26" w15:restartNumberingAfterBreak="0">
     <w:nsid w:val="4B0D7DF8"/>
     <w:multiLevelType w:val="multilevel"/>
     <w:tmpl w:val="E8744208"/>
@@ -11605,7 +12438,7 @@
       </w:rPr>
     </w:lvl>
   </w:abstractNum>
-  <w:abstractNum w:abstractNumId="25" w15:restartNumberingAfterBreak="0">
+  <w:abstractNum w:abstractNumId="27" w15:restartNumberingAfterBreak="0">
     <w:nsid w:val="4B10741E"/>
     <w:multiLevelType w:val="hybridMultilevel"/>
     <w:tmpl w:val="5530ACEC"/>
@@ -11694,7 +12527,120 @@
       </w:pPr>
     </w:lvl>
   </w:abstractNum>
-  <w:abstractNum w:abstractNumId="26" w15:restartNumberingAfterBreak="0">
+  <w:abstractNum w:abstractNumId="28" w15:restartNumberingAfterBreak="0">
+    <w:nsid w:val="4E8E5F4A"/>
+    <w:multiLevelType w:val="hybridMultilevel"/>
+    <w:tmpl w:val="EAB02A9E"/>
+    <w:lvl w:ilvl="0" w:tplc="FFFFFFFF">
+      <w:start w:val="1"/>
+      <w:numFmt w:val="decimal"/>
+      <w:lvlText w:val="%1)"/>
+      <w:lvlJc w:val="right"/>
+      <w:pPr>
+        <w:ind w:left="720" w:hanging="360"/>
+      </w:pPr>
+      <w:rPr>
+        <w:rFonts w:ascii="David" w:eastAsia="Calibri" w:hAnsi="David" w:cs="David"/>
+      </w:rPr>
+    </w:lvl>
+    <w:lvl w:ilvl="1" w:tplc="FFFFFFFF" w:tentative="1">
+      <w:start w:val="1"/>
+      <w:numFmt w:val="bullet"/>
+      <w:lvlText w:val="o"/>
+      <w:lvlJc w:val="left"/>
+      <w:pPr>
+        <w:ind w:left="1440" w:hanging="360"/>
+      </w:pPr>
+      <w:rPr>
+        <w:rFonts w:ascii="Courier New" w:hAnsi="Courier New" w:cs="Courier New" w:hint="default"/>
+      </w:rPr>
+    </w:lvl>
+    <w:lvl w:ilvl="2" w:tplc="FFFFFFFF" w:tentative="1">
+      <w:start w:val="1"/>
+      <w:numFmt w:val="bullet"/>
+      <w:lvlText w:val=""/>
+      <w:lvlJc w:val="left"/>
+      <w:pPr>
+        <w:ind w:left="2160" w:hanging="360"/>
+      </w:pPr>
+      <w:rPr>
+        <w:rFonts w:ascii="Wingdings" w:hAnsi="Wingdings" w:hint="default"/>
+      </w:rPr>
+    </w:lvl>
+    <w:lvl w:ilvl="3" w:tplc="FFFFFFFF" w:tentative="1">
+      <w:start w:val="1"/>
+      <w:numFmt w:val="bullet"/>
+      <w:lvlText w:val=""/>
+      <w:lvlJc w:val="left"/>
+      <w:pPr>
+        <w:ind w:left="2880" w:hanging="360"/>
+      </w:pPr>
+      <w:rPr>
+        <w:rFonts w:ascii="Symbol" w:hAnsi="Symbol" w:hint="default"/>
+      </w:rPr>
+    </w:lvl>
+    <w:lvl w:ilvl="4" w:tplc="FFFFFFFF" w:tentative="1">
+      <w:start w:val="1"/>
+      <w:numFmt w:val="bullet"/>
+      <w:lvlText w:val="o"/>
+      <w:lvlJc w:val="left"/>
+      <w:pPr>
+        <w:ind w:left="3600" w:hanging="360"/>
+      </w:pPr>
+      <w:rPr>
+        <w:rFonts w:ascii="Courier New" w:hAnsi="Courier New" w:cs="Courier New" w:hint="default"/>
+      </w:rPr>
+    </w:lvl>
+    <w:lvl w:ilvl="5" w:tplc="FFFFFFFF" w:tentative="1">
+      <w:start w:val="1"/>
+      <w:numFmt w:val="bullet"/>
+      <w:lvlText w:val=""/>
+      <w:lvlJc w:val="left"/>
+      <w:pPr>
+        <w:ind w:left="4320" w:hanging="360"/>
+      </w:pPr>
+      <w:rPr>
+        <w:rFonts w:ascii="Wingdings" w:hAnsi="Wingdings" w:hint="default"/>
+      </w:rPr>
+    </w:lvl>
+    <w:lvl w:ilvl="6" w:tplc="FFFFFFFF" w:tentative="1">
+      <w:start w:val="1"/>
+      <w:numFmt w:val="bullet"/>
+      <w:lvlText w:val=""/>
+      <w:lvlJc w:val="left"/>
+      <w:pPr>
+        <w:ind w:left="5040" w:hanging="360"/>
+      </w:pPr>
+      <w:rPr>
+        <w:rFonts w:ascii="Symbol" w:hAnsi="Symbol" w:hint="default"/>
+      </w:rPr>
+    </w:lvl>
+    <w:lvl w:ilvl="7" w:tplc="FFFFFFFF" w:tentative="1">
+      <w:start w:val="1"/>
+      <w:numFmt w:val="bullet"/>
+      <w:lvlText w:val="o"/>
+      <w:lvlJc w:val="left"/>
+      <w:pPr>
+        <w:ind w:left="5760" w:hanging="360"/>
+      </w:pPr>
+      <w:rPr>
+        <w:rFonts w:ascii="Courier New" w:hAnsi="Courier New" w:cs="Courier New" w:hint="default"/>
+      </w:rPr>
+    </w:lvl>
+    <w:lvl w:ilvl="8" w:tplc="FFFFFFFF" w:tentative="1">
+      <w:start w:val="1"/>
+      <w:numFmt w:val="bullet"/>
+      <w:lvlText w:val=""/>
+      <w:lvlJc w:val="left"/>
+      <w:pPr>
+        <w:ind w:left="6480" w:hanging="360"/>
+      </w:pPr>
+      <w:rPr>
+        <w:rFonts w:ascii="Wingdings" w:hAnsi="Wingdings" w:hint="default"/>
+      </w:rPr>
+    </w:lvl>
+  </w:abstractNum>
+  <w:abstractNum w:abstractNumId="29" w15:restartNumberingAfterBreak="0">
     <w:nsid w:val="506A3DCD"/>
     <w:multiLevelType w:val="hybridMultilevel"/>
     <w:tmpl w:val="18B2C70A"/>
@@ -11783,7 +12729,7 @@
       </w:pPr>
     </w:lvl>
   </w:abstractNum>
-  <w:abstractNum w:abstractNumId="27" w15:restartNumberingAfterBreak="0">
+  <w:abstractNum w:abstractNumId="30" w15:restartNumberingAfterBreak="0">
     <w:nsid w:val="517543C7"/>
     <w:multiLevelType w:val="multilevel"/>
     <w:tmpl w:val="EBF80E0C"/>
@@ -11932,7 +12878,7 @@
       </w:rPr>
     </w:lvl>
   </w:abstractNum>
-  <w:abstractNum w:abstractNumId="28" w15:restartNumberingAfterBreak="0">
+  <w:abstractNum w:abstractNumId="31" w15:restartNumberingAfterBreak="0">
     <w:nsid w:val="51E44FC1"/>
     <w:multiLevelType w:val="multilevel"/>
     <w:tmpl w:val="D4BE3A42"/>
@@ -12045,7 +12991,7 @@
       </w:rPr>
     </w:lvl>
   </w:abstractNum>
-  <w:abstractNum w:abstractNumId="29" w15:restartNumberingAfterBreak="0">
+  <w:abstractNum w:abstractNumId="32" w15:restartNumberingAfterBreak="0">
     <w:nsid w:val="5322743D"/>
     <w:multiLevelType w:val="multilevel"/>
     <w:tmpl w:val="27F8BFC6"/>
@@ -12158,7 +13104,7 @@
       </w:rPr>
     </w:lvl>
   </w:abstractNum>
-  <w:abstractNum w:abstractNumId="30" w15:restartNumberingAfterBreak="0">
+  <w:abstractNum w:abstractNumId="33" w15:restartNumberingAfterBreak="0">
     <w:nsid w:val="532C780F"/>
     <w:multiLevelType w:val="hybridMultilevel"/>
     <w:tmpl w:val="52E224A8"/>
@@ -12247,7 +13193,120 @@
       </w:pPr>
     </w:lvl>
   </w:abstractNum>
-  <w:abstractNum w:abstractNumId="31" w15:restartNumberingAfterBreak="0">
+  <w:abstractNum w:abstractNumId="34" w15:restartNumberingAfterBreak="0">
+    <w:nsid w:val="541F77BC"/>
+    <w:multiLevelType w:val="hybridMultilevel"/>
+    <w:tmpl w:val="513248BE"/>
+    <w:lvl w:ilvl="0" w:tplc="620241A2">
+      <w:start w:val="1"/>
+      <w:numFmt w:val="bullet"/>
+      <w:lvlText w:val=""/>
+      <w:lvlJc w:val="right"/>
+      <w:pPr>
+        <w:ind w:left="720" w:hanging="360"/>
+      </w:pPr>
+      <w:rPr>
+        <w:rFonts w:ascii="Symbol" w:hAnsi="Symbol" w:hint="default"/>
+      </w:rPr>
+    </w:lvl>
+    <w:lvl w:ilvl="1" w:tplc="04090003" w:tentative="1">
+      <w:start w:val="1"/>
+      <w:numFmt w:val="bullet"/>
+      <w:lvlText w:val="o"/>
+      <w:lvlJc w:val="left"/>
+      <w:pPr>
+        <w:ind w:left="1440" w:hanging="360"/>
+      </w:pPr>
+      <w:rPr>
+        <w:rFonts w:ascii="Courier New" w:hAnsi="Courier New" w:cs="Courier New" w:hint="default"/>
+      </w:rPr>
+    </w:lvl>
+    <w:lvl w:ilvl="2" w:tplc="04090005" w:tentative="1">
+      <w:start w:val="1"/>
+      <w:numFmt w:val="bullet"/>
+      <w:lvlText w:val=""/>
+      <w:lvlJc w:val="left"/>
+      <w:pPr>
+        <w:ind w:left="2160" w:hanging="360"/>
+      </w:pPr>
+      <w:rPr>
+        <w:rFonts w:ascii="Wingdings" w:hAnsi="Wingdings" w:hint="default"/>
+      </w:rPr>
+    </w:lvl>
+    <w:lvl w:ilvl="3" w:tplc="04090001" w:tentative="1">
+      <w:start w:val="1"/>
+      <w:numFmt w:val="bullet"/>
+      <w:lvlText w:val=""/>
+      <w:lvlJc w:val="left"/>
+      <w:pPr>
+        <w:ind w:left="2880" w:hanging="360"/>
+      </w:pPr>
+      <w:rPr>
+        <w:rFonts w:ascii="Symbol" w:hAnsi="Symbol" w:hint="default"/>
+      </w:rPr>
+    </w:lvl>
+    <w:lvl w:ilvl="4" w:tplc="04090003" w:tentative="1">
+      <w:start w:val="1"/>
+      <w:numFmt w:val="bullet"/>
+      <w:lvlText w:val="o"/>
+      <w:lvlJc w:val="left"/>
+      <w:pPr>
+        <w:ind w:left="3600" w:hanging="360"/>
+      </w:pPr>
+      <w:rPr>
+        <w:rFonts w:ascii="Courier New" w:hAnsi="Courier New" w:cs="Courier New" w:hint="default"/>
+      </w:rPr>
+    </w:lvl>
+    <w:lvl w:ilvl="5" w:tplc="04090005" w:tentative="1">
+      <w:start w:val="1"/>
+      <w:numFmt w:val="bullet"/>
+      <w:lvlText w:val=""/>
+      <w:lvlJc w:val="left"/>
+      <w:pPr>
+        <w:ind w:left="4320" w:hanging="360"/>
+      </w:pPr>
+      <w:rPr>
+        <w:rFonts w:ascii="Wingdings" w:hAnsi="Wingdings" w:hint="default"/>
+      </w:rPr>
+    </w:lvl>
+    <w:lvl w:ilvl="6" w:tplc="04090001" w:tentative="1">
+      <w:start w:val="1"/>
+      <w:numFmt w:val="bullet"/>
+      <w:lvlText w:val=""/>
+      <w:lvlJc w:val="left"/>
+      <w:pPr>
+        <w:ind w:left="5040" w:hanging="360"/>
+      </w:pPr>
+      <w:rPr>
+        <w:rFonts w:ascii="Symbol" w:hAnsi="Symbol" w:hint="default"/>
+      </w:rPr>
+    </w:lvl>
+    <w:lvl w:ilvl="7" w:tplc="04090003" w:tentative="1">
+      <w:start w:val="1"/>
+      <w:numFmt w:val="bullet"/>
+      <w:lvlText w:val="o"/>
+      <w:lvlJc w:val="left"/>
+      <w:pPr>
+        <w:ind w:left="5760" w:hanging="360"/>
+      </w:pPr>
+      <w:rPr>
+        <w:rFonts w:ascii="Courier New" w:hAnsi="Courier New" w:cs="Courier New" w:hint="default"/>
+      </w:rPr>
+    </w:lvl>
+    <w:lvl w:ilvl="8" w:tplc="04090005" w:tentative="1">
+      <w:start w:val="1"/>
+      <w:numFmt w:val="bullet"/>
+      <w:lvlText w:val=""/>
+      <w:lvlJc w:val="left"/>
+      <w:pPr>
+        <w:ind w:left="6480" w:hanging="360"/>
+      </w:pPr>
+      <w:rPr>
+        <w:rFonts w:ascii="Wingdings" w:hAnsi="Wingdings" w:hint="default"/>
+      </w:rPr>
+    </w:lvl>
+  </w:abstractNum>
+  <w:abstractNum w:abstractNumId="35" w15:restartNumberingAfterBreak="0">
     <w:nsid w:val="558F16CD"/>
     <w:multiLevelType w:val="hybridMultilevel"/>
     <w:tmpl w:val="B55E7788"/>
@@ -12333,7 +13392,7 @@
       </w:pPr>
     </w:lvl>
   </w:abstractNum>
-  <w:abstractNum w:abstractNumId="32" w15:restartNumberingAfterBreak="0">
+  <w:abstractNum w:abstractNumId="36" w15:restartNumberingAfterBreak="0">
     <w:nsid w:val="56F23900"/>
     <w:multiLevelType w:val="multilevel"/>
     <w:tmpl w:val="E75EAD7C"/>
@@ -12446,7 +13505,7 @@
       </w:rPr>
     </w:lvl>
   </w:abstractNum>
-  <w:abstractNum w:abstractNumId="33" w15:restartNumberingAfterBreak="0">
+  <w:abstractNum w:abstractNumId="37" w15:restartNumberingAfterBreak="0">
     <w:nsid w:val="56F257DF"/>
     <w:multiLevelType w:val="multilevel"/>
     <w:tmpl w:val="BE845502"/>
@@ -12595,7 +13654,233 @@
       </w:rPr>
     </w:lvl>
   </w:abstractNum>
-  <w:abstractNum w:abstractNumId="34" w15:restartNumberingAfterBreak="0">
+  <w:abstractNum w:abstractNumId="38" w15:restartNumberingAfterBreak="0">
+    <w:nsid w:val="5D443939"/>
+    <w:multiLevelType w:val="hybridMultilevel"/>
+    <w:tmpl w:val="00B2FDC8"/>
+    <w:lvl w:ilvl="0" w:tplc="9DDA5BCC">
+      <w:start w:val="1"/>
+      <w:numFmt w:val="bullet"/>
+      <w:lvlText w:val=""/>
+      <w:lvlJc w:val="right"/>
+      <w:pPr>
+        <w:ind w:left="720" w:hanging="360"/>
+      </w:pPr>
+      <w:rPr>
+        <w:rFonts w:ascii="Symbol" w:hAnsi="Symbol"/>
+      </w:rPr>
+    </w:lvl>
+    <w:lvl w:ilvl="1" w:tplc="04090003" w:tentative="1">
+      <w:start w:val="1"/>
+      <w:numFmt w:val="bullet"/>
+      <w:lvlText w:val="o"/>
+      <w:lvlJc w:val="left"/>
+      <w:pPr>
+        <w:ind w:left="1440" w:hanging="360"/>
+      </w:pPr>
+      <w:rPr>
+        <w:rFonts w:ascii="Courier New" w:hAnsi="Courier New" w:cs="Courier New" w:hint="default"/>
+      </w:rPr>
+    </w:lvl>
+    <w:lvl w:ilvl="2" w:tplc="04090005" w:tentative="1">
+      <w:start w:val="1"/>
+      <w:numFmt w:val="bullet"/>
+      <w:lvlText w:val=""/>
+      <w:lvlJc w:val="left"/>
+      <w:pPr>
+        <w:ind w:left="2160" w:hanging="360"/>
+      </w:pPr>
+      <w:rPr>
+        <w:rFonts w:ascii="Wingdings" w:hAnsi="Wingdings" w:hint="default"/>
+      </w:rPr>
+    </w:lvl>
+    <w:lvl w:ilvl="3" w:tplc="04090001" w:tentative="1">
+      <w:start w:val="1"/>
+      <w:numFmt w:val="bullet"/>
+      <w:lvlText w:val=""/>
+      <w:lvlJc w:val="left"/>
+      <w:pPr>
+        <w:ind w:left="2880" w:hanging="360"/>
+      </w:pPr>
+      <w:rPr>
+        <w:rFonts w:ascii="Symbol" w:hAnsi="Symbol" w:hint="default"/>
+      </w:rPr>
+    </w:lvl>
+    <w:lvl w:ilvl="4" w:tplc="04090003" w:tentative="1">
+      <w:start w:val="1"/>
+      <w:numFmt w:val="bullet"/>
+      <w:lvlText w:val="o"/>
+      <w:lvlJc w:val="left"/>
+      <w:pPr>
+        <w:ind w:left="3600" w:hanging="360"/>
+      </w:pPr>
+      <w:rPr>
+        <w:rFonts w:ascii="Courier New" w:hAnsi="Courier New" w:cs="Courier New" w:hint="default"/>
+      </w:rPr>
+    </w:lvl>
+    <w:lvl w:ilvl="5" w:tplc="04090005" w:tentative="1">
+      <w:start w:val="1"/>
+      <w:numFmt w:val="bullet"/>
+      <w:lvlText w:val=""/>
+      <w:lvlJc w:val="left"/>
+      <w:pPr>
+        <w:ind w:left="4320" w:hanging="360"/>
+      </w:pPr>
+      <w:rPr>
+        <w:rFonts w:ascii="Wingdings" w:hAnsi="Wingdings" w:hint="default"/>
+      </w:rPr>
+    </w:lvl>
+    <w:lvl w:ilvl="6" w:tplc="04090001" w:tentative="1">
+      <w:start w:val="1"/>
+      <w:numFmt w:val="bullet"/>
+      <w:lvlText w:val=""/>
+      <w:lvlJc w:val="left"/>
+      <w:pPr>
+        <w:ind w:left="5040" w:hanging="360"/>
+      </w:pPr>
+      <w:rPr>
+        <w:rFonts w:ascii="Symbol" w:hAnsi="Symbol" w:hint="default"/>
+      </w:rPr>
+    </w:lvl>
+    <w:lvl w:ilvl="7" w:tplc="04090003" w:tentative="1">
+      <w:start w:val="1"/>
+      <w:numFmt w:val="bullet"/>
+      <w:lvlText w:val="o"/>
+      <w:lvlJc w:val="left"/>
+      <w:pPr>
+        <w:ind w:left="5760" w:hanging="360"/>
+      </w:pPr>
+      <w:rPr>
+        <w:rFonts w:ascii="Courier New" w:hAnsi="Courier New" w:cs="Courier New" w:hint="default"/>
+      </w:rPr>
+    </w:lvl>
+    <w:lvl w:ilvl="8" w:tplc="04090005" w:tentative="1">
+      <w:start w:val="1"/>
+      <w:numFmt w:val="bullet"/>
+      <w:lvlText w:val=""/>
+      <w:lvlJc w:val="left"/>
+      <w:pPr>
+        <w:ind w:left="6480" w:hanging="360"/>
+      </w:pPr>
+      <w:rPr>
+        <w:rFonts w:ascii="Wingdings" w:hAnsi="Wingdings" w:hint="default"/>
+      </w:rPr>
+    </w:lvl>
+  </w:abstractNum>
+  <w:abstractNum w:abstractNumId="39" w15:restartNumberingAfterBreak="0">
+    <w:nsid w:val="61571804"/>
+    <w:multiLevelType w:val="hybridMultilevel"/>
+    <w:tmpl w:val="ECA28368"/>
+    <w:lvl w:ilvl="0" w:tplc="620241A2">
+      <w:start w:val="1"/>
+      <w:numFmt w:val="bullet"/>
+      <w:lvlText w:val=""/>
+      <w:lvlJc w:val="right"/>
+      <w:pPr>
+        <w:ind w:left="720" w:hanging="360"/>
+      </w:pPr>
+      <w:rPr>
+        <w:rFonts w:ascii="Symbol" w:hAnsi="Symbol" w:hint="default"/>
+      </w:rPr>
+    </w:lvl>
+    <w:lvl w:ilvl="1" w:tplc="04090003" w:tentative="1">
+      <w:start w:val="1"/>
+      <w:numFmt w:val="bullet"/>
+      <w:lvlText w:val="o"/>
+      <w:lvlJc w:val="left"/>
+      <w:pPr>
+        <w:ind w:left="1440" w:hanging="360"/>
+      </w:pPr>
+      <w:rPr>
+        <w:rFonts w:ascii="Courier New" w:hAnsi="Courier New" w:cs="Courier New" w:hint="default"/>
+      </w:rPr>
+    </w:lvl>
+    <w:lvl w:ilvl="2" w:tplc="04090005" w:tentative="1">
+      <w:start w:val="1"/>
+      <w:numFmt w:val="bullet"/>
+      <w:lvlText w:val=""/>
+      <w:lvlJc w:val="left"/>
+      <w:pPr>
+        <w:ind w:left="2160" w:hanging="360"/>
+      </w:pPr>
+      <w:rPr>
+        <w:rFonts w:ascii="Wingdings" w:hAnsi="Wingdings" w:hint="default"/>
+      </w:rPr>
+    </w:lvl>
+    <w:lvl w:ilvl="3" w:tplc="04090001" w:tentative="1">
+      <w:start w:val="1"/>
+      <w:numFmt w:val="bullet"/>
+      <w:lvlText w:val=""/>
+      <w:lvlJc w:val="left"/>
+      <w:pPr>
+        <w:ind w:left="2880" w:hanging="360"/>
+      </w:pPr>
+      <w:rPr>
+        <w:rFonts w:ascii="Symbol" w:hAnsi="Symbol" w:hint="default"/>
+      </w:rPr>
+    </w:lvl>
+    <w:lvl w:ilvl="4" w:tplc="04090003" w:tentative="1">
+      <w:start w:val="1"/>
+      <w:numFmt w:val="bullet"/>
+      <w:lvlText w:val="o"/>
+      <w:lvlJc w:val="left"/>
+      <w:pPr>
+        <w:ind w:left="3600" w:hanging="360"/>
+      </w:pPr>
+      <w:rPr>
+        <w:rFonts w:ascii="Courier New" w:hAnsi="Courier New" w:cs="Courier New" w:hint="default"/>
+      </w:rPr>
+    </w:lvl>
+    <w:lvl w:ilvl="5" w:tplc="04090005" w:tentative="1">
+      <w:start w:val="1"/>
+      <w:numFmt w:val="bullet"/>
+      <w:lvlText w:val=""/>
+      <w:lvlJc w:val="left"/>
+      <w:pPr>
+        <w:ind w:left="4320" w:hanging="360"/>
+      </w:pPr>
+      <w:rPr>
+        <w:rFonts w:ascii="Wingdings" w:hAnsi="Wingdings" w:hint="default"/>
+      </w:rPr>
+    </w:lvl>
+    <w:lvl w:ilvl="6" w:tplc="04090001" w:tentative="1">
+      <w:start w:val="1"/>
+      <w:numFmt w:val="bullet"/>
+      <w:lvlText w:val=""/>
+      <w:lvlJc w:val="left"/>
+      <w:pPr>
+        <w:ind w:left="5040" w:hanging="360"/>
+      </w:pPr>
+      <w:rPr>
+        <w:rFonts w:ascii="Symbol" w:hAnsi="Symbol" w:hint="default"/>
+      </w:rPr>
+    </w:lvl>
+    <w:lvl w:ilvl="7" w:tplc="04090003" w:tentative="1">
+      <w:start w:val="1"/>
+      <w:numFmt w:val="bullet"/>
+      <w:lvlText w:val="o"/>
+      <w:lvlJc w:val="left"/>
+      <w:pPr>
+        <w:ind w:left="5760" w:hanging="360"/>
+      </w:pPr>
+      <w:rPr>
+        <w:rFonts w:ascii="Courier New" w:hAnsi="Courier New" w:cs="Courier New" w:hint="default"/>
+      </w:rPr>
+    </w:lvl>
+    <w:lvl w:ilvl="8" w:tplc="04090005" w:tentative="1">
+      <w:start w:val="1"/>
+      <w:numFmt w:val="bullet"/>
+      <w:lvlText w:val=""/>
+      <w:lvlJc w:val="left"/>
+      <w:pPr>
+        <w:ind w:left="6480" w:hanging="360"/>
+      </w:pPr>
+      <w:rPr>
+        <w:rFonts w:ascii="Wingdings" w:hAnsi="Wingdings" w:hint="default"/>
+      </w:rPr>
+    </w:lvl>
+  </w:abstractNum>
+  <w:abstractNum w:abstractNumId="40" w15:restartNumberingAfterBreak="0">
     <w:nsid w:val="615F37EB"/>
     <w:multiLevelType w:val="hybridMultilevel"/>
     <w:tmpl w:val="E1FAB66E"/>
@@ -12684,7 +13969,7 @@
       </w:pPr>
     </w:lvl>
   </w:abstractNum>
-  <w:abstractNum w:abstractNumId="35" w15:restartNumberingAfterBreak="0">
+  <w:abstractNum w:abstractNumId="41" w15:restartNumberingAfterBreak="0">
     <w:nsid w:val="629C3A74"/>
     <w:multiLevelType w:val="multilevel"/>
     <w:tmpl w:val="79A88A0A"/>
@@ -12797,7 +14082,7 @@
       </w:rPr>
     </w:lvl>
   </w:abstractNum>
-  <w:abstractNum w:abstractNumId="36" w15:restartNumberingAfterBreak="0">
+  <w:abstractNum w:abstractNumId="42" w15:restartNumberingAfterBreak="0">
     <w:nsid w:val="63447E32"/>
     <w:multiLevelType w:val="multilevel"/>
     <w:tmpl w:val="52889FAE"/>
@@ -12910,7 +14195,7 @@
       </w:rPr>
     </w:lvl>
   </w:abstractNum>
-  <w:abstractNum w:abstractNumId="37" w15:restartNumberingAfterBreak="0">
+  <w:abstractNum w:abstractNumId="43" w15:restartNumberingAfterBreak="0">
     <w:nsid w:val="6351619B"/>
     <w:multiLevelType w:val="hybridMultilevel"/>
     <w:tmpl w:val="7882ABD0"/>
@@ -13023,7 +14308,7 @@
       </w:rPr>
     </w:lvl>
   </w:abstractNum>
-  <w:abstractNum w:abstractNumId="38" w15:restartNumberingAfterBreak="0">
+  <w:abstractNum w:abstractNumId="44" w15:restartNumberingAfterBreak="0">
     <w:nsid w:val="63684903"/>
     <w:multiLevelType w:val="multilevel"/>
     <w:tmpl w:val="8BB2B652"/>
@@ -13136,7 +14421,7 @@
       </w:rPr>
     </w:lvl>
   </w:abstractNum>
-  <w:abstractNum w:abstractNumId="39" w15:restartNumberingAfterBreak="0">
+  <w:abstractNum w:abstractNumId="45" w15:restartNumberingAfterBreak="0">
     <w:nsid w:val="643A412B"/>
     <w:multiLevelType w:val="multilevel"/>
     <w:tmpl w:val="E0640E62"/>
@@ -13249,7 +14534,7 @@
       </w:rPr>
     </w:lvl>
   </w:abstractNum>
-  <w:abstractNum w:abstractNumId="40" w15:restartNumberingAfterBreak="0">
+  <w:abstractNum w:abstractNumId="46" w15:restartNumberingAfterBreak="0">
     <w:nsid w:val="69536EDA"/>
     <w:multiLevelType w:val="multilevel"/>
     <w:tmpl w:val="D4F8B26A"/>
@@ -13362,7 +14647,7 @@
       </w:rPr>
     </w:lvl>
   </w:abstractNum>
-  <w:abstractNum w:abstractNumId="41" w15:restartNumberingAfterBreak="0">
+  <w:abstractNum w:abstractNumId="47" w15:restartNumberingAfterBreak="0">
     <w:nsid w:val="69911B0E"/>
     <w:multiLevelType w:val="multilevel"/>
     <w:tmpl w:val="1B68BB80"/>
@@ -13475,7 +14760,7 @@
       </w:rPr>
     </w:lvl>
   </w:abstractNum>
-  <w:abstractNum w:abstractNumId="42" w15:restartNumberingAfterBreak="0">
+  <w:abstractNum w:abstractNumId="48" w15:restartNumberingAfterBreak="0">
     <w:nsid w:val="701067AC"/>
     <w:multiLevelType w:val="multilevel"/>
     <w:tmpl w:val="21065208"/>
@@ -13592,7 +14877,96 @@
       </w:pPr>
     </w:lvl>
   </w:abstractNum>
-  <w:abstractNum w:abstractNumId="43" w15:restartNumberingAfterBreak="0">
+  <w:abstractNum w:abstractNumId="49" w15:restartNumberingAfterBreak="0">
+    <w:nsid w:val="74454D8F"/>
+    <w:multiLevelType w:val="hybridMultilevel"/>
+    <w:tmpl w:val="CD7A7C1E"/>
+    <w:lvl w:ilvl="0" w:tplc="04090011">
+      <w:start w:val="1"/>
+      <w:numFmt w:val="decimal"/>
+      <w:lvlText w:val="%1)"/>
+      <w:lvlJc w:val="left"/>
+      <w:pPr>
+        <w:ind w:left="720" w:hanging="360"/>
+      </w:pPr>
+      <w:rPr>
+        <w:rFonts w:hint="default"/>
+      </w:rPr>
+    </w:lvl>
+    <w:lvl w:ilvl="1" w:tplc="04090019" w:tentative="1">
+      <w:start w:val="1"/>
+      <w:numFmt w:val="lowerLetter"/>
+      <w:lvlText w:val="%2."/>
+      <w:lvlJc w:val="left"/>
+      <w:pPr>
+        <w:ind w:left="1440" w:hanging="360"/>
+      </w:pPr>
+    </w:lvl>
+    <w:lvl w:ilvl="2" w:tplc="0409001B" w:tentative="1">
+      <w:start w:val="1"/>
+      <w:numFmt w:val="lowerRoman"/>
+      <w:lvlText w:val="%3."/>
+      <w:lvlJc w:val="right"/>
+      <w:pPr>
+        <w:ind w:left="2160" w:hanging="180"/>
+      </w:pPr>
+    </w:lvl>
+    <w:lvl w:ilvl="3" w:tplc="0409000F" w:tentative="1">
+      <w:start w:val="1"/>
+      <w:numFmt w:val="decimal"/>
+      <w:lvlText w:val="%4."/>
+      <w:lvlJc w:val="left"/>
+      <w:pPr>
+        <w:ind w:left="2880" w:hanging="360"/>
+      </w:pPr>
+    </w:lvl>
+    <w:lvl w:ilvl="4" w:tplc="04090019" w:tentative="1">
+      <w:start w:val="1"/>
+      <w:numFmt w:val="lowerLetter"/>
+      <w:lvlText w:val="%5."/>
+      <w:lvlJc w:val="left"/>
+      <w:pPr>
+        <w:ind w:left="3600" w:hanging="360"/>
+      </w:pPr>
+    </w:lvl>
+    <w:lvl w:ilvl="5" w:tplc="0409001B" w:tentative="1">
+      <w:start w:val="1"/>
+      <w:numFmt w:val="lowerRoman"/>
+      <w:lvlText w:val="%6."/>
+      <w:lvlJc w:val="right"/>
+      <w:pPr>
+        <w:ind w:left="4320" w:hanging="180"/>
+      </w:pPr>
+    </w:lvl>
+    <w:lvl w:ilvl="6" w:tplc="0409000F" w:tentative="1">
+      <w:start w:val="1"/>
+      <w:numFmt w:val="decimal"/>
+      <w:lvlText w:val="%7."/>
+      <w:lvlJc w:val="left"/>
+      <w:pPr>
+        <w:ind w:left="5040" w:hanging="360"/>
+      </w:pPr>
+    </w:lvl>
+    <w:lvl w:ilvl="7" w:tplc="04090019" w:tentative="1">
+      <w:start w:val="1"/>
+      <w:numFmt w:val="lowerLetter"/>
+      <w:lvlText w:val="%8."/>
+      <w:lvlJc w:val="left"/>
+      <w:pPr>
+        <w:ind w:left="5760" w:hanging="360"/>
+      </w:pPr>
+    </w:lvl>
+    <w:lvl w:ilvl="8" w:tplc="0409001B" w:tentative="1">
+      <w:start w:val="1"/>
+      <w:numFmt w:val="lowerRoman"/>
+      <w:lvlText w:val="%9."/>
+      <w:lvlJc w:val="right"/>
+      <w:pPr>
+        <w:ind w:left="6480" w:hanging="180"/>
+      </w:pPr>
+    </w:lvl>
+  </w:abstractNum>
+  <w:abstractNum w:abstractNumId="50" w15:restartNumberingAfterBreak="0">
     <w:nsid w:val="7CB32334"/>
     <w:multiLevelType w:val="multilevel"/>
     <w:tmpl w:val="64245956"/>
@@ -13742,49 +15116,49 @@
     </w:lvl>
   </w:abstractNum>
   <w:num w:numId="1" w16cid:durableId="1001661364">
-    <w:abstractNumId w:val="39"/>
+    <w:abstractNumId w:val="45"/>
   </w:num>
   <w:num w:numId="2" w16cid:durableId="727147920">
     <w:abstractNumId w:val="10"/>
   </w:num>
   <w:num w:numId="3" w16cid:durableId="1580165213">
-    <w:abstractNumId w:val="24"/>
+    <w:abstractNumId w:val="26"/>
   </w:num>
   <w:num w:numId="4" w16cid:durableId="1232427800">
-    <w:abstractNumId w:val="38"/>
+    <w:abstractNumId w:val="44"/>
   </w:num>
   <w:num w:numId="5" w16cid:durableId="23869772">
     <w:abstractNumId w:val="0"/>
   </w:num>
   <w:num w:numId="6" w16cid:durableId="1303466797">
-    <w:abstractNumId w:val="36"/>
+    <w:abstractNumId w:val="42"/>
   </w:num>
   <w:num w:numId="7" w16cid:durableId="98306034">
-    <w:abstractNumId w:val="29"/>
+    <w:abstractNumId w:val="32"/>
   </w:num>
   <w:num w:numId="8" w16cid:durableId="896433225">
-    <w:abstractNumId w:val="16"/>
+    <w:abstractNumId w:val="18"/>
   </w:num>
   <w:num w:numId="9" w16cid:durableId="994139945">
-    <w:abstractNumId w:val="40"/>
+    <w:abstractNumId w:val="46"/>
   </w:num>
   <w:num w:numId="10" w16cid:durableId="1991515844">
-    <w:abstractNumId w:val="41"/>
+    <w:abstractNumId w:val="47"/>
   </w:num>
   <w:num w:numId="11" w16cid:durableId="1392458418">
-    <w:abstractNumId w:val="28"/>
+    <w:abstractNumId w:val="31"/>
   </w:num>
   <w:num w:numId="12" w16cid:durableId="322198287">
     <w:abstractNumId w:val="7"/>
   </w:num>
   <w:num w:numId="13" w16cid:durableId="1264145952">
-    <w:abstractNumId w:val="32"/>
+    <w:abstractNumId w:val="36"/>
   </w:num>
   <w:num w:numId="14" w16cid:durableId="166210563">
-    <w:abstractNumId w:val="35"/>
+    <w:abstractNumId w:val="41"/>
   </w:num>
   <w:num w:numId="15" w16cid:durableId="1070079204">
-    <w:abstractNumId w:val="18"/>
+    <w:abstractNumId w:val="20"/>
   </w:num>
   <w:num w:numId="16" w16cid:durableId="1007173184">
     <w:abstractNumId w:val="2"/>
@@ -13793,58 +15167,58 @@
     <w:abstractNumId w:val="3"/>
   </w:num>
   <w:num w:numId="18" w16cid:durableId="1664697751">
-    <w:abstractNumId w:val="37"/>
+    <w:abstractNumId w:val="43"/>
   </w:num>
   <w:num w:numId="19" w16cid:durableId="715277415">
-    <w:abstractNumId w:val="31"/>
+    <w:abstractNumId w:val="35"/>
   </w:num>
   <w:num w:numId="20" w16cid:durableId="1743603511">
-    <w:abstractNumId w:val="19"/>
+    <w:abstractNumId w:val="21"/>
   </w:num>
   <w:num w:numId="21" w16cid:durableId="1896238802">
     <w:abstractNumId w:val="1"/>
   </w:num>
   <w:num w:numId="22" w16cid:durableId="1575168340">
-    <w:abstractNumId w:val="14"/>
+    <w:abstractNumId w:val="16"/>
   </w:num>
   <w:num w:numId="23" w16cid:durableId="2020085884">
     <w:abstractNumId w:val="4"/>
   </w:num>
   <w:num w:numId="24" w16cid:durableId="1789279203">
-    <w:abstractNumId w:val="30"/>
+    <w:abstractNumId w:val="33"/>
   </w:num>
   <w:num w:numId="25" w16cid:durableId="1075054799">
-    <w:abstractNumId w:val="33"/>
+    <w:abstractNumId w:val="37"/>
   </w:num>
   <w:num w:numId="26" w16cid:durableId="1450783934">
-    <w:abstractNumId w:val="43"/>
+    <w:abstractNumId w:val="50"/>
   </w:num>
   <w:num w:numId="27" w16cid:durableId="961421993">
     <w:abstractNumId w:val="9"/>
   </w:num>
   <w:num w:numId="28" w16cid:durableId="633217656">
-    <w:abstractNumId w:val="22"/>
+    <w:abstractNumId w:val="24"/>
   </w:num>
   <w:num w:numId="29" w16cid:durableId="214051593">
-    <w:abstractNumId w:val="13"/>
+    <w:abstractNumId w:val="15"/>
   </w:num>
   <w:num w:numId="30" w16cid:durableId="1767994993">
-    <w:abstractNumId w:val="26"/>
+    <w:abstractNumId w:val="29"/>
   </w:num>
   <w:num w:numId="31" w16cid:durableId="1205948128">
-    <w:abstractNumId w:val="15"/>
+    <w:abstractNumId w:val="17"/>
   </w:num>
   <w:num w:numId="32" w16cid:durableId="1838155347">
-    <w:abstractNumId w:val="20"/>
+    <w:abstractNumId w:val="22"/>
   </w:num>
   <w:num w:numId="33" w16cid:durableId="355231313">
     <w:abstractNumId w:val="6"/>
   </w:num>
   <w:num w:numId="34" w16cid:durableId="1087458569">
-    <w:abstractNumId w:val="12"/>
+    <w:abstractNumId w:val="13"/>
   </w:num>
   <w:num w:numId="35" w16cid:durableId="1415320394">
-    <w:abstractNumId w:val="25"/>
+    <w:abstractNumId w:val="27"/>
   </w:num>
   <w:num w:numId="36" w16cid:durableId="1708019043">
     <w:abstractNumId w:val="8"/>
@@ -13853,24 +15227,45 @@
     <w:abstractNumId w:val="5"/>
   </w:num>
   <w:num w:numId="38" w16cid:durableId="916983984">
-    <w:abstractNumId w:val="21"/>
+    <w:abstractNumId w:val="23"/>
   </w:num>
   <w:num w:numId="39" w16cid:durableId="1113673461">
-    <w:abstractNumId w:val="42"/>
+    <w:abstractNumId w:val="48"/>
   </w:num>
   <w:num w:numId="40" w16cid:durableId="83190724">
-    <w:abstractNumId w:val="17"/>
+    <w:abstractNumId w:val="19"/>
   </w:num>
   <w:num w:numId="41" w16cid:durableId="617445199">
-    <w:abstractNumId w:val="27"/>
+    <w:abstractNumId w:val="30"/>
   </w:num>
   <w:num w:numId="42" w16cid:durableId="977808886">
-    <w:abstractNumId w:val="23"/>
+    <w:abstractNumId w:val="25"/>
   </w:num>
   <w:num w:numId="43" w16cid:durableId="1945066016">
     <w:abstractNumId w:val="11"/>
   </w:num>
   <w:num w:numId="44" w16cid:durableId="593979304">
+    <w:abstractNumId w:val="40"/>
+  </w:num>
+  <w:num w:numId="45" w16cid:durableId="1458717138">
+    <w:abstractNumId w:val="38"/>
+  </w:num>
+  <w:num w:numId="46" w16cid:durableId="772169616">
+    <w:abstractNumId w:val="49"/>
+  </w:num>
+  <w:num w:numId="47" w16cid:durableId="1955404504">
+    <w:abstractNumId w:val="28"/>
+  </w:num>
+  <w:num w:numId="48" w16cid:durableId="76441305">
+    <w:abstractNumId w:val="39"/>
+  </w:num>
+  <w:num w:numId="49" w16cid:durableId="653991139">
+    <w:abstractNumId w:val="14"/>
+  </w:num>
+  <w:num w:numId="50" w16cid:durableId="1399937117">
+    <w:abstractNumId w:val="12"/>
+  </w:num>
+  <w:num w:numId="51" w16cid:durableId="1872184770">
     <w:abstractNumId w:val="34"/>
   </w:num>
 </w:numbering>
@@ -14392,6 +15787,7 @@
   <w:style w:type="character" w:default="1" w:styleId="a0">
     <w:name w:val="Default Paragraph Font"/>
     <w:uiPriority w:val="1"/>
+    <w:semiHidden/>
     <w:unhideWhenUsed/>
   </w:style>
   <w:style w:type="table" w:default="1" w:styleId="a1">
